--- a/Информатика 2_собеседование.docx
+++ b/Информатика 2_собеседование.docx
@@ -77,22 +77,22 @@
     </w:p>
     <w:p>
       <w:r>
-        <w:t>2) 12211111</w:t>
-      </w:r>
-    </w:p>
-    <w:p>
-      <w:r>
-        <w:t>3) 22111221</w:t>
-      </w:r>
-    </w:p>
-    <w:p>
-      <w:r>
-        <w:t>4) 12212211</w:t>
-      </w:r>
-    </w:p>
-    <w:p>
-      <w:r>
-        <w:t>5) 12212221.</w:t>
+        <w:t>1) 12211111;</w:t>
+      </w:r>
+    </w:p>
+    <w:p>
+      <w:r>
+        <w:t>2) 22111221;</w:t>
+      </w:r>
+    </w:p>
+    <w:p>
+      <w:r>
+        <w:t>3) 12212211;</w:t>
+      </w:r>
+    </w:p>
+    <w:p>
+      <w:r>
+        <w:t>4) 12212221.</w:t>
       </w:r>
     </w:p>
     <w:p>
@@ -132,22 +132,22 @@
     </w:p>
     <w:p>
       <w:r>
-        <w:t>2) ca*.doc;</w:t>
-      </w:r>
-    </w:p>
-    <w:p>
-      <w:r>
-        <w:t>3) c*t.doc;</w:t>
-      </w:r>
-    </w:p>
-    <w:p>
-      <w:r>
-        <w:t>4) *.doc;</w:t>
-      </w:r>
-    </w:p>
-    <w:p>
-      <w:r>
-        <w:t>5) c?r.doc.</w:t>
+        <w:t>1) ca*.doc;</w:t>
+      </w:r>
+    </w:p>
+    <w:p>
+      <w:r>
+        <w:t>2) c*t.doc;</w:t>
+      </w:r>
+    </w:p>
+    <w:p>
+      <w:r>
+        <w:t>3) *.doc;</w:t>
+      </w:r>
+    </w:p>
+    <w:p>
+      <w:r>
+        <w:t>4) c?r.doc.</w:t>
       </w:r>
     </w:p>
     <w:p>
@@ -275,22 +275,22 @@
     </w:p>
     <w:p>
       <w:r>
-        <w:t>2) 11211122</w:t>
-      </w:r>
-    </w:p>
-    <w:p>
-      <w:r>
-        <w:t>3) 11212111</w:t>
-      </w:r>
-    </w:p>
-    <w:p>
-      <w:r>
-        <w:t>4) 21221111</w:t>
-      </w:r>
-    </w:p>
-    <w:p>
-      <w:r>
-        <w:t>5) 12211221.</w:t>
+        <w:t>1) 11211122;</w:t>
+      </w:r>
+    </w:p>
+    <w:p>
+      <w:r>
+        <w:t>2) 11212111;</w:t>
+      </w:r>
+    </w:p>
+    <w:p>
+      <w:r>
+        <w:t>3) 21221111;</w:t>
+      </w:r>
+    </w:p>
+    <w:p>
+      <w:r>
+        <w:t>4) 12211221.</w:t>
       </w:r>
     </w:p>
     <w:p>
@@ -336,22 +336,22 @@
     </w:p>
     <w:p>
       <w:r>
-        <w:t>2) ?*mi*.m*;</w:t>
-      </w:r>
-    </w:p>
-    <w:p>
-      <w:r>
-        <w:t>3) *mi*.mp*;</w:t>
-      </w:r>
-    </w:p>
-    <w:p>
-      <w:r>
-        <w:t>4) *?mi?.mp*;</w:t>
-      </w:r>
-    </w:p>
-    <w:p>
-      <w:r>
-        <w:t>5) *?mi*.mp*.</w:t>
+        <w:t>1) ?*mi*.m*;</w:t>
+      </w:r>
+    </w:p>
+    <w:p>
+      <w:r>
+        <w:t>2) *mi*.mp*;</w:t>
+      </w:r>
+    </w:p>
+    <w:p>
+      <w:r>
+        <w:t>3) *?mi?.mp*;</w:t>
+      </w:r>
+    </w:p>
+    <w:p>
+      <w:r>
+        <w:t>4) *?mi*.mp*.</w:t>
       </w:r>
     </w:p>
     <w:p>
@@ -479,22 +479,22 @@
     </w:p>
     <w:p>
       <w:r>
-        <w:t>2) 11211222</w:t>
-      </w:r>
-    </w:p>
-    <w:p>
-      <w:r>
-        <w:t>3) 21112212</w:t>
-      </w:r>
-    </w:p>
-    <w:p>
-      <w:r>
-        <w:t>4) 22222122</w:t>
-      </w:r>
-    </w:p>
-    <w:p>
-      <w:r>
-        <w:t>5) 12221112.</w:t>
+        <w:t>1) 11211222;</w:t>
+      </w:r>
+    </w:p>
+    <w:p>
+      <w:r>
+        <w:t>2) 21112212;</w:t>
+      </w:r>
+    </w:p>
+    <w:p>
+      <w:r>
+        <w:t>3) 22222122;</w:t>
+      </w:r>
+    </w:p>
+    <w:p>
+      <w:r>
+        <w:t>4) 12221112.</w:t>
       </w:r>
     </w:p>
     <w:p>
@@ -534,22 +534,22 @@
     </w:p>
     <w:p>
       <w:r>
-        <w:t>2) *.csv;</w:t>
-      </w:r>
-    </w:p>
-    <w:p>
-      <w:r>
-        <w:t>3) box.*;</w:t>
-      </w:r>
-    </w:p>
-    <w:p>
-      <w:r>
-        <w:t>4) b*.*;</w:t>
-      </w:r>
-    </w:p>
-    <w:p>
-      <w:r>
-        <w:t>5) bo?.*.</w:t>
+        <w:t>1) *.csv;</w:t>
+      </w:r>
+    </w:p>
+    <w:p>
+      <w:r>
+        <w:t>2) box.*;</w:t>
+      </w:r>
+    </w:p>
+    <w:p>
+      <w:r>
+        <w:t>3) b*.*;</w:t>
+      </w:r>
+    </w:p>
+    <w:p>
+      <w:r>
+        <w:t>4) bo?.*.</w:t>
       </w:r>
     </w:p>
     <w:p>
@@ -677,22 +677,22 @@
     </w:p>
     <w:p>
       <w:r>
-        <w:t>2) 11221222</w:t>
-      </w:r>
-    </w:p>
-    <w:p>
-      <w:r>
-        <w:t>3) 21222121</w:t>
-      </w:r>
-    </w:p>
-    <w:p>
-      <w:r>
-        <w:t>4) 21112111</w:t>
-      </w:r>
-    </w:p>
-    <w:p>
-      <w:r>
-        <w:t>5) 11212112.</w:t>
+        <w:t>1) 11221222;</w:t>
+      </w:r>
+    </w:p>
+    <w:p>
+      <w:r>
+        <w:t>2) 21222121;</w:t>
+      </w:r>
+    </w:p>
+    <w:p>
+      <w:r>
+        <w:t>3) 21112111;</w:t>
+      </w:r>
+    </w:p>
+    <w:p>
+      <w:r>
+        <w:t>4) 11212112.</w:t>
       </w:r>
     </w:p>
     <w:p>
@@ -732,22 +732,22 @@
     </w:p>
     <w:p>
       <w:r>
-        <w:t>2) r*.mp*;</w:t>
-      </w:r>
-    </w:p>
-    <w:p>
-      <w:r>
-        <w:t>3) rain.*;</w:t>
-      </w:r>
-    </w:p>
-    <w:p>
-      <w:r>
-        <w:t>4) *ain.mp5;</w:t>
-      </w:r>
-    </w:p>
-    <w:p>
-      <w:r>
-        <w:t>5) *rain*.</w:t>
+        <w:t>1) r*.mp*;</w:t>
+      </w:r>
+    </w:p>
+    <w:p>
+      <w:r>
+        <w:t>2) rain.*;</w:t>
+      </w:r>
+    </w:p>
+    <w:p>
+      <w:r>
+        <w:t>3) *ain.mp5;</w:t>
+      </w:r>
+    </w:p>
+    <w:p>
+      <w:r>
+        <w:t>4) *rain*.</w:t>
       </w:r>
     </w:p>
     <w:p>
@@ -875,22 +875,22 @@
     </w:p>
     <w:p>
       <w:r>
-        <w:t>2) 22211221</w:t>
-      </w:r>
-    </w:p>
-    <w:p>
-      <w:r>
-        <w:t>3) 12211221</w:t>
-      </w:r>
-    </w:p>
-    <w:p>
-      <w:r>
-        <w:t>4) 12111122</w:t>
-      </w:r>
-    </w:p>
-    <w:p>
-      <w:r>
-        <w:t>5) 22222212.</w:t>
+        <w:t>1) 22211221;</w:t>
+      </w:r>
+    </w:p>
+    <w:p>
+      <w:r>
+        <w:t>2) 12211221;</w:t>
+      </w:r>
+    </w:p>
+    <w:p>
+      <w:r>
+        <w:t>3) 12111122;</w:t>
+      </w:r>
+    </w:p>
+    <w:p>
+      <w:r>
+        <w:t>4) 22222212.</w:t>
       </w:r>
     </w:p>
     <w:p>
@@ -932,22 +932,22 @@
     </w:p>
     <w:p>
       <w:r>
-        <w:t>2) a2.*;</w:t>
-      </w:r>
-    </w:p>
-    <w:p>
-      <w:r>
-        <w:t>3) a?.*;</w:t>
-      </w:r>
-    </w:p>
-    <w:p>
-      <w:r>
-        <w:t>4) *2.*;</w:t>
-      </w:r>
-    </w:p>
-    <w:p>
-      <w:r>
-        <w:t>5) a*.x.</w:t>
+        <w:t>1) a2.*;</w:t>
+      </w:r>
+    </w:p>
+    <w:p>
+      <w:r>
+        <w:t>2) a?.*;</w:t>
+      </w:r>
+    </w:p>
+    <w:p>
+      <w:r>
+        <w:t>3) *2.*;</w:t>
+      </w:r>
+    </w:p>
+    <w:p>
+      <w:r>
+        <w:t>4) a*.x.</w:t>
       </w:r>
     </w:p>
     <w:p>
@@ -1075,22 +1075,22 @@
     </w:p>
     <w:p>
       <w:r>
-        <w:t>2) 22112222</w:t>
-      </w:r>
-    </w:p>
-    <w:p>
-      <w:r>
-        <w:t>3) 12222211</w:t>
-      </w:r>
-    </w:p>
-    <w:p>
-      <w:r>
-        <w:t>4) 12221122</w:t>
-      </w:r>
-    </w:p>
-    <w:p>
-      <w:r>
-        <w:t>5) 12212122.</w:t>
+        <w:t>1) 22112222;</w:t>
+      </w:r>
+    </w:p>
+    <w:p>
+      <w:r>
+        <w:t>2) 12222211;</w:t>
+      </w:r>
+    </w:p>
+    <w:p>
+      <w:r>
+        <w:t>3) 12221122;</w:t>
+      </w:r>
+    </w:p>
+    <w:p>
+      <w:r>
+        <w:t>4) 12212122.</w:t>
       </w:r>
     </w:p>
     <w:p>
@@ -1130,22 +1130,22 @@
     </w:p>
     <w:p>
       <w:r>
-        <w:t>2) ca*.doc;</w:t>
-      </w:r>
-    </w:p>
-    <w:p>
-      <w:r>
-        <w:t>3) c*t.doc;</w:t>
-      </w:r>
-    </w:p>
-    <w:p>
-      <w:r>
-        <w:t>4) *.doc;</w:t>
-      </w:r>
-    </w:p>
-    <w:p>
-      <w:r>
-        <w:t>5) c?r.doc.</w:t>
+        <w:t>1) ca*.doc;</w:t>
+      </w:r>
+    </w:p>
+    <w:p>
+      <w:r>
+        <w:t>2) c*t.doc;</w:t>
+      </w:r>
+    </w:p>
+    <w:p>
+      <w:r>
+        <w:t>3) *.doc;</w:t>
+      </w:r>
+    </w:p>
+    <w:p>
+      <w:r>
+        <w:t>4) c?r.doc.</w:t>
       </w:r>
     </w:p>
     <w:p>
@@ -1273,22 +1273,22 @@
     </w:p>
     <w:p>
       <w:r>
-        <w:t>2) 22122112</w:t>
-      </w:r>
-    </w:p>
-    <w:p>
-      <w:r>
-        <w:t>3) 21211211</w:t>
-      </w:r>
-    </w:p>
-    <w:p>
-      <w:r>
-        <w:t>4) 11221211</w:t>
-      </w:r>
-    </w:p>
-    <w:p>
-      <w:r>
-        <w:t>5) 21212221.</w:t>
+        <w:t>1) 22122112;</w:t>
+      </w:r>
+    </w:p>
+    <w:p>
+      <w:r>
+        <w:t>2) 21211211;</w:t>
+      </w:r>
+    </w:p>
+    <w:p>
+      <w:r>
+        <w:t>3) 11221211;</w:t>
+      </w:r>
+    </w:p>
+    <w:p>
+      <w:r>
+        <w:t>4) 21212221.</w:t>
       </w:r>
     </w:p>
     <w:p>
@@ -1334,22 +1334,22 @@
     </w:p>
     <w:p>
       <w:r>
-        <w:t>2) ?*mi*.m*;</w:t>
-      </w:r>
-    </w:p>
-    <w:p>
-      <w:r>
-        <w:t>3) *mi*.mp*;</w:t>
-      </w:r>
-    </w:p>
-    <w:p>
-      <w:r>
-        <w:t>4) *?mi?.mp*;</w:t>
-      </w:r>
-    </w:p>
-    <w:p>
-      <w:r>
-        <w:t>5) *?mi*.mp*.</w:t>
+        <w:t>1) ?*mi*.m*;</w:t>
+      </w:r>
+    </w:p>
+    <w:p>
+      <w:r>
+        <w:t>2) *mi*.mp*;</w:t>
+      </w:r>
+    </w:p>
+    <w:p>
+      <w:r>
+        <w:t>3) *?mi?.mp*;</w:t>
+      </w:r>
+    </w:p>
+    <w:p>
+      <w:r>
+        <w:t>4) *?mi*.mp*.</w:t>
       </w:r>
     </w:p>
     <w:p>
@@ -1477,22 +1477,22 @@
     </w:p>
     <w:p>
       <w:r>
-        <w:t>2) 11211111</w:t>
-      </w:r>
-    </w:p>
-    <w:p>
-      <w:r>
-        <w:t>3) 22211112</w:t>
-      </w:r>
-    </w:p>
-    <w:p>
-      <w:r>
-        <w:t>4) 11212221</w:t>
-      </w:r>
-    </w:p>
-    <w:p>
-      <w:r>
-        <w:t>5) 12211211.</w:t>
+        <w:t>1) 11211111;</w:t>
+      </w:r>
+    </w:p>
+    <w:p>
+      <w:r>
+        <w:t>2) 22211112;</w:t>
+      </w:r>
+    </w:p>
+    <w:p>
+      <w:r>
+        <w:t>3) 11212221;</w:t>
+      </w:r>
+    </w:p>
+    <w:p>
+      <w:r>
+        <w:t>4) 12211211.</w:t>
       </w:r>
     </w:p>
     <w:p>
@@ -1532,22 +1532,22 @@
     </w:p>
     <w:p>
       <w:r>
-        <w:t>2) *.csv;</w:t>
-      </w:r>
-    </w:p>
-    <w:p>
-      <w:r>
-        <w:t>3) box.*;</w:t>
-      </w:r>
-    </w:p>
-    <w:p>
-      <w:r>
-        <w:t>4) b*.*;</w:t>
-      </w:r>
-    </w:p>
-    <w:p>
-      <w:r>
-        <w:t>5) bo?.*.</w:t>
+        <w:t>1) *.csv;</w:t>
+      </w:r>
+    </w:p>
+    <w:p>
+      <w:r>
+        <w:t>2) box.*;</w:t>
+      </w:r>
+    </w:p>
+    <w:p>
+      <w:r>
+        <w:t>3) b*.*;</w:t>
+      </w:r>
+    </w:p>
+    <w:p>
+      <w:r>
+        <w:t>4) bo?.*.</w:t>
       </w:r>
     </w:p>
     <w:p>
@@ -1675,22 +1675,22 @@
     </w:p>
     <w:p>
       <w:r>
-        <w:t>2) 21112111</w:t>
-      </w:r>
-    </w:p>
-    <w:p>
-      <w:r>
-        <w:t>3) 11222222</w:t>
-      </w:r>
-    </w:p>
-    <w:p>
-      <w:r>
-        <w:t>4) 22122222</w:t>
-      </w:r>
-    </w:p>
-    <w:p>
-      <w:r>
-        <w:t>5) 11211112.</w:t>
+        <w:t>1) 21112111;</w:t>
+      </w:r>
+    </w:p>
+    <w:p>
+      <w:r>
+        <w:t>2) 11222222;</w:t>
+      </w:r>
+    </w:p>
+    <w:p>
+      <w:r>
+        <w:t>3) 22122222;</w:t>
+      </w:r>
+    </w:p>
+    <w:p>
+      <w:r>
+        <w:t>4) 11211112.</w:t>
       </w:r>
     </w:p>
     <w:p>
@@ -1730,22 +1730,22 @@
     </w:p>
     <w:p>
       <w:r>
-        <w:t>2) r*.mp*;</w:t>
-      </w:r>
-    </w:p>
-    <w:p>
-      <w:r>
-        <w:t>3) rain.*;</w:t>
-      </w:r>
-    </w:p>
-    <w:p>
-      <w:r>
-        <w:t>4) *ain.mp5;</w:t>
-      </w:r>
-    </w:p>
-    <w:p>
-      <w:r>
-        <w:t>5) *rain*.</w:t>
+        <w:t>1) r*.mp*;</w:t>
+      </w:r>
+    </w:p>
+    <w:p>
+      <w:r>
+        <w:t>2) rain.*;</w:t>
+      </w:r>
+    </w:p>
+    <w:p>
+      <w:r>
+        <w:t>3) *ain.mp5;</w:t>
+      </w:r>
+    </w:p>
+    <w:p>
+      <w:r>
+        <w:t>4) *rain*.</w:t>
       </w:r>
     </w:p>
     <w:p>
@@ -1873,22 +1873,22 @@
     </w:p>
     <w:p>
       <w:r>
-        <w:t>2) 22221222</w:t>
-      </w:r>
-    </w:p>
-    <w:p>
-      <w:r>
-        <w:t>3) 22212222</w:t>
-      </w:r>
-    </w:p>
-    <w:p>
-      <w:r>
-        <w:t>4) 21122121</w:t>
-      </w:r>
-    </w:p>
-    <w:p>
-      <w:r>
-        <w:t>5) 11222211.</w:t>
+        <w:t>1) 22221222;</w:t>
+      </w:r>
+    </w:p>
+    <w:p>
+      <w:r>
+        <w:t>2) 22212222;</w:t>
+      </w:r>
+    </w:p>
+    <w:p>
+      <w:r>
+        <w:t>3) 21122121;</w:t>
+      </w:r>
+    </w:p>
+    <w:p>
+      <w:r>
+        <w:t>4) 11222211.</w:t>
       </w:r>
     </w:p>
     <w:p>
@@ -1930,22 +1930,22 @@
     </w:p>
     <w:p>
       <w:r>
-        <w:t>2) a2.*;</w:t>
-      </w:r>
-    </w:p>
-    <w:p>
-      <w:r>
-        <w:t>3) a?.*;</w:t>
-      </w:r>
-    </w:p>
-    <w:p>
-      <w:r>
-        <w:t>4) *2.*;</w:t>
-      </w:r>
-    </w:p>
-    <w:p>
-      <w:r>
-        <w:t>5) a*.x.</w:t>
+        <w:t>1) a2.*;</w:t>
+      </w:r>
+    </w:p>
+    <w:p>
+      <w:r>
+        <w:t>2) a?.*;</w:t>
+      </w:r>
+    </w:p>
+    <w:p>
+      <w:r>
+        <w:t>3) *2.*;</w:t>
+      </w:r>
+    </w:p>
+    <w:p>
+      <w:r>
+        <w:t>4) a*.x.</w:t>
       </w:r>
     </w:p>
     <w:p>
@@ -2073,22 +2073,22 @@
     </w:p>
     <w:p>
       <w:r>
-        <w:t>2) 11211221</w:t>
-      </w:r>
-    </w:p>
-    <w:p>
-      <w:r>
-        <w:t>3) 11222122</w:t>
-      </w:r>
-    </w:p>
-    <w:p>
-      <w:r>
-        <w:t>4) 21212121</w:t>
-      </w:r>
-    </w:p>
-    <w:p>
-      <w:r>
-        <w:t>5) 12212211.</w:t>
+        <w:t>1) 11211221;</w:t>
+      </w:r>
+    </w:p>
+    <w:p>
+      <w:r>
+        <w:t>2) 11222122;</w:t>
+      </w:r>
+    </w:p>
+    <w:p>
+      <w:r>
+        <w:t>3) 21212121;</w:t>
+      </w:r>
+    </w:p>
+    <w:p>
+      <w:r>
+        <w:t>4) 12212211.</w:t>
       </w:r>
     </w:p>
     <w:p>
@@ -2128,22 +2128,22 @@
     </w:p>
     <w:p>
       <w:r>
-        <w:t>2) ca*.doc;</w:t>
-      </w:r>
-    </w:p>
-    <w:p>
-      <w:r>
-        <w:t>3) c*t.doc;</w:t>
-      </w:r>
-    </w:p>
-    <w:p>
-      <w:r>
-        <w:t>4) *.doc;</w:t>
-      </w:r>
-    </w:p>
-    <w:p>
-      <w:r>
-        <w:t>5) c?r.doc.</w:t>
+        <w:t>1) ca*.doc;</w:t>
+      </w:r>
+    </w:p>
+    <w:p>
+      <w:r>
+        <w:t>2) c*t.doc;</w:t>
+      </w:r>
+    </w:p>
+    <w:p>
+      <w:r>
+        <w:t>3) *.doc;</w:t>
+      </w:r>
+    </w:p>
+    <w:p>
+      <w:r>
+        <w:t>4) c?r.doc.</w:t>
       </w:r>
     </w:p>
     <w:p>
@@ -2271,22 +2271,22 @@
     </w:p>
     <w:p>
       <w:r>
-        <w:t>2) 22222211</w:t>
-      </w:r>
-    </w:p>
-    <w:p>
-      <w:r>
-        <w:t>3) 11212111</w:t>
-      </w:r>
-    </w:p>
-    <w:p>
-      <w:r>
-        <w:t>4) 22222121</w:t>
-      </w:r>
-    </w:p>
-    <w:p>
-      <w:r>
-        <w:t>5) 21211221.</w:t>
+        <w:t>1) 22222211;</w:t>
+      </w:r>
+    </w:p>
+    <w:p>
+      <w:r>
+        <w:t>2) 11212111;</w:t>
+      </w:r>
+    </w:p>
+    <w:p>
+      <w:r>
+        <w:t>3) 22222121;</w:t>
+      </w:r>
+    </w:p>
+    <w:p>
+      <w:r>
+        <w:t>4) 21211221.</w:t>
       </w:r>
     </w:p>
     <w:p>
@@ -2332,22 +2332,22 @@
     </w:p>
     <w:p>
       <w:r>
-        <w:t>2) ?*mi*.m*;</w:t>
-      </w:r>
-    </w:p>
-    <w:p>
-      <w:r>
-        <w:t>3) *mi*.mp*;</w:t>
-      </w:r>
-    </w:p>
-    <w:p>
-      <w:r>
-        <w:t>4) *?mi?.mp*;</w:t>
-      </w:r>
-    </w:p>
-    <w:p>
-      <w:r>
-        <w:t>5) *?mi*.mp*.</w:t>
+        <w:t>1) ?*mi*.m*;</w:t>
+      </w:r>
+    </w:p>
+    <w:p>
+      <w:r>
+        <w:t>2) *mi*.mp*;</w:t>
+      </w:r>
+    </w:p>
+    <w:p>
+      <w:r>
+        <w:t>3) *?mi?.mp*;</w:t>
+      </w:r>
+    </w:p>
+    <w:p>
+      <w:r>
+        <w:t>4) *?mi*.mp*.</w:t>
       </w:r>
     </w:p>
     <w:p>
@@ -2475,22 +2475,22 @@
     </w:p>
     <w:p>
       <w:r>
-        <w:t>2) 22111122</w:t>
-      </w:r>
-    </w:p>
-    <w:p>
-      <w:r>
-        <w:t>3) 22222122</w:t>
-      </w:r>
-    </w:p>
-    <w:p>
-      <w:r>
-        <w:t>4) 12121122</w:t>
-      </w:r>
-    </w:p>
-    <w:p>
-      <w:r>
-        <w:t>5) 12112112.</w:t>
+        <w:t>1) 22111122;</w:t>
+      </w:r>
+    </w:p>
+    <w:p>
+      <w:r>
+        <w:t>2) 22222122;</w:t>
+      </w:r>
+    </w:p>
+    <w:p>
+      <w:r>
+        <w:t>3) 12121122;</w:t>
+      </w:r>
+    </w:p>
+    <w:p>
+      <w:r>
+        <w:t>4) 12112112.</w:t>
       </w:r>
     </w:p>
     <w:p>
@@ -2530,22 +2530,22 @@
     </w:p>
     <w:p>
       <w:r>
-        <w:t>2) *.csv;</w:t>
-      </w:r>
-    </w:p>
-    <w:p>
-      <w:r>
-        <w:t>3) box.*;</w:t>
-      </w:r>
-    </w:p>
-    <w:p>
-      <w:r>
-        <w:t>4) b*.*;</w:t>
-      </w:r>
-    </w:p>
-    <w:p>
-      <w:r>
-        <w:t>5) bo?.*.</w:t>
+        <w:t>1) *.csv;</w:t>
+      </w:r>
+    </w:p>
+    <w:p>
+      <w:r>
+        <w:t>2) box.*;</w:t>
+      </w:r>
+    </w:p>
+    <w:p>
+      <w:r>
+        <w:t>3) b*.*;</w:t>
+      </w:r>
+    </w:p>
+    <w:p>
+      <w:r>
+        <w:t>4) bo?.*.</w:t>
       </w:r>
     </w:p>
     <w:p>
@@ -2673,22 +2673,22 @@
     </w:p>
     <w:p>
       <w:r>
-        <w:t>2) 22211211</w:t>
-      </w:r>
-    </w:p>
-    <w:p>
-      <w:r>
-        <w:t>3) 12221212</w:t>
-      </w:r>
-    </w:p>
-    <w:p>
-      <w:r>
-        <w:t>4) 22212122</w:t>
-      </w:r>
-    </w:p>
-    <w:p>
-      <w:r>
-        <w:t>5) 22111211.</w:t>
+        <w:t>1) 22211211;</w:t>
+      </w:r>
+    </w:p>
+    <w:p>
+      <w:r>
+        <w:t>2) 12221212;</w:t>
+      </w:r>
+    </w:p>
+    <w:p>
+      <w:r>
+        <w:t>3) 22212122;</w:t>
+      </w:r>
+    </w:p>
+    <w:p>
+      <w:r>
+        <w:t>4) 22111211.</w:t>
       </w:r>
     </w:p>
     <w:p>
@@ -2728,22 +2728,22 @@
     </w:p>
     <w:p>
       <w:r>
-        <w:t>2) r*.mp*;</w:t>
-      </w:r>
-    </w:p>
-    <w:p>
-      <w:r>
-        <w:t>3) rain.*;</w:t>
-      </w:r>
-    </w:p>
-    <w:p>
-      <w:r>
-        <w:t>4) *ain.mp5;</w:t>
-      </w:r>
-    </w:p>
-    <w:p>
-      <w:r>
-        <w:t>5) *rain*.</w:t>
+        <w:t>1) r*.mp*;</w:t>
+      </w:r>
+    </w:p>
+    <w:p>
+      <w:r>
+        <w:t>2) rain.*;</w:t>
+      </w:r>
+    </w:p>
+    <w:p>
+      <w:r>
+        <w:t>3) *ain.mp5;</w:t>
+      </w:r>
+    </w:p>
+    <w:p>
+      <w:r>
+        <w:t>4) *rain*.</w:t>
       </w:r>
     </w:p>
     <w:p>
@@ -2871,22 +2871,22 @@
     </w:p>
     <w:p>
       <w:r>
-        <w:t>2) 12122221</w:t>
-      </w:r>
-    </w:p>
-    <w:p>
-      <w:r>
-        <w:t>3) 11212121</w:t>
-      </w:r>
-    </w:p>
-    <w:p>
-      <w:r>
-        <w:t>4) 22221222</w:t>
-      </w:r>
-    </w:p>
-    <w:p>
-      <w:r>
-        <w:t>5) 11211221.</w:t>
+        <w:t>1) 12122221;</w:t>
+      </w:r>
+    </w:p>
+    <w:p>
+      <w:r>
+        <w:t>2) 11212121;</w:t>
+      </w:r>
+    </w:p>
+    <w:p>
+      <w:r>
+        <w:t>3) 22221222;</w:t>
+      </w:r>
+    </w:p>
+    <w:p>
+      <w:r>
+        <w:t>4) 11211221.</w:t>
       </w:r>
     </w:p>
     <w:p>
@@ -2928,22 +2928,22 @@
     </w:p>
     <w:p>
       <w:r>
-        <w:t>2) a2.*;</w:t>
-      </w:r>
-    </w:p>
-    <w:p>
-      <w:r>
-        <w:t>3) a?.*;</w:t>
-      </w:r>
-    </w:p>
-    <w:p>
-      <w:r>
-        <w:t>4) *2.*;</w:t>
-      </w:r>
-    </w:p>
-    <w:p>
-      <w:r>
-        <w:t>5) a*.x.</w:t>
+        <w:t>1) a2.*;</w:t>
+      </w:r>
+    </w:p>
+    <w:p>
+      <w:r>
+        <w:t>2) a?.*;</w:t>
+      </w:r>
+    </w:p>
+    <w:p>
+      <w:r>
+        <w:t>3) *2.*;</w:t>
+      </w:r>
+    </w:p>
+    <w:p>
+      <w:r>
+        <w:t>4) a*.x.</w:t>
       </w:r>
     </w:p>
     <w:p>
@@ -3071,22 +3071,22 @@
     </w:p>
     <w:p>
       <w:r>
-        <w:t>2) 12211122</w:t>
-      </w:r>
-    </w:p>
-    <w:p>
-      <w:r>
-        <w:t>3) 21222222</w:t>
-      </w:r>
-    </w:p>
-    <w:p>
-      <w:r>
-        <w:t>4) 22222112</w:t>
-      </w:r>
-    </w:p>
-    <w:p>
-      <w:r>
-        <w:t>5) 11212121.</w:t>
+        <w:t>1) 12211122;</w:t>
+      </w:r>
+    </w:p>
+    <w:p>
+      <w:r>
+        <w:t>2) 21222222;</w:t>
+      </w:r>
+    </w:p>
+    <w:p>
+      <w:r>
+        <w:t>3) 22222112;</w:t>
+      </w:r>
+    </w:p>
+    <w:p>
+      <w:r>
+        <w:t>4) 11212121.</w:t>
       </w:r>
     </w:p>
     <w:p>
@@ -3126,22 +3126,22 @@
     </w:p>
     <w:p>
       <w:r>
-        <w:t>2) ca*.doc;</w:t>
-      </w:r>
-    </w:p>
-    <w:p>
-      <w:r>
-        <w:t>3) c*t.doc;</w:t>
-      </w:r>
-    </w:p>
-    <w:p>
-      <w:r>
-        <w:t>4) *.doc;</w:t>
-      </w:r>
-    </w:p>
-    <w:p>
-      <w:r>
-        <w:t>5) c?r.doc.</w:t>
+        <w:t>1) ca*.doc;</w:t>
+      </w:r>
+    </w:p>
+    <w:p>
+      <w:r>
+        <w:t>2) c*t.doc;</w:t>
+      </w:r>
+    </w:p>
+    <w:p>
+      <w:r>
+        <w:t>3) *.doc;</w:t>
+      </w:r>
+    </w:p>
+    <w:p>
+      <w:r>
+        <w:t>4) c?r.doc.</w:t>
       </w:r>
     </w:p>
     <w:p>
@@ -3269,22 +3269,22 @@
     </w:p>
     <w:p>
       <w:r>
-        <w:t>2) 21122221</w:t>
-      </w:r>
-    </w:p>
-    <w:p>
-      <w:r>
-        <w:t>3) 12212221</w:t>
-      </w:r>
-    </w:p>
-    <w:p>
-      <w:r>
-        <w:t>4) 21222122</w:t>
-      </w:r>
-    </w:p>
-    <w:p>
-      <w:r>
-        <w:t>5) 11212112.</w:t>
+        <w:t>1) 21122221;</w:t>
+      </w:r>
+    </w:p>
+    <w:p>
+      <w:r>
+        <w:t>2) 12212221;</w:t>
+      </w:r>
+    </w:p>
+    <w:p>
+      <w:r>
+        <w:t>3) 21222122;</w:t>
+      </w:r>
+    </w:p>
+    <w:p>
+      <w:r>
+        <w:t>4) 11212112.</w:t>
       </w:r>
     </w:p>
     <w:p>
@@ -3330,22 +3330,22 @@
     </w:p>
     <w:p>
       <w:r>
-        <w:t>2) ?*mi*.m*;</w:t>
-      </w:r>
-    </w:p>
-    <w:p>
-      <w:r>
-        <w:t>3) *mi*.mp*;</w:t>
-      </w:r>
-    </w:p>
-    <w:p>
-      <w:r>
-        <w:t>4) *?mi?.mp*;</w:t>
-      </w:r>
-    </w:p>
-    <w:p>
-      <w:r>
-        <w:t>5) *?mi*.mp*.</w:t>
+        <w:t>1) ?*mi*.m*;</w:t>
+      </w:r>
+    </w:p>
+    <w:p>
+      <w:r>
+        <w:t>2) *mi*.mp*;</w:t>
+      </w:r>
+    </w:p>
+    <w:p>
+      <w:r>
+        <w:t>3) *?mi?.mp*;</w:t>
+      </w:r>
+    </w:p>
+    <w:p>
+      <w:r>
+        <w:t>4) *?mi*.mp*.</w:t>
       </w:r>
     </w:p>
     <w:p>
@@ -3473,22 +3473,22 @@
     </w:p>
     <w:p>
       <w:r>
-        <w:t>2) 21212111</w:t>
-      </w:r>
-    </w:p>
-    <w:p>
-      <w:r>
-        <w:t>3) 22221211</w:t>
-      </w:r>
-    </w:p>
-    <w:p>
-      <w:r>
-        <w:t>4) 12121121</w:t>
-      </w:r>
-    </w:p>
-    <w:p>
-      <w:r>
-        <w:t>5) 22222221.</w:t>
+        <w:t>1) 21212111;</w:t>
+      </w:r>
+    </w:p>
+    <w:p>
+      <w:r>
+        <w:t>2) 22221211;</w:t>
+      </w:r>
+    </w:p>
+    <w:p>
+      <w:r>
+        <w:t>3) 12121121;</w:t>
+      </w:r>
+    </w:p>
+    <w:p>
+      <w:r>
+        <w:t>4) 22222221.</w:t>
       </w:r>
     </w:p>
     <w:p>
@@ -3528,22 +3528,22 @@
     </w:p>
     <w:p>
       <w:r>
-        <w:t>2) *.csv;</w:t>
-      </w:r>
-    </w:p>
-    <w:p>
-      <w:r>
-        <w:t>3) box.*;</w:t>
-      </w:r>
-    </w:p>
-    <w:p>
-      <w:r>
-        <w:t>4) b*.*;</w:t>
-      </w:r>
-    </w:p>
-    <w:p>
-      <w:r>
-        <w:t>5) bo?.*.</w:t>
+        <w:t>1) *.csv;</w:t>
+      </w:r>
+    </w:p>
+    <w:p>
+      <w:r>
+        <w:t>2) box.*;</w:t>
+      </w:r>
+    </w:p>
+    <w:p>
+      <w:r>
+        <w:t>3) b*.*;</w:t>
+      </w:r>
+    </w:p>
+    <w:p>
+      <w:r>
+        <w:t>4) bo?.*.</w:t>
       </w:r>
     </w:p>
     <w:p>
@@ -3671,22 +3671,22 @@
     </w:p>
     <w:p>
       <w:r>
-        <w:t>2) 11212222</w:t>
-      </w:r>
-    </w:p>
-    <w:p>
-      <w:r>
-        <w:t>3) 22211221</w:t>
-      </w:r>
-    </w:p>
-    <w:p>
-      <w:r>
-        <w:t>4) 21122212</w:t>
-      </w:r>
-    </w:p>
-    <w:p>
-      <w:r>
-        <w:t>5) 21222122.</w:t>
+        <w:t>1) 11212222;</w:t>
+      </w:r>
+    </w:p>
+    <w:p>
+      <w:r>
+        <w:t>2) 22211221;</w:t>
+      </w:r>
+    </w:p>
+    <w:p>
+      <w:r>
+        <w:t>3) 21122212;</w:t>
+      </w:r>
+    </w:p>
+    <w:p>
+      <w:r>
+        <w:t>4) 21222122.</w:t>
       </w:r>
     </w:p>
     <w:p>
@@ -3726,22 +3726,22 @@
     </w:p>
     <w:p>
       <w:r>
-        <w:t>2) r*.mp*;</w:t>
-      </w:r>
-    </w:p>
-    <w:p>
-      <w:r>
-        <w:t>3) rain.*;</w:t>
-      </w:r>
-    </w:p>
-    <w:p>
-      <w:r>
-        <w:t>4) *ain.mp5;</w:t>
-      </w:r>
-    </w:p>
-    <w:p>
-      <w:r>
-        <w:t>5) *rain*.</w:t>
+        <w:t>1) r*.mp*;</w:t>
+      </w:r>
+    </w:p>
+    <w:p>
+      <w:r>
+        <w:t>2) rain.*;</w:t>
+      </w:r>
+    </w:p>
+    <w:p>
+      <w:r>
+        <w:t>3) *ain.mp5;</w:t>
+      </w:r>
+    </w:p>
+    <w:p>
+      <w:r>
+        <w:t>4) *rain*.</w:t>
       </w:r>
     </w:p>
     <w:p>
@@ -3869,22 +3869,22 @@
     </w:p>
     <w:p>
       <w:r>
-        <w:t>2) 12211211</w:t>
-      </w:r>
-    </w:p>
-    <w:p>
-      <w:r>
-        <w:t>3) 12111212</w:t>
-      </w:r>
-    </w:p>
-    <w:p>
-      <w:r>
-        <w:t>4) 22222212</w:t>
-      </w:r>
-    </w:p>
-    <w:p>
-      <w:r>
-        <w:t>5) 11211122.</w:t>
+        <w:t>1) 12211211;</w:t>
+      </w:r>
+    </w:p>
+    <w:p>
+      <w:r>
+        <w:t>2) 12111212;</w:t>
+      </w:r>
+    </w:p>
+    <w:p>
+      <w:r>
+        <w:t>3) 22222212;</w:t>
+      </w:r>
+    </w:p>
+    <w:p>
+      <w:r>
+        <w:t>4) 11211122.</w:t>
       </w:r>
     </w:p>
     <w:p>
@@ -3926,22 +3926,22 @@
     </w:p>
     <w:p>
       <w:r>
-        <w:t>2) a2.*;</w:t>
-      </w:r>
-    </w:p>
-    <w:p>
-      <w:r>
-        <w:t>3) a?.*;</w:t>
-      </w:r>
-    </w:p>
-    <w:p>
-      <w:r>
-        <w:t>4) *2.*;</w:t>
-      </w:r>
-    </w:p>
-    <w:p>
-      <w:r>
-        <w:t>5) a*.x.</w:t>
+        <w:t>1) a2.*;</w:t>
+      </w:r>
+    </w:p>
+    <w:p>
+      <w:r>
+        <w:t>2) a?.*;</w:t>
+      </w:r>
+    </w:p>
+    <w:p>
+      <w:r>
+        <w:t>3) *2.*;</w:t>
+      </w:r>
+    </w:p>
+    <w:p>
+      <w:r>
+        <w:t>4) a*.x.</w:t>
       </w:r>
     </w:p>
     <w:p>

--- a/Информатика 2_собеседование.docx
+++ b/Информатика 2_собеседование.docx
@@ -3,109 +3,231 @@
 <w:document xmlns:wpc="http://schemas.microsoft.com/office/word/2010/wordprocessingCanvas" xmlns:mo="http://schemas.microsoft.com/office/mac/office/2008/main" xmlns:mc="http://schemas.openxmlformats.org/markup-compatibility/2006" xmlns:mv="urn:schemas-microsoft-com:mac:vml" xmlns:o="urn:schemas-microsoft-com:office:office" xmlns:r="http://schemas.openxmlformats.org/officeDocument/2006/relationships" xmlns:m="http://schemas.openxmlformats.org/officeDocument/2006/math" xmlns:v="urn:schemas-microsoft-com:vml" xmlns:wp14="http://schemas.microsoft.com/office/word/2010/wordprocessingDrawing" xmlns:wp="http://schemas.openxmlformats.org/drawingml/2006/wordprocessingDrawing" xmlns:w10="urn:schemas-microsoft-com:office:word" xmlns:w="http://schemas.openxmlformats.org/wordprocessingml/2006/main" xmlns:w14="http://schemas.microsoft.com/office/word/2010/wordml" xmlns:wpg="http://schemas.microsoft.com/office/word/2010/wordprocessingGroup" xmlns:wpi="http://schemas.microsoft.com/office/word/2010/wordprocessingInk" xmlns:wne="http://schemas.microsoft.com/office/word/2006/wordml" xmlns:wps="http://schemas.microsoft.com/office/word/2010/wordprocessingShape" mc:Ignorable="w14 wp14">
   <w:body>
     <w:p>
+      <w:pPr>
+        <w:spacing w:before="0" w:after="120"/>
+      </w:pPr>
       <w:r>
         <w:rPr>
           <w:b/>
+          <w:sz w:val="28"/>
         </w:rPr>
         <w:t>Вариант №1</w:t>
       </w:r>
     </w:p>
     <w:p>
-      <w:pPr/>
-      <w:r>
+      <w:pPr>
+        <w:spacing w:before="160" w:after="40"/>
+      </w:pPr>
+      <w:r>
+        <w:rPr>
+          <w:b/>
+          <w:i/>
+          <w:sz w:val="22"/>
+        </w:rPr>
+        <w:t>Теоретические вопросы:</w:t>
+      </w:r>
+    </w:p>
+    <w:p>
+      <w:pPr>
+        <w:spacing w:before="120" w:after="40"/>
+      </w:pPr>
+      <w:r>
+        <w:rPr>
+          <w:b/>
+          <w:sz w:val="22"/>
+        </w:rPr>
         <w:t>№1</w:t>
       </w:r>
     </w:p>
     <w:p>
+      <w:pPr>
+        <w:spacing w:after="20" w:before="20"/>
+        <w:ind w:left="397"/>
+      </w:pPr>
       <w:r>
         <w:t>Что такое двоичная система счисления? Чем она отличается от десятичной?</w:t>
       </w:r>
     </w:p>
     <w:p>
-      <w:pPr/>
-      <w:r>
+      <w:pPr>
+        <w:spacing w:before="120" w:after="40"/>
+      </w:pPr>
+      <w:r>
+        <w:rPr>
+          <w:b/>
+          <w:sz w:val="22"/>
+        </w:rPr>
         <w:t>№2</w:t>
       </w:r>
     </w:p>
     <w:p>
+      <w:pPr>
+        <w:spacing w:after="20" w:before="20"/>
+        <w:ind w:left="397"/>
+      </w:pPr>
       <w:r>
         <w:t>Что такое маска имени файла? Для чего используются символы * и ? в масках?</w:t>
       </w:r>
     </w:p>
     <w:p>
-      <w:pPr/>
-      <w:r>
+      <w:pPr>
+        <w:spacing w:before="120" w:after="40"/>
+      </w:pPr>
+      <w:r>
+        <w:rPr>
+          <w:b/>
+          <w:sz w:val="22"/>
+        </w:rPr>
         <w:t>№3</w:t>
       </w:r>
     </w:p>
     <w:p>
+      <w:pPr>
+        <w:spacing w:after="20" w:before="20"/>
+        <w:ind w:left="397"/>
+      </w:pPr>
       <w:r>
         <w:t>Что такое код Фано (префиксный код)? Почему он позволяет однозначно декодировать сообщение?</w:t>
       </w:r>
     </w:p>
     <w:p>
-      <w:pPr/>
-      <w:r>
+      <w:pPr>
+        <w:spacing w:before="120" w:after="40"/>
+      </w:pPr>
+      <w:r>
+        <w:rPr>
+          <w:b/>
+          <w:sz w:val="22"/>
+        </w:rPr>
         <w:t>№4</w:t>
       </w:r>
     </w:p>
     <w:p>
+      <w:pPr>
+        <w:spacing w:after="20" w:before="20"/>
+        <w:ind w:left="397"/>
+      </w:pPr>
       <w:r>
         <w:t>Как связаны скорость передачи информации (бит/с), объём данных (биты, байты) и время передачи?</w:t>
       </w:r>
     </w:p>
     <w:p>
-      <w:pPr/>
-      <w:r>
+      <w:pPr>
+        <w:spacing w:before="120" w:after="40"/>
+      </w:pPr>
+      <w:r>
+        <w:rPr>
+          <w:b/>
+          <w:sz w:val="22"/>
+        </w:rPr>
         <w:t>№5</w:t>
       </w:r>
     </w:p>
     <w:p>
+      <w:pPr>
+        <w:spacing w:after="20" w:before="20"/>
+        <w:ind w:left="397"/>
+      </w:pPr>
       <w:r>
         <w:t>Что такое IP-адрес и маска подсети? Зачем нужна маска?</w:t>
       </w:r>
     </w:p>
     <w:p>
-      <w:r>
+      <w:pPr>
+        <w:spacing w:before="160" w:after="40"/>
+      </w:pPr>
+      <w:r>
+        <w:rPr>
+          <w:b/>
+          <w:i/>
+          <w:sz w:val="22"/>
+        </w:rPr>
+        <w:t>Задания:</w:t>
+      </w:r>
+    </w:p>
+    <w:p>
+      <w:pPr>
+        <w:spacing w:before="120" w:after="40"/>
+      </w:pPr>
+      <w:r>
+        <w:rPr>
+          <w:b/>
+          <w:sz w:val="22"/>
+        </w:rPr>
         <w:t>№6</w:t>
       </w:r>
     </w:p>
     <w:p>
+      <w:pPr>
+        <w:spacing w:after="20" w:before="20"/>
+        <w:ind w:left="397"/>
+      </w:pPr>
       <w:r>
         <w:t>Дано: 12222211 &lt; C &lt; 22221122. Укажите номер (2–5) числа C в двоичной системе, удовлетворяющего неравенству:</w:t>
       </w:r>
     </w:p>
     <w:p>
+      <w:pPr>
+        <w:spacing w:after="20" w:before="20"/>
+        <w:ind w:left="397"/>
+      </w:pPr>
       <w:r>
         <w:t>1) 12211111;</w:t>
       </w:r>
     </w:p>
     <w:p>
+      <w:pPr>
+        <w:spacing w:after="20" w:before="20"/>
+        <w:ind w:left="397"/>
+      </w:pPr>
       <w:r>
         <w:t>2) 22111221;</w:t>
       </w:r>
     </w:p>
     <w:p>
+      <w:pPr>
+        <w:spacing w:after="20" w:before="20"/>
+        <w:ind w:left="397"/>
+      </w:pPr>
       <w:r>
         <w:t>3) 12212211;</w:t>
       </w:r>
     </w:p>
     <w:p>
+      <w:pPr>
+        <w:spacing w:after="20" w:before="20"/>
+        <w:ind w:left="397"/>
+      </w:pPr>
       <w:r>
         <w:t>4) 12212221.</w:t>
       </w:r>
     </w:p>
     <w:p>
-      <w:r>
+      <w:pPr>
+        <w:spacing w:before="120" w:after="40"/>
+      </w:pPr>
+      <w:r>
+        <w:rPr>
+          <w:b/>
+          <w:sz w:val="22"/>
+        </w:rPr>
         <w:t>№7</w:t>
       </w:r>
     </w:p>
     <w:p>
+      <w:pPr>
+        <w:spacing w:after="20" w:before="20"/>
+        <w:ind w:left="397"/>
+      </w:pPr>
       <w:r>
         <w:t>В каталоге находятся файлы со следующими именами:</w:t>
       </w:r>
     </w:p>
     <w:p>
+      <w:pPr>
+        <w:spacing w:after="20" w:before="20"/>
+        <w:ind w:left="397"/>
+      </w:pPr>
       <w:r>
         <w:t>cat.doc</w:t>
         <w:br/>
@@ -119,11 +241,19 @@
       </w:r>
     </w:p>
     <w:p>
+      <w:pPr>
+        <w:spacing w:after="20" w:before="20"/>
+        <w:ind w:left="397"/>
+      </w:pPr>
       <w:r>
         <w:t>Определите, по какой из масок будет выбрана указанная группа файлов:</w:t>
       </w:r>
     </w:p>
     <w:p>
+      <w:pPr>
+        <w:spacing w:after="20" w:before="20"/>
+        <w:ind w:left="397"/>
+      </w:pPr>
       <w:r>
         <w:t>cat.doc</w:t>
         <w:br/>
@@ -131,179 +261,371 @@
       </w:r>
     </w:p>
     <w:p>
+      <w:pPr>
+        <w:spacing w:after="20" w:before="20"/>
+        <w:ind w:left="397"/>
+      </w:pPr>
       <w:r>
         <w:t>1) ca*.doc;</w:t>
       </w:r>
     </w:p>
     <w:p>
+      <w:pPr>
+        <w:spacing w:after="20" w:before="20"/>
+        <w:ind w:left="397"/>
+      </w:pPr>
       <w:r>
         <w:t>2) c*t.doc;</w:t>
       </w:r>
     </w:p>
     <w:p>
+      <w:pPr>
+        <w:spacing w:after="20" w:before="20"/>
+        <w:ind w:left="397"/>
+      </w:pPr>
       <w:r>
         <w:t>3) *.doc;</w:t>
       </w:r>
     </w:p>
     <w:p>
+      <w:pPr>
+        <w:spacing w:after="20" w:before="20"/>
+        <w:ind w:left="397"/>
+      </w:pPr>
       <w:r>
         <w:t>4) c?r.doc.</w:t>
       </w:r>
     </w:p>
     <w:p>
-      <w:r>
-        <w:t>№8</w:t>
-      </w:r>
-    </w:p>
-    <w:p>
-      <w:r>
-        <w:t>Для кодирования некоторой последовательности из букв А, Б, В, Г, Д, Е, Ж используют неравномерный двоичный код, удовлетворяющий условию Фано.</w:t>
-      </w:r>
-    </w:p>
-    <w:p>
-      <w:r>
-        <w:t>Для букв А, Б, В, Г использовали соответственно кодовые слова 111, 112, 121, 122.</w:t>
-      </w:r>
-    </w:p>
-    <w:p>
-      <w:r>
-        <w:t>Укажите кратчайшее возможное кодовое слово для буквы Д, при котором код допускает однозначное декодирование. Если таких кодов несколько, укажите код с наименьшим числовым значением.</w:t>
-      </w:r>
-    </w:p>
-    <w:p>
-      <w:r>
-        <w:t>№9</w:t>
-      </w:r>
-    </w:p>
-    <w:p>
-      <w:r>
-        <w:t>У Кати есть доступ в Интернет по высокоскоростному радиоканалу (471 бит/с). У Пети — только приём от Кати по низкоскоростному каналу (424 бит/с). Катя скачивает для Пети данные объёмом 22 Мбайт и передаёт их ему.</w:t>
-      </w:r>
-    </w:p>
-    <w:p>
-      <w:r>
-        <w:t>Каков минимально возможный промежуток времени (в секундах) с момента начала скачивания до полного получения данных Петей?</w:t>
-      </w:r>
-    </w:p>
-    <w:p>
-      <w:r>
-        <w:t>№10</w:t>
-      </w:r>
-    </w:p>
-    <w:p>
-      <w:r>
-        <w:t>Для узла с IP-адресом 21.245.248.242 адрес сети равен 21.245.247.1.</w:t>
-      </w:r>
-    </w:p>
-    <w:p>
-      <w:r>
-        <w:t>Чему равно наименьшее возможное значение третьего слева байта маски? Ответ запишите в виде десятичного числа.</w:t>
-      </w:r>
-    </w:p>
-    <w:p>
+      <w:pPr>
+        <w:spacing w:before="120" w:after="40"/>
+      </w:pPr>
       <w:r>
         <w:rPr>
           <w:b/>
+          <w:sz w:val="22"/>
+        </w:rPr>
+        <w:t>№8</w:t>
+      </w:r>
+    </w:p>
+    <w:p>
+      <w:pPr>
+        <w:spacing w:after="20" w:before="20"/>
+        <w:ind w:left="397"/>
+      </w:pPr>
+      <w:r>
+        <w:t>Для кодирования некоторой последовательности из букв А, Б, В, Г, Д, Е, Ж используют неравномерный двоичный код, удовлетворяющий условию Фано.</w:t>
+      </w:r>
+    </w:p>
+    <w:p>
+      <w:pPr>
+        <w:spacing w:after="20" w:before="20"/>
+        <w:ind w:left="397"/>
+      </w:pPr>
+      <w:r>
+        <w:t>Для букв А, Б, В, Г использовали соответственно кодовые слова 111, 112, 121, 122.</w:t>
+      </w:r>
+    </w:p>
+    <w:p>
+      <w:pPr>
+        <w:spacing w:after="20" w:before="20"/>
+        <w:ind w:left="397"/>
+      </w:pPr>
+      <w:r>
+        <w:t>Укажите кратчайшее возможное кодовое слово для буквы Д, при котором код допускает однозначное декодирование. Если таких кодов несколько, укажите код с наименьшим числовым значением.</w:t>
+      </w:r>
+    </w:p>
+    <w:p>
+      <w:pPr>
+        <w:spacing w:before="120" w:after="40"/>
+      </w:pPr>
+      <w:r>
+        <w:rPr>
+          <w:b/>
+          <w:sz w:val="22"/>
+        </w:rPr>
+        <w:t>№9</w:t>
+      </w:r>
+    </w:p>
+    <w:p>
+      <w:pPr>
+        <w:spacing w:after="20" w:before="20"/>
+        <w:ind w:left="397"/>
+      </w:pPr>
+      <w:r>
+        <w:t>У Кати есть доступ в Интернет по высокоскоростному радиоканалу (471 бит/с). У Пети — только приём от Кати по низкоскоростному каналу (424 бит/с). Катя скачивает для Пети данные объёмом 22 Мбайт и передаёт их ему.</w:t>
+      </w:r>
+    </w:p>
+    <w:p>
+      <w:pPr>
+        <w:spacing w:after="20" w:before="20"/>
+        <w:ind w:left="397"/>
+      </w:pPr>
+      <w:r>
+        <w:t>Каков минимально возможный промежуток времени (в секундах) с момента начала скачивания до полного получения данных Петей?</w:t>
+      </w:r>
+    </w:p>
+    <w:p>
+      <w:pPr>
+        <w:spacing w:before="120" w:after="40"/>
+      </w:pPr>
+      <w:r>
+        <w:rPr>
+          <w:b/>
+          <w:sz w:val="22"/>
+        </w:rPr>
+        <w:t>№10</w:t>
+      </w:r>
+    </w:p>
+    <w:p>
+      <w:pPr>
+        <w:spacing w:after="20" w:before="20"/>
+        <w:ind w:left="397"/>
+      </w:pPr>
+      <w:r>
+        <w:t>Для узла с IP-адресом 21.245.248.242 адрес сети равен 21.245.247.1.</w:t>
+      </w:r>
+    </w:p>
+    <w:p>
+      <w:pPr>
+        <w:spacing w:after="20" w:before="20"/>
+        <w:ind w:left="397"/>
+      </w:pPr>
+      <w:r>
+        <w:t>Чему равно наименьшее возможное значение третьего слева байта маски? Ответ запишите в виде десятичного числа.</w:t>
+      </w:r>
+    </w:p>
+    <w:p>
+      <w:r>
+        <w:br w:type="page"/>
+      </w:r>
+    </w:p>
+    <w:p>
+      <w:pPr>
+        <w:spacing w:before="0" w:after="120"/>
+      </w:pPr>
+      <w:r>
+        <w:rPr>
+          <w:b/>
+          <w:sz w:val="28"/>
         </w:rPr>
         <w:t>Вариант №2</w:t>
       </w:r>
     </w:p>
     <w:p>
-      <w:pPr/>
-      <w:r>
+      <w:pPr>
+        <w:spacing w:before="160" w:after="40"/>
+      </w:pPr>
+      <w:r>
+        <w:rPr>
+          <w:b/>
+          <w:i/>
+          <w:sz w:val="22"/>
+        </w:rPr>
+        <w:t>Теоретические вопросы:</w:t>
+      </w:r>
+    </w:p>
+    <w:p>
+      <w:pPr>
+        <w:spacing w:before="120" w:after="40"/>
+      </w:pPr>
+      <w:r>
+        <w:rPr>
+          <w:b/>
+          <w:sz w:val="22"/>
+        </w:rPr>
         <w:t>№1</w:t>
       </w:r>
     </w:p>
     <w:p>
+      <w:pPr>
+        <w:spacing w:after="20" w:before="20"/>
+        <w:ind w:left="397"/>
+      </w:pPr>
       <w:r>
         <w:t>Что такое двоичная система счисления? Чем она отличается от десятичной?</w:t>
       </w:r>
     </w:p>
     <w:p>
-      <w:pPr/>
-      <w:r>
+      <w:pPr>
+        <w:spacing w:before="120" w:after="40"/>
+      </w:pPr>
+      <w:r>
+        <w:rPr>
+          <w:b/>
+          <w:sz w:val="22"/>
+        </w:rPr>
         <w:t>№2</w:t>
       </w:r>
     </w:p>
     <w:p>
+      <w:pPr>
+        <w:spacing w:after="20" w:before="20"/>
+        <w:ind w:left="397"/>
+      </w:pPr>
       <w:r>
         <w:t>Что такое маска имени файла? Для чего используются символы * и ? в масках?</w:t>
       </w:r>
     </w:p>
     <w:p>
-      <w:pPr/>
-      <w:r>
+      <w:pPr>
+        <w:spacing w:before="120" w:after="40"/>
+      </w:pPr>
+      <w:r>
+        <w:rPr>
+          <w:b/>
+          <w:sz w:val="22"/>
+        </w:rPr>
         <w:t>№3</w:t>
       </w:r>
     </w:p>
     <w:p>
+      <w:pPr>
+        <w:spacing w:after="20" w:before="20"/>
+        <w:ind w:left="397"/>
+      </w:pPr>
       <w:r>
         <w:t>Что такое код Фано (префиксный код)? Почему он позволяет однозначно декодировать сообщение?</w:t>
       </w:r>
     </w:p>
     <w:p>
-      <w:pPr/>
-      <w:r>
+      <w:pPr>
+        <w:spacing w:before="120" w:after="40"/>
+      </w:pPr>
+      <w:r>
+        <w:rPr>
+          <w:b/>
+          <w:sz w:val="22"/>
+        </w:rPr>
         <w:t>№4</w:t>
       </w:r>
     </w:p>
     <w:p>
+      <w:pPr>
+        <w:spacing w:after="20" w:before="20"/>
+        <w:ind w:left="397"/>
+      </w:pPr>
       <w:r>
         <w:t>Как связаны скорость передачи информации (бит/с), объём данных (биты, байты) и время передачи?</w:t>
       </w:r>
     </w:p>
     <w:p>
-      <w:pPr/>
-      <w:r>
+      <w:pPr>
+        <w:spacing w:before="120" w:after="40"/>
+      </w:pPr>
+      <w:r>
+        <w:rPr>
+          <w:b/>
+          <w:sz w:val="22"/>
+        </w:rPr>
         <w:t>№5</w:t>
       </w:r>
     </w:p>
     <w:p>
+      <w:pPr>
+        <w:spacing w:after="20" w:before="20"/>
+        <w:ind w:left="397"/>
+      </w:pPr>
       <w:r>
         <w:t>Что такое IP-адрес и маска подсети? Зачем нужна маска?</w:t>
       </w:r>
     </w:p>
     <w:p>
-      <w:r>
+      <w:pPr>
+        <w:spacing w:before="160" w:after="40"/>
+      </w:pPr>
+      <w:r>
+        <w:rPr>
+          <w:b/>
+          <w:i/>
+          <w:sz w:val="22"/>
+        </w:rPr>
+        <w:t>Задания:</w:t>
+      </w:r>
+    </w:p>
+    <w:p>
+      <w:pPr>
+        <w:spacing w:before="120" w:after="40"/>
+      </w:pPr>
+      <w:r>
+        <w:rPr>
+          <w:b/>
+          <w:sz w:val="22"/>
+        </w:rPr>
         <w:t>№6</w:t>
       </w:r>
     </w:p>
     <w:p>
+      <w:pPr>
+        <w:spacing w:after="20" w:before="20"/>
+        <w:ind w:left="397"/>
+      </w:pPr>
       <w:r>
         <w:t>Дано: 21212211 &lt; C &lt; 21222111. Укажите номер (2–5) числа C в двоичной системе, удовлетворяющего неравенству:</w:t>
       </w:r>
     </w:p>
     <w:p>
+      <w:pPr>
+        <w:spacing w:after="20" w:before="20"/>
+        <w:ind w:left="397"/>
+      </w:pPr>
       <w:r>
         <w:t>1) 11211122;</w:t>
       </w:r>
     </w:p>
     <w:p>
+      <w:pPr>
+        <w:spacing w:after="20" w:before="20"/>
+        <w:ind w:left="397"/>
+      </w:pPr>
       <w:r>
         <w:t>2) 11212111;</w:t>
       </w:r>
     </w:p>
     <w:p>
+      <w:pPr>
+        <w:spacing w:after="20" w:before="20"/>
+        <w:ind w:left="397"/>
+      </w:pPr>
       <w:r>
         <w:t>3) 21221111;</w:t>
       </w:r>
     </w:p>
     <w:p>
+      <w:pPr>
+        <w:spacing w:after="20" w:before="20"/>
+        <w:ind w:left="397"/>
+      </w:pPr>
       <w:r>
         <w:t>4) 12211221.</w:t>
       </w:r>
     </w:p>
     <w:p>
-      <w:r>
+      <w:pPr>
+        <w:spacing w:before="120" w:after="40"/>
+      </w:pPr>
+      <w:r>
+        <w:rPr>
+          <w:b/>
+          <w:sz w:val="22"/>
+        </w:rPr>
         <w:t>№7</w:t>
       </w:r>
     </w:p>
     <w:p>
+      <w:pPr>
+        <w:spacing w:after="20" w:before="20"/>
+        <w:ind w:left="397"/>
+      </w:pPr>
       <w:r>
         <w:t>В каталоге находятся файлы со следующими именами:</w:t>
       </w:r>
     </w:p>
     <w:p>
+      <w:pPr>
+        <w:spacing w:after="20" w:before="20"/>
+        <w:ind w:left="397"/>
+      </w:pPr>
       <w:r>
         <w:t>comics.mp4</w:t>
         <w:br/>
@@ -319,11 +641,19 @@
       </w:r>
     </w:p>
     <w:p>
+      <w:pPr>
+        <w:spacing w:after="20" w:before="20"/>
+        <w:ind w:left="397"/>
+      </w:pPr>
       <w:r>
         <w:t>Определите, по какой из масок будет выбрана указанная группа файлов:</w:t>
       </w:r>
     </w:p>
     <w:p>
+      <w:pPr>
+        <w:spacing w:after="20" w:before="20"/>
+        <w:ind w:left="397"/>
+      </w:pPr>
       <w:r>
         <w:t>comics.mp4</w:t>
         <w:br/>
@@ -335,179 +665,371 @@
       </w:r>
     </w:p>
     <w:p>
+      <w:pPr>
+        <w:spacing w:after="20" w:before="20"/>
+        <w:ind w:left="397"/>
+      </w:pPr>
       <w:r>
         <w:t>1) ?*mi*.m*;</w:t>
       </w:r>
     </w:p>
     <w:p>
+      <w:pPr>
+        <w:spacing w:after="20" w:before="20"/>
+        <w:ind w:left="397"/>
+      </w:pPr>
       <w:r>
         <w:t>2) *mi*.mp*;</w:t>
       </w:r>
     </w:p>
     <w:p>
+      <w:pPr>
+        <w:spacing w:after="20" w:before="20"/>
+        <w:ind w:left="397"/>
+      </w:pPr>
       <w:r>
         <w:t>3) *?mi?.mp*;</w:t>
       </w:r>
     </w:p>
     <w:p>
+      <w:pPr>
+        <w:spacing w:after="20" w:before="20"/>
+        <w:ind w:left="397"/>
+      </w:pPr>
       <w:r>
         <w:t>4) *?mi*.mp*.</w:t>
       </w:r>
     </w:p>
     <w:p>
-      <w:r>
-        <w:t>№8</w:t>
-      </w:r>
-    </w:p>
-    <w:p>
-      <w:r>
-        <w:t>Для кодирования некоторой последовательности из букв А, Б, В, Г, Д, Е, Ж используют неравномерный двоичный код, удовлетворяющий условию Фано.</w:t>
-      </w:r>
-    </w:p>
-    <w:p>
-      <w:r>
-        <w:t>Для букв А, Б, В, Г использовали соответственно кодовые слова 11, 12, 211, 212.</w:t>
-      </w:r>
-    </w:p>
-    <w:p>
-      <w:r>
-        <w:t>Укажите кратчайшее возможное кодовое слово для буквы Д, при котором код допускает однозначное декодирование. Если таких кодов несколько, укажите код с наименьшим числовым значением.</w:t>
-      </w:r>
-    </w:p>
-    <w:p>
-      <w:r>
-        <w:t>№9</w:t>
-      </w:r>
-    </w:p>
-    <w:p>
-      <w:r>
-        <w:t>У Кати есть доступ в Интернет по высокоскоростному радиоканалу (434 бит/с). У Пети — только приём от Кати по низкоскоростному каналу (328 бит/с). Катя скачивает для Пети данные объёмом 0 Мбайт и передаёт их ему.</w:t>
-      </w:r>
-    </w:p>
-    <w:p>
-      <w:r>
-        <w:t>Каков минимально возможный промежуток времени (в секундах) с момента начала скачивания до полного получения данных Петей?</w:t>
-      </w:r>
-    </w:p>
-    <w:p>
-      <w:r>
-        <w:t>№10</w:t>
-      </w:r>
-    </w:p>
-    <w:p>
-      <w:r>
-        <w:t>Для узла с IP-адресом 21.272.320.55 адрес сети равен 21.272.203.1.</w:t>
-      </w:r>
-    </w:p>
-    <w:p>
-      <w:r>
-        <w:t>Чему равно наименьшее возможное значение третьего слева байта маски? Ответ запишите в виде десятичного числа.</w:t>
-      </w:r>
-    </w:p>
-    <w:p>
+      <w:pPr>
+        <w:spacing w:before="120" w:after="40"/>
+      </w:pPr>
       <w:r>
         <w:rPr>
           <w:b/>
+          <w:sz w:val="22"/>
+        </w:rPr>
+        <w:t>№8</w:t>
+      </w:r>
+    </w:p>
+    <w:p>
+      <w:pPr>
+        <w:spacing w:after="20" w:before="20"/>
+        <w:ind w:left="397"/>
+      </w:pPr>
+      <w:r>
+        <w:t>Для кодирования некоторой последовательности из букв А, Б, В, Г, Д, Е, Ж используют неравномерный двоичный код, удовлетворяющий условию Фано.</w:t>
+      </w:r>
+    </w:p>
+    <w:p>
+      <w:pPr>
+        <w:spacing w:after="20" w:before="20"/>
+        <w:ind w:left="397"/>
+      </w:pPr>
+      <w:r>
+        <w:t>Для букв А, Б, В, Г использовали соответственно кодовые слова 11, 12, 211, 212.</w:t>
+      </w:r>
+    </w:p>
+    <w:p>
+      <w:pPr>
+        <w:spacing w:after="20" w:before="20"/>
+        <w:ind w:left="397"/>
+      </w:pPr>
+      <w:r>
+        <w:t>Укажите кратчайшее возможное кодовое слово для буквы Д, при котором код допускает однозначное декодирование. Если таких кодов несколько, укажите код с наименьшим числовым значением.</w:t>
+      </w:r>
+    </w:p>
+    <w:p>
+      <w:pPr>
+        <w:spacing w:before="120" w:after="40"/>
+      </w:pPr>
+      <w:r>
+        <w:rPr>
+          <w:b/>
+          <w:sz w:val="22"/>
+        </w:rPr>
+        <w:t>№9</w:t>
+      </w:r>
+    </w:p>
+    <w:p>
+      <w:pPr>
+        <w:spacing w:after="20" w:before="20"/>
+        <w:ind w:left="397"/>
+      </w:pPr>
+      <w:r>
+        <w:t>У Кати есть доступ в Интернет по высокоскоростному радиоканалу (434 бит/с). У Пети — только приём от Кати по низкоскоростному каналу (328 бит/с). Катя скачивает для Пети данные объёмом 0 Мбайт и передаёт их ему.</w:t>
+      </w:r>
+    </w:p>
+    <w:p>
+      <w:pPr>
+        <w:spacing w:after="20" w:before="20"/>
+        <w:ind w:left="397"/>
+      </w:pPr>
+      <w:r>
+        <w:t>Каков минимально возможный промежуток времени (в секундах) с момента начала скачивания до полного получения данных Петей?</w:t>
+      </w:r>
+    </w:p>
+    <w:p>
+      <w:pPr>
+        <w:spacing w:before="120" w:after="40"/>
+      </w:pPr>
+      <w:r>
+        <w:rPr>
+          <w:b/>
+          <w:sz w:val="22"/>
+        </w:rPr>
+        <w:t>№10</w:t>
+      </w:r>
+    </w:p>
+    <w:p>
+      <w:pPr>
+        <w:spacing w:after="20" w:before="20"/>
+        <w:ind w:left="397"/>
+      </w:pPr>
+      <w:r>
+        <w:t>Для узла с IP-адресом 21.272.320.55 адрес сети равен 21.272.203.1.</w:t>
+      </w:r>
+    </w:p>
+    <w:p>
+      <w:pPr>
+        <w:spacing w:after="20" w:before="20"/>
+        <w:ind w:left="397"/>
+      </w:pPr>
+      <w:r>
+        <w:t>Чему равно наименьшее возможное значение третьего слева байта маски? Ответ запишите в виде десятичного числа.</w:t>
+      </w:r>
+    </w:p>
+    <w:p>
+      <w:r>
+        <w:br w:type="page"/>
+      </w:r>
+    </w:p>
+    <w:p>
+      <w:pPr>
+        <w:spacing w:before="0" w:after="120"/>
+      </w:pPr>
+      <w:r>
+        <w:rPr>
+          <w:b/>
+          <w:sz w:val="28"/>
         </w:rPr>
         <w:t>Вариант №3</w:t>
       </w:r>
     </w:p>
     <w:p>
-      <w:pPr/>
-      <w:r>
+      <w:pPr>
+        <w:spacing w:before="160" w:after="40"/>
+      </w:pPr>
+      <w:r>
+        <w:rPr>
+          <w:b/>
+          <w:i/>
+          <w:sz w:val="22"/>
+        </w:rPr>
+        <w:t>Теоретические вопросы:</w:t>
+      </w:r>
+    </w:p>
+    <w:p>
+      <w:pPr>
+        <w:spacing w:before="120" w:after="40"/>
+      </w:pPr>
+      <w:r>
+        <w:rPr>
+          <w:b/>
+          <w:sz w:val="22"/>
+        </w:rPr>
         <w:t>№1</w:t>
       </w:r>
     </w:p>
     <w:p>
+      <w:pPr>
+        <w:spacing w:after="20" w:before="20"/>
+        <w:ind w:left="397"/>
+      </w:pPr>
       <w:r>
         <w:t>Что такое двоичная система счисления? Чем она отличается от десятичной?</w:t>
       </w:r>
     </w:p>
     <w:p>
-      <w:pPr/>
-      <w:r>
+      <w:pPr>
+        <w:spacing w:before="120" w:after="40"/>
+      </w:pPr>
+      <w:r>
+        <w:rPr>
+          <w:b/>
+          <w:sz w:val="22"/>
+        </w:rPr>
         <w:t>№2</w:t>
       </w:r>
     </w:p>
     <w:p>
+      <w:pPr>
+        <w:spacing w:after="20" w:before="20"/>
+        <w:ind w:left="397"/>
+      </w:pPr>
       <w:r>
         <w:t>Что такое маска имени файла? Для чего используются символы * и ? в масках?</w:t>
       </w:r>
     </w:p>
     <w:p>
-      <w:pPr/>
-      <w:r>
+      <w:pPr>
+        <w:spacing w:before="120" w:after="40"/>
+      </w:pPr>
+      <w:r>
+        <w:rPr>
+          <w:b/>
+          <w:sz w:val="22"/>
+        </w:rPr>
         <w:t>№3</w:t>
       </w:r>
     </w:p>
     <w:p>
+      <w:pPr>
+        <w:spacing w:after="20" w:before="20"/>
+        <w:ind w:left="397"/>
+      </w:pPr>
       <w:r>
         <w:t>Что такое код Фано (префиксный код)? Почему он позволяет однозначно декодировать сообщение?</w:t>
       </w:r>
     </w:p>
     <w:p>
-      <w:pPr/>
-      <w:r>
+      <w:pPr>
+        <w:spacing w:before="120" w:after="40"/>
+      </w:pPr>
+      <w:r>
+        <w:rPr>
+          <w:b/>
+          <w:sz w:val="22"/>
+        </w:rPr>
         <w:t>№4</w:t>
       </w:r>
     </w:p>
     <w:p>
+      <w:pPr>
+        <w:spacing w:after="20" w:before="20"/>
+        <w:ind w:left="397"/>
+      </w:pPr>
       <w:r>
         <w:t>Как связаны скорость передачи информации (бит/с), объём данных (биты, байты) и время передачи?</w:t>
       </w:r>
     </w:p>
     <w:p>
-      <w:pPr/>
-      <w:r>
+      <w:pPr>
+        <w:spacing w:before="120" w:after="40"/>
+      </w:pPr>
+      <w:r>
+        <w:rPr>
+          <w:b/>
+          <w:sz w:val="22"/>
+        </w:rPr>
         <w:t>№5</w:t>
       </w:r>
     </w:p>
     <w:p>
+      <w:pPr>
+        <w:spacing w:after="20" w:before="20"/>
+        <w:ind w:left="397"/>
+      </w:pPr>
       <w:r>
         <w:t>Что такое IP-адрес и маска подсети? Зачем нужна маска?</w:t>
       </w:r>
     </w:p>
     <w:p>
-      <w:r>
+      <w:pPr>
+        <w:spacing w:before="160" w:after="40"/>
+      </w:pPr>
+      <w:r>
+        <w:rPr>
+          <w:b/>
+          <w:i/>
+          <w:sz w:val="22"/>
+        </w:rPr>
+        <w:t>Задания:</w:t>
+      </w:r>
+    </w:p>
+    <w:p>
+      <w:pPr>
+        <w:spacing w:before="120" w:after="40"/>
+      </w:pPr>
+      <w:r>
+        <w:rPr>
+          <w:b/>
+          <w:sz w:val="22"/>
+        </w:rPr>
         <w:t>№6</w:t>
       </w:r>
     </w:p>
     <w:p>
+      <w:pPr>
+        <w:spacing w:after="20" w:before="20"/>
+        <w:ind w:left="397"/>
+      </w:pPr>
       <w:r>
         <w:t>Дано: 12212121 &lt; C &lt; 12222111. Укажите номер (2–5) числа C в двоичной системе, удовлетворяющего неравенству:</w:t>
       </w:r>
     </w:p>
     <w:p>
+      <w:pPr>
+        <w:spacing w:after="20" w:before="20"/>
+        <w:ind w:left="397"/>
+      </w:pPr>
       <w:r>
         <w:t>1) 11211222;</w:t>
       </w:r>
     </w:p>
     <w:p>
+      <w:pPr>
+        <w:spacing w:after="20" w:before="20"/>
+        <w:ind w:left="397"/>
+      </w:pPr>
       <w:r>
         <w:t>2) 21112212;</w:t>
       </w:r>
     </w:p>
     <w:p>
+      <w:pPr>
+        <w:spacing w:after="20" w:before="20"/>
+        <w:ind w:left="397"/>
+      </w:pPr>
       <w:r>
         <w:t>3) 22222122;</w:t>
       </w:r>
     </w:p>
     <w:p>
+      <w:pPr>
+        <w:spacing w:after="20" w:before="20"/>
+        <w:ind w:left="397"/>
+      </w:pPr>
       <w:r>
         <w:t>4) 12221112.</w:t>
       </w:r>
     </w:p>
     <w:p>
-      <w:r>
+      <w:pPr>
+        <w:spacing w:before="120" w:after="40"/>
+      </w:pPr>
+      <w:r>
+        <w:rPr>
+          <w:b/>
+          <w:sz w:val="22"/>
+        </w:rPr>
         <w:t>№7</w:t>
       </w:r>
     </w:p>
     <w:p>
+      <w:pPr>
+        <w:spacing w:after="20" w:before="20"/>
+        <w:ind w:left="397"/>
+      </w:pPr>
       <w:r>
         <w:t>В каталоге находятся файлы со следующими именами:</w:t>
       </w:r>
     </w:p>
     <w:p>
+      <w:pPr>
+        <w:spacing w:after="20" w:before="20"/>
+        <w:ind w:left="397"/>
+      </w:pPr>
       <w:r>
         <w:t>box.txt</w:t>
         <w:br/>
@@ -521,11 +1043,19 @@
       </w:r>
     </w:p>
     <w:p>
+      <w:pPr>
+        <w:spacing w:after="20" w:before="20"/>
+        <w:ind w:left="397"/>
+      </w:pPr>
       <w:r>
         <w:t>Определите, по какой из масок будет выбрана указанная группа файлов:</w:t>
       </w:r>
     </w:p>
     <w:p>
+      <w:pPr>
+        <w:spacing w:after="20" w:before="20"/>
+        <w:ind w:left="397"/>
+      </w:pPr>
       <w:r>
         <w:t>box.txt</w:t>
         <w:br/>
@@ -533,179 +1063,371 @@
       </w:r>
     </w:p>
     <w:p>
+      <w:pPr>
+        <w:spacing w:after="20" w:before="20"/>
+        <w:ind w:left="397"/>
+      </w:pPr>
       <w:r>
         <w:t>1) *.csv;</w:t>
       </w:r>
     </w:p>
     <w:p>
+      <w:pPr>
+        <w:spacing w:after="20" w:before="20"/>
+        <w:ind w:left="397"/>
+      </w:pPr>
       <w:r>
         <w:t>2) box.*;</w:t>
       </w:r>
     </w:p>
     <w:p>
+      <w:pPr>
+        <w:spacing w:after="20" w:before="20"/>
+        <w:ind w:left="397"/>
+      </w:pPr>
       <w:r>
         <w:t>3) b*.*;</w:t>
       </w:r>
     </w:p>
     <w:p>
+      <w:pPr>
+        <w:spacing w:after="20" w:before="20"/>
+        <w:ind w:left="397"/>
+      </w:pPr>
       <w:r>
         <w:t>4) bo?.*.</w:t>
       </w:r>
     </w:p>
     <w:p>
-      <w:r>
-        <w:t>№8</w:t>
-      </w:r>
-    </w:p>
-    <w:p>
-      <w:r>
-        <w:t>Для кодирования некоторой последовательности из букв А, Б, В, Г, Д, Е, Ж используют неравномерный двоичный код, удовлетворяющий условию Фано.</w:t>
-      </w:r>
-    </w:p>
-    <w:p>
-      <w:r>
-        <w:t>Для букв А, Б, В, Г использовали соответственно кодовые слова 1, 211, 212, 221.</w:t>
-      </w:r>
-    </w:p>
-    <w:p>
-      <w:r>
-        <w:t>Укажите кратчайшее возможное кодовое слово для буквы Д, при котором код допускает однозначное декодирование. Если таких кодов несколько, укажите код с наименьшим числовым значением.</w:t>
-      </w:r>
-    </w:p>
-    <w:p>
-      <w:r>
-        <w:t>№9</w:t>
-      </w:r>
-    </w:p>
-    <w:p>
-      <w:r>
-        <w:t>У Кати есть доступ в Интернет по высокоскоростному радиоканалу (347 бит/с). У Пети — только приём от Кати по низкоскоростному каналу (411 бит/с). Катя скачивает для Пети данные объёмом 23 Мбайт и передаёт их ему.</w:t>
-      </w:r>
-    </w:p>
-    <w:p>
-      <w:r>
-        <w:t>Каков минимально возможный промежуток времени (в секундах) с момента начала скачивания до полного получения данных Петей?</w:t>
-      </w:r>
-    </w:p>
-    <w:p>
-      <w:r>
-        <w:t>№10</w:t>
-      </w:r>
-    </w:p>
-    <w:p>
-      <w:r>
-        <w:t>Для узла с IP-адресом 21.271.272.294 адрес сети равен 21.271.239.1.</w:t>
-      </w:r>
-    </w:p>
-    <w:p>
-      <w:r>
-        <w:t>Чему равно наименьшее возможное значение третьего слева байта маски? Ответ запишите в виде десятичного числа.</w:t>
-      </w:r>
-    </w:p>
-    <w:p>
+      <w:pPr>
+        <w:spacing w:before="120" w:after="40"/>
+      </w:pPr>
       <w:r>
         <w:rPr>
           <w:b/>
+          <w:sz w:val="22"/>
+        </w:rPr>
+        <w:t>№8</w:t>
+      </w:r>
+    </w:p>
+    <w:p>
+      <w:pPr>
+        <w:spacing w:after="20" w:before="20"/>
+        <w:ind w:left="397"/>
+      </w:pPr>
+      <w:r>
+        <w:t>Для кодирования некоторой последовательности из букв А, Б, В, Г, Д, Е, Ж используют неравномерный двоичный код, удовлетворяющий условию Фано.</w:t>
+      </w:r>
+    </w:p>
+    <w:p>
+      <w:pPr>
+        <w:spacing w:after="20" w:before="20"/>
+        <w:ind w:left="397"/>
+      </w:pPr>
+      <w:r>
+        <w:t>Для букв А, Б, В, Г использовали соответственно кодовые слова 1, 211, 212, 221.</w:t>
+      </w:r>
+    </w:p>
+    <w:p>
+      <w:pPr>
+        <w:spacing w:after="20" w:before="20"/>
+        <w:ind w:left="397"/>
+      </w:pPr>
+      <w:r>
+        <w:t>Укажите кратчайшее возможное кодовое слово для буквы Д, при котором код допускает однозначное декодирование. Если таких кодов несколько, укажите код с наименьшим числовым значением.</w:t>
+      </w:r>
+    </w:p>
+    <w:p>
+      <w:pPr>
+        <w:spacing w:before="120" w:after="40"/>
+      </w:pPr>
+      <w:r>
+        <w:rPr>
+          <w:b/>
+          <w:sz w:val="22"/>
+        </w:rPr>
+        <w:t>№9</w:t>
+      </w:r>
+    </w:p>
+    <w:p>
+      <w:pPr>
+        <w:spacing w:after="20" w:before="20"/>
+        <w:ind w:left="397"/>
+      </w:pPr>
+      <w:r>
+        <w:t>У Кати есть доступ в Интернет по высокоскоростному радиоканалу (347 бит/с). У Пети — только приём от Кати по низкоскоростному каналу (411 бит/с). Катя скачивает для Пети данные объёмом 23 Мбайт и передаёт их ему.</w:t>
+      </w:r>
+    </w:p>
+    <w:p>
+      <w:pPr>
+        <w:spacing w:after="20" w:before="20"/>
+        <w:ind w:left="397"/>
+      </w:pPr>
+      <w:r>
+        <w:t>Каков минимально возможный промежуток времени (в секундах) с момента начала скачивания до полного получения данных Петей?</w:t>
+      </w:r>
+    </w:p>
+    <w:p>
+      <w:pPr>
+        <w:spacing w:before="120" w:after="40"/>
+      </w:pPr>
+      <w:r>
+        <w:rPr>
+          <w:b/>
+          <w:sz w:val="22"/>
+        </w:rPr>
+        <w:t>№10</w:t>
+      </w:r>
+    </w:p>
+    <w:p>
+      <w:pPr>
+        <w:spacing w:after="20" w:before="20"/>
+        <w:ind w:left="397"/>
+      </w:pPr>
+      <w:r>
+        <w:t>Для узла с IP-адресом 21.271.272.294 адрес сети равен 21.271.239.1.</w:t>
+      </w:r>
+    </w:p>
+    <w:p>
+      <w:pPr>
+        <w:spacing w:after="20" w:before="20"/>
+        <w:ind w:left="397"/>
+      </w:pPr>
+      <w:r>
+        <w:t>Чему равно наименьшее возможное значение третьего слева байта маски? Ответ запишите в виде десятичного числа.</w:t>
+      </w:r>
+    </w:p>
+    <w:p>
+      <w:r>
+        <w:br w:type="page"/>
+      </w:r>
+    </w:p>
+    <w:p>
+      <w:pPr>
+        <w:spacing w:before="0" w:after="120"/>
+      </w:pPr>
+      <w:r>
+        <w:rPr>
+          <w:b/>
+          <w:sz w:val="28"/>
         </w:rPr>
         <w:t>Вариант №4</w:t>
       </w:r>
     </w:p>
     <w:p>
-      <w:pPr/>
-      <w:r>
+      <w:pPr>
+        <w:spacing w:before="160" w:after="40"/>
+      </w:pPr>
+      <w:r>
+        <w:rPr>
+          <w:b/>
+          <w:i/>
+          <w:sz w:val="22"/>
+        </w:rPr>
+        <w:t>Теоретические вопросы:</w:t>
+      </w:r>
+    </w:p>
+    <w:p>
+      <w:pPr>
+        <w:spacing w:before="120" w:after="40"/>
+      </w:pPr>
+      <w:r>
+        <w:rPr>
+          <w:b/>
+          <w:sz w:val="22"/>
+        </w:rPr>
         <w:t>№1</w:t>
       </w:r>
     </w:p>
     <w:p>
+      <w:pPr>
+        <w:spacing w:after="20" w:before="20"/>
+        <w:ind w:left="397"/>
+      </w:pPr>
       <w:r>
         <w:t>Что такое двоичная система счисления? Чем она отличается от десятичной?</w:t>
       </w:r>
     </w:p>
     <w:p>
-      <w:pPr/>
-      <w:r>
+      <w:pPr>
+        <w:spacing w:before="120" w:after="40"/>
+      </w:pPr>
+      <w:r>
+        <w:rPr>
+          <w:b/>
+          <w:sz w:val="22"/>
+        </w:rPr>
         <w:t>№2</w:t>
       </w:r>
     </w:p>
     <w:p>
+      <w:pPr>
+        <w:spacing w:after="20" w:before="20"/>
+        <w:ind w:left="397"/>
+      </w:pPr>
       <w:r>
         <w:t>Что такое маска имени файла? Для чего используются символы * и ? в масках?</w:t>
       </w:r>
     </w:p>
     <w:p>
-      <w:pPr/>
-      <w:r>
+      <w:pPr>
+        <w:spacing w:before="120" w:after="40"/>
+      </w:pPr>
+      <w:r>
+        <w:rPr>
+          <w:b/>
+          <w:sz w:val="22"/>
+        </w:rPr>
         <w:t>№3</w:t>
       </w:r>
     </w:p>
     <w:p>
+      <w:pPr>
+        <w:spacing w:after="20" w:before="20"/>
+        <w:ind w:left="397"/>
+      </w:pPr>
       <w:r>
         <w:t>Что такое код Фано (префиксный код)? Почему он позволяет однозначно декодировать сообщение?</w:t>
       </w:r>
     </w:p>
     <w:p>
-      <w:pPr/>
-      <w:r>
+      <w:pPr>
+        <w:spacing w:before="120" w:after="40"/>
+      </w:pPr>
+      <w:r>
+        <w:rPr>
+          <w:b/>
+          <w:sz w:val="22"/>
+        </w:rPr>
         <w:t>№4</w:t>
       </w:r>
     </w:p>
     <w:p>
+      <w:pPr>
+        <w:spacing w:after="20" w:before="20"/>
+        <w:ind w:left="397"/>
+      </w:pPr>
       <w:r>
         <w:t>Как связаны скорость передачи информации (бит/с), объём данных (биты, байты) и время передачи?</w:t>
       </w:r>
     </w:p>
     <w:p>
-      <w:pPr/>
-      <w:r>
+      <w:pPr>
+        <w:spacing w:before="120" w:after="40"/>
+      </w:pPr>
+      <w:r>
+        <w:rPr>
+          <w:b/>
+          <w:sz w:val="22"/>
+        </w:rPr>
         <w:t>№5</w:t>
       </w:r>
     </w:p>
     <w:p>
+      <w:pPr>
+        <w:spacing w:after="20" w:before="20"/>
+        <w:ind w:left="397"/>
+      </w:pPr>
       <w:r>
         <w:t>Что такое IP-адрес и маска подсети? Зачем нужна маска?</w:t>
       </w:r>
     </w:p>
     <w:p>
-      <w:r>
+      <w:pPr>
+        <w:spacing w:before="160" w:after="40"/>
+      </w:pPr>
+      <w:r>
+        <w:rPr>
+          <w:b/>
+          <w:i/>
+          <w:sz w:val="22"/>
+        </w:rPr>
+        <w:t>Задания:</w:t>
+      </w:r>
+    </w:p>
+    <w:p>
+      <w:pPr>
+        <w:spacing w:before="120" w:after="40"/>
+      </w:pPr>
+      <w:r>
+        <w:rPr>
+          <w:b/>
+          <w:sz w:val="22"/>
+        </w:rPr>
         <w:t>№6</w:t>
       </w:r>
     </w:p>
     <w:p>
+      <w:pPr>
+        <w:spacing w:after="20" w:before="20"/>
+        <w:ind w:left="397"/>
+      </w:pPr>
       <w:r>
         <w:t>Дано: 21212111 &lt; C &lt; 22111222. Укажите номер (2–5) числа C в двоичной системе, удовлетворяющего неравенству:</w:t>
       </w:r>
     </w:p>
     <w:p>
+      <w:pPr>
+        <w:spacing w:after="20" w:before="20"/>
+        <w:ind w:left="397"/>
+      </w:pPr>
       <w:r>
         <w:t>1) 11221222;</w:t>
       </w:r>
     </w:p>
     <w:p>
+      <w:pPr>
+        <w:spacing w:after="20" w:before="20"/>
+        <w:ind w:left="397"/>
+      </w:pPr>
       <w:r>
         <w:t>2) 21222121;</w:t>
       </w:r>
     </w:p>
     <w:p>
+      <w:pPr>
+        <w:spacing w:after="20" w:before="20"/>
+        <w:ind w:left="397"/>
+      </w:pPr>
       <w:r>
         <w:t>3) 21112111;</w:t>
       </w:r>
     </w:p>
     <w:p>
+      <w:pPr>
+        <w:spacing w:after="20" w:before="20"/>
+        <w:ind w:left="397"/>
+      </w:pPr>
       <w:r>
         <w:t>4) 11212112.</w:t>
       </w:r>
     </w:p>
     <w:p>
-      <w:r>
+      <w:pPr>
+        <w:spacing w:before="120" w:after="40"/>
+      </w:pPr>
+      <w:r>
+        <w:rPr>
+          <w:b/>
+          <w:sz w:val="22"/>
+        </w:rPr>
         <w:t>№7</w:t>
       </w:r>
     </w:p>
     <w:p>
+      <w:pPr>
+        <w:spacing w:after="20" w:before="20"/>
+        <w:ind w:left="397"/>
+      </w:pPr>
       <w:r>
         <w:t>В каталоге находятся файлы со следующими именами:</w:t>
       </w:r>
     </w:p>
     <w:p>
+      <w:pPr>
+        <w:spacing w:after="20" w:before="20"/>
+        <w:ind w:left="397"/>
+      </w:pPr>
       <w:r>
         <w:t>rain.mp5</w:t>
         <w:br/>
@@ -719,11 +1441,19 @@
       </w:r>
     </w:p>
     <w:p>
+      <w:pPr>
+        <w:spacing w:after="20" w:before="20"/>
+        <w:ind w:left="397"/>
+      </w:pPr>
       <w:r>
         <w:t>Определите, по какой из масок будет выбрана указанная группа файлов:</w:t>
       </w:r>
     </w:p>
     <w:p>
+      <w:pPr>
+        <w:spacing w:after="20" w:before="20"/>
+        <w:ind w:left="397"/>
+      </w:pPr>
       <w:r>
         <w:t>rain.mp5</w:t>
         <w:br/>
@@ -731,179 +1461,371 @@
       </w:r>
     </w:p>
     <w:p>
+      <w:pPr>
+        <w:spacing w:after="20" w:before="20"/>
+        <w:ind w:left="397"/>
+      </w:pPr>
       <w:r>
         <w:t>1) r*.mp*;</w:t>
       </w:r>
     </w:p>
     <w:p>
+      <w:pPr>
+        <w:spacing w:after="20" w:before="20"/>
+        <w:ind w:left="397"/>
+      </w:pPr>
       <w:r>
         <w:t>2) rain.*;</w:t>
       </w:r>
     </w:p>
     <w:p>
+      <w:pPr>
+        <w:spacing w:after="20" w:before="20"/>
+        <w:ind w:left="397"/>
+      </w:pPr>
       <w:r>
         <w:t>3) *ain.mp5;</w:t>
       </w:r>
     </w:p>
     <w:p>
+      <w:pPr>
+        <w:spacing w:after="20" w:before="20"/>
+        <w:ind w:left="397"/>
+      </w:pPr>
       <w:r>
         <w:t>4) *rain*.</w:t>
       </w:r>
     </w:p>
     <w:p>
-      <w:r>
-        <w:t>№8</w:t>
-      </w:r>
-    </w:p>
-    <w:p>
-      <w:r>
-        <w:t>Для кодирования некоторой последовательности из букв А, Б, В, Г, Д, Е, Ж используют неравномерный двоичный код, удовлетворяющий условию Фано.</w:t>
-      </w:r>
-    </w:p>
-    <w:p>
-      <w:r>
-        <w:t>Для букв А, Б, В, Г использовали соответственно кодовые слова 112, 121, 122, 2.</w:t>
-      </w:r>
-    </w:p>
-    <w:p>
-      <w:r>
-        <w:t>Укажите кратчайшее возможное кодовое слово для буквы Д, при котором код допускает однозначное декодирование. Если таких кодов несколько, укажите код с наименьшим числовым значением.</w:t>
-      </w:r>
-    </w:p>
-    <w:p>
-      <w:r>
-        <w:t>№9</w:t>
-      </w:r>
-    </w:p>
-    <w:p>
-      <w:r>
-        <w:t>У Кати есть доступ в Интернет по высокоскоростному радиоканалу (411 бит/с). У Пети — только приём от Кати по низкоскоростному каналу (402 бит/с). Катя скачивает для Пети данные объёмом 5 Мбайт и передаёт их ему.</w:t>
-      </w:r>
-    </w:p>
-    <w:p>
-      <w:r>
-        <w:t>Каков минимально возможный промежуток времени (в секундах) с момента начала скачивания до полного получения данных Петей?</w:t>
-      </w:r>
-    </w:p>
-    <w:p>
-      <w:r>
-        <w:t>№10</w:t>
-      </w:r>
-    </w:p>
-    <w:p>
-      <w:r>
-        <w:t>Для узла с IP-адресом 21.85.253.311 адрес сети равен 21.85.239.1.</w:t>
-      </w:r>
-    </w:p>
-    <w:p>
-      <w:r>
-        <w:t>Чему равно наименьшее возможное значение третьего слева байта маски? Ответ запишите в виде десятичного числа.</w:t>
-      </w:r>
-    </w:p>
-    <w:p>
+      <w:pPr>
+        <w:spacing w:before="120" w:after="40"/>
+      </w:pPr>
       <w:r>
         <w:rPr>
           <w:b/>
+          <w:sz w:val="22"/>
+        </w:rPr>
+        <w:t>№8</w:t>
+      </w:r>
+    </w:p>
+    <w:p>
+      <w:pPr>
+        <w:spacing w:after="20" w:before="20"/>
+        <w:ind w:left="397"/>
+      </w:pPr>
+      <w:r>
+        <w:t>Для кодирования некоторой последовательности из букв А, Б, В, Г, Д, Е, Ж используют неравномерный двоичный код, удовлетворяющий условию Фано.</w:t>
+      </w:r>
+    </w:p>
+    <w:p>
+      <w:pPr>
+        <w:spacing w:after="20" w:before="20"/>
+        <w:ind w:left="397"/>
+      </w:pPr>
+      <w:r>
+        <w:t>Для букв А, Б, В, Г использовали соответственно кодовые слова 112, 121, 122, 2.</w:t>
+      </w:r>
+    </w:p>
+    <w:p>
+      <w:pPr>
+        <w:spacing w:after="20" w:before="20"/>
+        <w:ind w:left="397"/>
+      </w:pPr>
+      <w:r>
+        <w:t>Укажите кратчайшее возможное кодовое слово для буквы Д, при котором код допускает однозначное декодирование. Если таких кодов несколько, укажите код с наименьшим числовым значением.</w:t>
+      </w:r>
+    </w:p>
+    <w:p>
+      <w:pPr>
+        <w:spacing w:before="120" w:after="40"/>
+      </w:pPr>
+      <w:r>
+        <w:rPr>
+          <w:b/>
+          <w:sz w:val="22"/>
+        </w:rPr>
+        <w:t>№9</w:t>
+      </w:r>
+    </w:p>
+    <w:p>
+      <w:pPr>
+        <w:spacing w:after="20" w:before="20"/>
+        <w:ind w:left="397"/>
+      </w:pPr>
+      <w:r>
+        <w:t>У Кати есть доступ в Интернет по высокоскоростному радиоканалу (411 бит/с). У Пети — только приём от Кати по низкоскоростному каналу (402 бит/с). Катя скачивает для Пети данные объёмом 5 Мбайт и передаёт их ему.</w:t>
+      </w:r>
+    </w:p>
+    <w:p>
+      <w:pPr>
+        <w:spacing w:after="20" w:before="20"/>
+        <w:ind w:left="397"/>
+      </w:pPr>
+      <w:r>
+        <w:t>Каков минимально возможный промежуток времени (в секундах) с момента начала скачивания до полного получения данных Петей?</w:t>
+      </w:r>
+    </w:p>
+    <w:p>
+      <w:pPr>
+        <w:spacing w:before="120" w:after="40"/>
+      </w:pPr>
+      <w:r>
+        <w:rPr>
+          <w:b/>
+          <w:sz w:val="22"/>
+        </w:rPr>
+        <w:t>№10</w:t>
+      </w:r>
+    </w:p>
+    <w:p>
+      <w:pPr>
+        <w:spacing w:after="20" w:before="20"/>
+        <w:ind w:left="397"/>
+      </w:pPr>
+      <w:r>
+        <w:t>Для узла с IP-адресом 21.85.253.311 адрес сети равен 21.85.239.1.</w:t>
+      </w:r>
+    </w:p>
+    <w:p>
+      <w:pPr>
+        <w:spacing w:after="20" w:before="20"/>
+        <w:ind w:left="397"/>
+      </w:pPr>
+      <w:r>
+        <w:t>Чему равно наименьшее возможное значение третьего слева байта маски? Ответ запишите в виде десятичного числа.</w:t>
+      </w:r>
+    </w:p>
+    <w:p>
+      <w:r>
+        <w:br w:type="page"/>
+      </w:r>
+    </w:p>
+    <w:p>
+      <w:pPr>
+        <w:spacing w:before="0" w:after="120"/>
+      </w:pPr>
+      <w:r>
+        <w:rPr>
+          <w:b/>
+          <w:sz w:val="28"/>
         </w:rPr>
         <w:t>Вариант №5</w:t>
       </w:r>
     </w:p>
     <w:p>
-      <w:pPr/>
-      <w:r>
+      <w:pPr>
+        <w:spacing w:before="160" w:after="40"/>
+      </w:pPr>
+      <w:r>
+        <w:rPr>
+          <w:b/>
+          <w:i/>
+          <w:sz w:val="22"/>
+        </w:rPr>
+        <w:t>Теоретические вопросы:</w:t>
+      </w:r>
+    </w:p>
+    <w:p>
+      <w:pPr>
+        <w:spacing w:before="120" w:after="40"/>
+      </w:pPr>
+      <w:r>
+        <w:rPr>
+          <w:b/>
+          <w:sz w:val="22"/>
+        </w:rPr>
         <w:t>№1</w:t>
       </w:r>
     </w:p>
     <w:p>
+      <w:pPr>
+        <w:spacing w:after="20" w:before="20"/>
+        <w:ind w:left="397"/>
+      </w:pPr>
       <w:r>
         <w:t>Что такое двоичная система счисления? Чем она отличается от десятичной?</w:t>
       </w:r>
     </w:p>
     <w:p>
-      <w:pPr/>
-      <w:r>
+      <w:pPr>
+        <w:spacing w:before="120" w:after="40"/>
+      </w:pPr>
+      <w:r>
+        <w:rPr>
+          <w:b/>
+          <w:sz w:val="22"/>
+        </w:rPr>
         <w:t>№2</w:t>
       </w:r>
     </w:p>
     <w:p>
+      <w:pPr>
+        <w:spacing w:after="20" w:before="20"/>
+        <w:ind w:left="397"/>
+      </w:pPr>
       <w:r>
         <w:t>Что такое маска имени файла? Для чего используются символы * и ? в масках?</w:t>
       </w:r>
     </w:p>
     <w:p>
-      <w:pPr/>
-      <w:r>
+      <w:pPr>
+        <w:spacing w:before="120" w:after="40"/>
+      </w:pPr>
+      <w:r>
+        <w:rPr>
+          <w:b/>
+          <w:sz w:val="22"/>
+        </w:rPr>
         <w:t>№3</w:t>
       </w:r>
     </w:p>
     <w:p>
+      <w:pPr>
+        <w:spacing w:after="20" w:before="20"/>
+        <w:ind w:left="397"/>
+      </w:pPr>
       <w:r>
         <w:t>Что такое код Фано (префиксный код)? Почему он позволяет однозначно декодировать сообщение?</w:t>
       </w:r>
     </w:p>
     <w:p>
-      <w:pPr/>
-      <w:r>
+      <w:pPr>
+        <w:spacing w:before="120" w:after="40"/>
+      </w:pPr>
+      <w:r>
+        <w:rPr>
+          <w:b/>
+          <w:sz w:val="22"/>
+        </w:rPr>
         <w:t>№4</w:t>
       </w:r>
     </w:p>
     <w:p>
+      <w:pPr>
+        <w:spacing w:after="20" w:before="20"/>
+        <w:ind w:left="397"/>
+      </w:pPr>
       <w:r>
         <w:t>Как связаны скорость передачи информации (бит/с), объём данных (биты, байты) и время передачи?</w:t>
       </w:r>
     </w:p>
     <w:p>
-      <w:pPr/>
-      <w:r>
+      <w:pPr>
+        <w:spacing w:before="120" w:after="40"/>
+      </w:pPr>
+      <w:r>
+        <w:rPr>
+          <w:b/>
+          <w:sz w:val="22"/>
+        </w:rPr>
         <w:t>№5</w:t>
       </w:r>
     </w:p>
     <w:p>
+      <w:pPr>
+        <w:spacing w:after="20" w:before="20"/>
+        <w:ind w:left="397"/>
+      </w:pPr>
       <w:r>
         <w:t>Что такое IP-адрес и маска подсети? Зачем нужна маска?</w:t>
       </w:r>
     </w:p>
     <w:p>
-      <w:r>
+      <w:pPr>
+        <w:spacing w:before="160" w:after="40"/>
+      </w:pPr>
+      <w:r>
+        <w:rPr>
+          <w:b/>
+          <w:i/>
+          <w:sz w:val="22"/>
+        </w:rPr>
+        <w:t>Задания:</w:t>
+      </w:r>
+    </w:p>
+    <w:p>
+      <w:pPr>
+        <w:spacing w:before="120" w:after="40"/>
+      </w:pPr>
+      <w:r>
+        <w:rPr>
+          <w:b/>
+          <w:sz w:val="22"/>
+        </w:rPr>
         <w:t>№6</w:t>
       </w:r>
     </w:p>
     <w:p>
+      <w:pPr>
+        <w:spacing w:after="20" w:before="20"/>
+        <w:ind w:left="397"/>
+      </w:pPr>
       <w:r>
         <w:t>Дано: 22111121 &lt; C &lt; 22221211. Укажите номер (2–5) числа C в двоичной системе, удовлетворяющего неравенству:</w:t>
       </w:r>
     </w:p>
     <w:p>
+      <w:pPr>
+        <w:spacing w:after="20" w:before="20"/>
+        <w:ind w:left="397"/>
+      </w:pPr>
       <w:r>
         <w:t>1) 22211221;</w:t>
       </w:r>
     </w:p>
     <w:p>
+      <w:pPr>
+        <w:spacing w:after="20" w:before="20"/>
+        <w:ind w:left="397"/>
+      </w:pPr>
       <w:r>
         <w:t>2) 12211221;</w:t>
       </w:r>
     </w:p>
     <w:p>
+      <w:pPr>
+        <w:spacing w:after="20" w:before="20"/>
+        <w:ind w:left="397"/>
+      </w:pPr>
       <w:r>
         <w:t>3) 12111122;</w:t>
       </w:r>
     </w:p>
     <w:p>
+      <w:pPr>
+        <w:spacing w:after="20" w:before="20"/>
+        <w:ind w:left="397"/>
+      </w:pPr>
       <w:r>
         <w:t>4) 22222212.</w:t>
       </w:r>
     </w:p>
     <w:p>
-      <w:r>
+      <w:pPr>
+        <w:spacing w:before="120" w:after="40"/>
+      </w:pPr>
+      <w:r>
+        <w:rPr>
+          <w:b/>
+          <w:sz w:val="22"/>
+        </w:rPr>
         <w:t>№7</w:t>
       </w:r>
     </w:p>
     <w:p>
+      <w:pPr>
+        <w:spacing w:after="20" w:before="20"/>
+        <w:ind w:left="397"/>
+      </w:pPr>
       <w:r>
         <w:t>В каталоге находятся файлы со следующими именами:</w:t>
       </w:r>
     </w:p>
     <w:p>
+      <w:pPr>
+        <w:spacing w:after="20" w:before="20"/>
+        <w:ind w:left="397"/>
+      </w:pPr>
       <w:r>
         <w:t>a2.x</w:t>
         <w:br/>
@@ -919,11 +1841,19 @@
       </w:r>
     </w:p>
     <w:p>
+      <w:pPr>
+        <w:spacing w:after="20" w:before="20"/>
+        <w:ind w:left="397"/>
+      </w:pPr>
       <w:r>
         <w:t>Определите, по какой из масок будет выбрана указанная группа файлов:</w:t>
       </w:r>
     </w:p>
     <w:p>
+      <w:pPr>
+        <w:spacing w:after="20" w:before="20"/>
+        <w:ind w:left="397"/>
+      </w:pPr>
       <w:r>
         <w:t>a2.x</w:t>
         <w:br/>
@@ -931,179 +1861,371 @@
       </w:r>
     </w:p>
     <w:p>
+      <w:pPr>
+        <w:spacing w:after="20" w:before="20"/>
+        <w:ind w:left="397"/>
+      </w:pPr>
       <w:r>
         <w:t>1) a2.*;</w:t>
       </w:r>
     </w:p>
     <w:p>
+      <w:pPr>
+        <w:spacing w:after="20" w:before="20"/>
+        <w:ind w:left="397"/>
+      </w:pPr>
       <w:r>
         <w:t>2) a?.*;</w:t>
       </w:r>
     </w:p>
     <w:p>
+      <w:pPr>
+        <w:spacing w:after="20" w:before="20"/>
+        <w:ind w:left="397"/>
+      </w:pPr>
       <w:r>
         <w:t>3) *2.*;</w:t>
       </w:r>
     </w:p>
     <w:p>
+      <w:pPr>
+        <w:spacing w:after="20" w:before="20"/>
+        <w:ind w:left="397"/>
+      </w:pPr>
       <w:r>
         <w:t>4) a*.x.</w:t>
       </w:r>
     </w:p>
     <w:p>
-      <w:r>
-        <w:t>№8</w:t>
-      </w:r>
-    </w:p>
-    <w:p>
-      <w:r>
-        <w:t>Для кодирования некоторой последовательности из букв А, Б, В, Г, Д, Е, Ж используют неравномерный двоичный код, удовлетворяющий условию Фано.</w:t>
-      </w:r>
-    </w:p>
-    <w:p>
-      <w:r>
-        <w:t>Для букв А, Б, В, Г использовали соответственно кодовые слова 11, 21, 22, 121.</w:t>
-      </w:r>
-    </w:p>
-    <w:p>
-      <w:r>
-        <w:t>Укажите кратчайшее возможное кодовое слово для буквы Д, при котором код допускает однозначное декодирование. Если таких кодов несколько, укажите код с наименьшим числовым значением.</w:t>
-      </w:r>
-    </w:p>
-    <w:p>
-      <w:r>
-        <w:t>№9</w:t>
-      </w:r>
-    </w:p>
-    <w:p>
-      <w:r>
-        <w:t>У Кати есть доступ в Интернет по высокоскоростному радиоканалу (392 бит/с). У Пети — только приём от Кати по низкоскоростному каналу (350 бит/с). Катя скачивает для Пети данные объёмом 23 Мбайт и передаёт их ему.</w:t>
-      </w:r>
-    </w:p>
-    <w:p>
-      <w:r>
-        <w:t>Каков минимально возможный промежуток времени (в секундах) с момента начала скачивания до полного получения данных Петей?</w:t>
-      </w:r>
-    </w:p>
-    <w:p>
-      <w:r>
-        <w:t>№10</w:t>
-      </w:r>
-    </w:p>
-    <w:p>
-      <w:r>
-        <w:t>Для узла с IP-адресом 21.95.268.361 адрес сети равен 21.95.239.1.</w:t>
-      </w:r>
-    </w:p>
-    <w:p>
-      <w:r>
-        <w:t>Чему равно наименьшее возможное значение третьего слева байта маски? Ответ запишите в виде десятичного числа.</w:t>
-      </w:r>
-    </w:p>
-    <w:p>
+      <w:pPr>
+        <w:spacing w:before="120" w:after="40"/>
+      </w:pPr>
       <w:r>
         <w:rPr>
           <w:b/>
+          <w:sz w:val="22"/>
+        </w:rPr>
+        <w:t>№8</w:t>
+      </w:r>
+    </w:p>
+    <w:p>
+      <w:pPr>
+        <w:spacing w:after="20" w:before="20"/>
+        <w:ind w:left="397"/>
+      </w:pPr>
+      <w:r>
+        <w:t>Для кодирования некоторой последовательности из букв А, Б, В, Г, Д, Е, Ж используют неравномерный двоичный код, удовлетворяющий условию Фано.</w:t>
+      </w:r>
+    </w:p>
+    <w:p>
+      <w:pPr>
+        <w:spacing w:after="20" w:before="20"/>
+        <w:ind w:left="397"/>
+      </w:pPr>
+      <w:r>
+        <w:t>Для букв А, Б, В, Г использовали соответственно кодовые слова 11, 21, 22, 121.</w:t>
+      </w:r>
+    </w:p>
+    <w:p>
+      <w:pPr>
+        <w:spacing w:after="20" w:before="20"/>
+        <w:ind w:left="397"/>
+      </w:pPr>
+      <w:r>
+        <w:t>Укажите кратчайшее возможное кодовое слово для буквы Д, при котором код допускает однозначное декодирование. Если таких кодов несколько, укажите код с наименьшим числовым значением.</w:t>
+      </w:r>
+    </w:p>
+    <w:p>
+      <w:pPr>
+        <w:spacing w:before="120" w:after="40"/>
+      </w:pPr>
+      <w:r>
+        <w:rPr>
+          <w:b/>
+          <w:sz w:val="22"/>
+        </w:rPr>
+        <w:t>№9</w:t>
+      </w:r>
+    </w:p>
+    <w:p>
+      <w:pPr>
+        <w:spacing w:after="20" w:before="20"/>
+        <w:ind w:left="397"/>
+      </w:pPr>
+      <w:r>
+        <w:t>У Кати есть доступ в Интернет по высокоскоростному радиоканалу (392 бит/с). У Пети — только приём от Кати по низкоскоростному каналу (350 бит/с). Катя скачивает для Пети данные объёмом 23 Мбайт и передаёт их ему.</w:t>
+      </w:r>
+    </w:p>
+    <w:p>
+      <w:pPr>
+        <w:spacing w:after="20" w:before="20"/>
+        <w:ind w:left="397"/>
+      </w:pPr>
+      <w:r>
+        <w:t>Каков минимально возможный промежуток времени (в секундах) с момента начала скачивания до полного получения данных Петей?</w:t>
+      </w:r>
+    </w:p>
+    <w:p>
+      <w:pPr>
+        <w:spacing w:before="120" w:after="40"/>
+      </w:pPr>
+      <w:r>
+        <w:rPr>
+          <w:b/>
+          <w:sz w:val="22"/>
+        </w:rPr>
+        <w:t>№10</w:t>
+      </w:r>
+    </w:p>
+    <w:p>
+      <w:pPr>
+        <w:spacing w:after="20" w:before="20"/>
+        <w:ind w:left="397"/>
+      </w:pPr>
+      <w:r>
+        <w:t>Для узла с IP-адресом 21.95.268.361 адрес сети равен 21.95.239.1.</w:t>
+      </w:r>
+    </w:p>
+    <w:p>
+      <w:pPr>
+        <w:spacing w:after="20" w:before="20"/>
+        <w:ind w:left="397"/>
+      </w:pPr>
+      <w:r>
+        <w:t>Чему равно наименьшее возможное значение третьего слева байта маски? Ответ запишите в виде десятичного числа.</w:t>
+      </w:r>
+    </w:p>
+    <w:p>
+      <w:r>
+        <w:br w:type="page"/>
+      </w:r>
+    </w:p>
+    <w:p>
+      <w:pPr>
+        <w:spacing w:before="0" w:after="120"/>
+      </w:pPr>
+      <w:r>
+        <w:rPr>
+          <w:b/>
+          <w:sz w:val="28"/>
         </w:rPr>
         <w:t>Вариант №6</w:t>
       </w:r>
     </w:p>
     <w:p>
-      <w:pPr/>
-      <w:r>
+      <w:pPr>
+        <w:spacing w:before="160" w:after="40"/>
+      </w:pPr>
+      <w:r>
+        <w:rPr>
+          <w:b/>
+          <w:i/>
+          <w:sz w:val="22"/>
+        </w:rPr>
+        <w:t>Теоретические вопросы:</w:t>
+      </w:r>
+    </w:p>
+    <w:p>
+      <w:pPr>
+        <w:spacing w:before="120" w:after="40"/>
+      </w:pPr>
+      <w:r>
+        <w:rPr>
+          <w:b/>
+          <w:sz w:val="22"/>
+        </w:rPr>
         <w:t>№1</w:t>
       </w:r>
     </w:p>
     <w:p>
+      <w:pPr>
+        <w:spacing w:after="20" w:before="20"/>
+        <w:ind w:left="397"/>
+      </w:pPr>
       <w:r>
         <w:t>Что такое двоичная система счисления? Чем она отличается от десятичной?</w:t>
       </w:r>
     </w:p>
     <w:p>
-      <w:pPr/>
-      <w:r>
+      <w:pPr>
+        <w:spacing w:before="120" w:after="40"/>
+      </w:pPr>
+      <w:r>
+        <w:rPr>
+          <w:b/>
+          <w:sz w:val="22"/>
+        </w:rPr>
         <w:t>№2</w:t>
       </w:r>
     </w:p>
     <w:p>
+      <w:pPr>
+        <w:spacing w:after="20" w:before="20"/>
+        <w:ind w:left="397"/>
+      </w:pPr>
       <w:r>
         <w:t>Что такое маска имени файла? Для чего используются символы * и ? в масках?</w:t>
       </w:r>
     </w:p>
     <w:p>
-      <w:pPr/>
-      <w:r>
+      <w:pPr>
+        <w:spacing w:before="120" w:after="40"/>
+      </w:pPr>
+      <w:r>
+        <w:rPr>
+          <w:b/>
+          <w:sz w:val="22"/>
+        </w:rPr>
         <w:t>№3</w:t>
       </w:r>
     </w:p>
     <w:p>
+      <w:pPr>
+        <w:spacing w:after="20" w:before="20"/>
+        <w:ind w:left="397"/>
+      </w:pPr>
       <w:r>
         <w:t>Что такое код Фано (префиксный код)? Почему он позволяет однозначно декодировать сообщение?</w:t>
       </w:r>
     </w:p>
     <w:p>
-      <w:pPr/>
-      <w:r>
+      <w:pPr>
+        <w:spacing w:before="120" w:after="40"/>
+      </w:pPr>
+      <w:r>
+        <w:rPr>
+          <w:b/>
+          <w:sz w:val="22"/>
+        </w:rPr>
         <w:t>№4</w:t>
       </w:r>
     </w:p>
     <w:p>
+      <w:pPr>
+        <w:spacing w:after="20" w:before="20"/>
+        <w:ind w:left="397"/>
+      </w:pPr>
       <w:r>
         <w:t>Как связаны скорость передачи информации (бит/с), объём данных (биты, байты) и время передачи?</w:t>
       </w:r>
     </w:p>
     <w:p>
-      <w:pPr/>
-      <w:r>
+      <w:pPr>
+        <w:spacing w:before="120" w:after="40"/>
+      </w:pPr>
+      <w:r>
+        <w:rPr>
+          <w:b/>
+          <w:sz w:val="22"/>
+        </w:rPr>
         <w:t>№5</w:t>
       </w:r>
     </w:p>
     <w:p>
+      <w:pPr>
+        <w:spacing w:after="20" w:before="20"/>
+        <w:ind w:left="397"/>
+      </w:pPr>
       <w:r>
         <w:t>Что такое IP-адрес и маска подсети? Зачем нужна маска?</w:t>
       </w:r>
     </w:p>
     <w:p>
-      <w:r>
+      <w:pPr>
+        <w:spacing w:before="160" w:after="40"/>
+      </w:pPr>
+      <w:r>
+        <w:rPr>
+          <w:b/>
+          <w:i/>
+          <w:sz w:val="22"/>
+        </w:rPr>
+        <w:t>Задания:</w:t>
+      </w:r>
+    </w:p>
+    <w:p>
+      <w:pPr>
+        <w:spacing w:before="120" w:after="40"/>
+      </w:pPr>
+      <w:r>
+        <w:rPr>
+          <w:b/>
+          <w:sz w:val="22"/>
+        </w:rPr>
         <w:t>№6</w:t>
       </w:r>
     </w:p>
     <w:p>
+      <w:pPr>
+        <w:spacing w:after="20" w:before="20"/>
+        <w:ind w:left="397"/>
+      </w:pPr>
       <w:r>
         <w:t>Дано: 22111211 &lt; C &lt; 22221221. Укажите номер (2–5) числа C в двоичной системе, удовлетворяющего неравенству:</w:t>
       </w:r>
     </w:p>
     <w:p>
+      <w:pPr>
+        <w:spacing w:after="20" w:before="20"/>
+        <w:ind w:left="397"/>
+      </w:pPr>
       <w:r>
         <w:t>1) 22112222;</w:t>
       </w:r>
     </w:p>
     <w:p>
+      <w:pPr>
+        <w:spacing w:after="20" w:before="20"/>
+        <w:ind w:left="397"/>
+      </w:pPr>
       <w:r>
         <w:t>2) 12222211;</w:t>
       </w:r>
     </w:p>
     <w:p>
+      <w:pPr>
+        <w:spacing w:after="20" w:before="20"/>
+        <w:ind w:left="397"/>
+      </w:pPr>
       <w:r>
         <w:t>3) 12221122;</w:t>
       </w:r>
     </w:p>
     <w:p>
+      <w:pPr>
+        <w:spacing w:after="20" w:before="20"/>
+        <w:ind w:left="397"/>
+      </w:pPr>
       <w:r>
         <w:t>4) 12212122.</w:t>
       </w:r>
     </w:p>
     <w:p>
-      <w:r>
+      <w:pPr>
+        <w:spacing w:before="120" w:after="40"/>
+      </w:pPr>
+      <w:r>
+        <w:rPr>
+          <w:b/>
+          <w:sz w:val="22"/>
+        </w:rPr>
         <w:t>№7</w:t>
       </w:r>
     </w:p>
     <w:p>
+      <w:pPr>
+        <w:spacing w:after="20" w:before="20"/>
+        <w:ind w:left="397"/>
+      </w:pPr>
       <w:r>
         <w:t>В каталоге находятся файлы со следующими именами:</w:t>
       </w:r>
     </w:p>
     <w:p>
+      <w:pPr>
+        <w:spacing w:after="20" w:before="20"/>
+        <w:ind w:left="397"/>
+      </w:pPr>
       <w:r>
         <w:t>cat.doc</w:t>
         <w:br/>
@@ -1117,11 +2239,19 @@
       </w:r>
     </w:p>
     <w:p>
+      <w:pPr>
+        <w:spacing w:after="20" w:before="20"/>
+        <w:ind w:left="397"/>
+      </w:pPr>
       <w:r>
         <w:t>Определите, по какой из масок будет выбрана указанная группа файлов:</w:t>
       </w:r>
     </w:p>
     <w:p>
+      <w:pPr>
+        <w:spacing w:after="20" w:before="20"/>
+        <w:ind w:left="397"/>
+      </w:pPr>
       <w:r>
         <w:t>cat.doc</w:t>
         <w:br/>
@@ -1129,179 +2259,371 @@
       </w:r>
     </w:p>
     <w:p>
+      <w:pPr>
+        <w:spacing w:after="20" w:before="20"/>
+        <w:ind w:left="397"/>
+      </w:pPr>
       <w:r>
         <w:t>1) ca*.doc;</w:t>
       </w:r>
     </w:p>
     <w:p>
+      <w:pPr>
+        <w:spacing w:after="20" w:before="20"/>
+        <w:ind w:left="397"/>
+      </w:pPr>
       <w:r>
         <w:t>2) c*t.doc;</w:t>
       </w:r>
     </w:p>
     <w:p>
+      <w:pPr>
+        <w:spacing w:after="20" w:before="20"/>
+        <w:ind w:left="397"/>
+      </w:pPr>
       <w:r>
         <w:t>3) *.doc;</w:t>
       </w:r>
     </w:p>
     <w:p>
+      <w:pPr>
+        <w:spacing w:after="20" w:before="20"/>
+        <w:ind w:left="397"/>
+      </w:pPr>
       <w:r>
         <w:t>4) c?r.doc.</w:t>
       </w:r>
     </w:p>
     <w:p>
-      <w:r>
-        <w:t>№8</w:t>
-      </w:r>
-    </w:p>
-    <w:p>
-      <w:r>
-        <w:t>Для кодирования некоторой последовательности из букв А, Б, В, Г, Д, Е, Ж используют неравномерный двоичный код, удовлетворяющий условию Фано.</w:t>
-      </w:r>
-    </w:p>
-    <w:p>
-      <w:r>
-        <w:t>Для букв А, Б, В, Г использовали соответственно кодовые слова 111, 112, 121, 122.</w:t>
-      </w:r>
-    </w:p>
-    <w:p>
-      <w:r>
-        <w:t>Укажите кратчайшее возможное кодовое слово для буквы Д, при котором код допускает однозначное декодирование. Если таких кодов несколько, укажите код с наименьшим числовым значением.</w:t>
-      </w:r>
-    </w:p>
-    <w:p>
-      <w:r>
-        <w:t>№9</w:t>
-      </w:r>
-    </w:p>
-    <w:p>
-      <w:r>
-        <w:t>У Кати есть доступ в Интернет по высокоскоростному радиоканалу (343 бит/с). У Пети — только приём от Кати по низкоскоростному каналу (304 бит/с). Катя скачивает для Пети данные объёмом 6 Мбайт и передаёт их ему.</w:t>
-      </w:r>
-    </w:p>
-    <w:p>
-      <w:r>
-        <w:t>Каков минимально возможный промежуток времени (в секундах) с момента начала скачивания до полного получения данных Петей?</w:t>
-      </w:r>
-    </w:p>
-    <w:p>
-      <w:r>
-        <w:t>№10</w:t>
-      </w:r>
-    </w:p>
-    <w:p>
-      <w:r>
-        <w:t>Для узла с IP-адресом 21.271.321.03 адрес сети равен 21.271.319.1.</w:t>
-      </w:r>
-    </w:p>
-    <w:p>
-      <w:r>
-        <w:t>Чему равно наименьшее возможное значение третьего слева байта маски? Ответ запишите в виде десятичного числа.</w:t>
-      </w:r>
-    </w:p>
-    <w:p>
+      <w:pPr>
+        <w:spacing w:before="120" w:after="40"/>
+      </w:pPr>
       <w:r>
         <w:rPr>
           <w:b/>
+          <w:sz w:val="22"/>
+        </w:rPr>
+        <w:t>№8</w:t>
+      </w:r>
+    </w:p>
+    <w:p>
+      <w:pPr>
+        <w:spacing w:after="20" w:before="20"/>
+        <w:ind w:left="397"/>
+      </w:pPr>
+      <w:r>
+        <w:t>Для кодирования некоторой последовательности из букв А, Б, В, Г, Д, Е, Ж используют неравномерный двоичный код, удовлетворяющий условию Фано.</w:t>
+      </w:r>
+    </w:p>
+    <w:p>
+      <w:pPr>
+        <w:spacing w:after="20" w:before="20"/>
+        <w:ind w:left="397"/>
+      </w:pPr>
+      <w:r>
+        <w:t>Для букв А, Б, В, Г использовали соответственно кодовые слова 111, 112, 121, 122.</w:t>
+      </w:r>
+    </w:p>
+    <w:p>
+      <w:pPr>
+        <w:spacing w:after="20" w:before="20"/>
+        <w:ind w:left="397"/>
+      </w:pPr>
+      <w:r>
+        <w:t>Укажите кратчайшее возможное кодовое слово для буквы Д, при котором код допускает однозначное декодирование. Если таких кодов несколько, укажите код с наименьшим числовым значением.</w:t>
+      </w:r>
+    </w:p>
+    <w:p>
+      <w:pPr>
+        <w:spacing w:before="120" w:after="40"/>
+      </w:pPr>
+      <w:r>
+        <w:rPr>
+          <w:b/>
+          <w:sz w:val="22"/>
+        </w:rPr>
+        <w:t>№9</w:t>
+      </w:r>
+    </w:p>
+    <w:p>
+      <w:pPr>
+        <w:spacing w:after="20" w:before="20"/>
+        <w:ind w:left="397"/>
+      </w:pPr>
+      <w:r>
+        <w:t>У Кати есть доступ в Интернет по высокоскоростному радиоканалу (343 бит/с). У Пети — только приём от Кати по низкоскоростному каналу (304 бит/с). Катя скачивает для Пети данные объёмом 6 Мбайт и передаёт их ему.</w:t>
+      </w:r>
+    </w:p>
+    <w:p>
+      <w:pPr>
+        <w:spacing w:after="20" w:before="20"/>
+        <w:ind w:left="397"/>
+      </w:pPr>
+      <w:r>
+        <w:t>Каков минимально возможный промежуток времени (в секундах) с момента начала скачивания до полного получения данных Петей?</w:t>
+      </w:r>
+    </w:p>
+    <w:p>
+      <w:pPr>
+        <w:spacing w:before="120" w:after="40"/>
+      </w:pPr>
+      <w:r>
+        <w:rPr>
+          <w:b/>
+          <w:sz w:val="22"/>
+        </w:rPr>
+        <w:t>№10</w:t>
+      </w:r>
+    </w:p>
+    <w:p>
+      <w:pPr>
+        <w:spacing w:after="20" w:before="20"/>
+        <w:ind w:left="397"/>
+      </w:pPr>
+      <w:r>
+        <w:t>Для узла с IP-адресом 21.271.321.03 адрес сети равен 21.271.319.1.</w:t>
+      </w:r>
+    </w:p>
+    <w:p>
+      <w:pPr>
+        <w:spacing w:after="20" w:before="20"/>
+        <w:ind w:left="397"/>
+      </w:pPr>
+      <w:r>
+        <w:t>Чему равно наименьшее возможное значение третьего слева байта маски? Ответ запишите в виде десятичного числа.</w:t>
+      </w:r>
+    </w:p>
+    <w:p>
+      <w:r>
+        <w:br w:type="page"/>
+      </w:r>
+    </w:p>
+    <w:p>
+      <w:pPr>
+        <w:spacing w:before="0" w:after="120"/>
+      </w:pPr>
+      <w:r>
+        <w:rPr>
+          <w:b/>
+          <w:sz w:val="28"/>
         </w:rPr>
         <w:t>Вариант №7</w:t>
       </w:r>
     </w:p>
     <w:p>
-      <w:pPr/>
-      <w:r>
+      <w:pPr>
+        <w:spacing w:before="160" w:after="40"/>
+      </w:pPr>
+      <w:r>
+        <w:rPr>
+          <w:b/>
+          <w:i/>
+          <w:sz w:val="22"/>
+        </w:rPr>
+        <w:t>Теоретические вопросы:</w:t>
+      </w:r>
+    </w:p>
+    <w:p>
+      <w:pPr>
+        <w:spacing w:before="120" w:after="40"/>
+      </w:pPr>
+      <w:r>
+        <w:rPr>
+          <w:b/>
+          <w:sz w:val="22"/>
+        </w:rPr>
         <w:t>№1</w:t>
       </w:r>
     </w:p>
     <w:p>
+      <w:pPr>
+        <w:spacing w:after="20" w:before="20"/>
+        <w:ind w:left="397"/>
+      </w:pPr>
       <w:r>
         <w:t>Что такое двоичная система счисления? Чем она отличается от десятичной?</w:t>
       </w:r>
     </w:p>
     <w:p>
-      <w:pPr/>
-      <w:r>
+      <w:pPr>
+        <w:spacing w:before="120" w:after="40"/>
+      </w:pPr>
+      <w:r>
+        <w:rPr>
+          <w:b/>
+          <w:sz w:val="22"/>
+        </w:rPr>
         <w:t>№2</w:t>
       </w:r>
     </w:p>
     <w:p>
+      <w:pPr>
+        <w:spacing w:after="20" w:before="20"/>
+        <w:ind w:left="397"/>
+      </w:pPr>
       <w:r>
         <w:t>Что такое маска имени файла? Для чего используются символы * и ? в масках?</w:t>
       </w:r>
     </w:p>
     <w:p>
-      <w:pPr/>
-      <w:r>
+      <w:pPr>
+        <w:spacing w:before="120" w:after="40"/>
+      </w:pPr>
+      <w:r>
+        <w:rPr>
+          <w:b/>
+          <w:sz w:val="22"/>
+        </w:rPr>
         <w:t>№3</w:t>
       </w:r>
     </w:p>
     <w:p>
+      <w:pPr>
+        <w:spacing w:after="20" w:before="20"/>
+        <w:ind w:left="397"/>
+      </w:pPr>
       <w:r>
         <w:t>Что такое код Фано (префиксный код)? Почему он позволяет однозначно декодировать сообщение?</w:t>
       </w:r>
     </w:p>
     <w:p>
-      <w:pPr/>
-      <w:r>
+      <w:pPr>
+        <w:spacing w:before="120" w:after="40"/>
+      </w:pPr>
+      <w:r>
+        <w:rPr>
+          <w:b/>
+          <w:sz w:val="22"/>
+        </w:rPr>
         <w:t>№4</w:t>
       </w:r>
     </w:p>
     <w:p>
+      <w:pPr>
+        <w:spacing w:after="20" w:before="20"/>
+        <w:ind w:left="397"/>
+      </w:pPr>
       <w:r>
         <w:t>Как связаны скорость передачи информации (бит/с), объём данных (биты, байты) и время передачи?</w:t>
       </w:r>
     </w:p>
     <w:p>
-      <w:pPr/>
-      <w:r>
+      <w:pPr>
+        <w:spacing w:before="120" w:after="40"/>
+      </w:pPr>
+      <w:r>
+        <w:rPr>
+          <w:b/>
+          <w:sz w:val="22"/>
+        </w:rPr>
         <w:t>№5</w:t>
       </w:r>
     </w:p>
     <w:p>
+      <w:pPr>
+        <w:spacing w:after="20" w:before="20"/>
+        <w:ind w:left="397"/>
+      </w:pPr>
       <w:r>
         <w:t>Что такое IP-адрес и маска подсети? Зачем нужна маска?</w:t>
       </w:r>
     </w:p>
     <w:p>
-      <w:r>
+      <w:pPr>
+        <w:spacing w:before="160" w:after="40"/>
+      </w:pPr>
+      <w:r>
+        <w:rPr>
+          <w:b/>
+          <w:i/>
+          <w:sz w:val="22"/>
+        </w:rPr>
+        <w:t>Задания:</w:t>
+      </w:r>
+    </w:p>
+    <w:p>
+      <w:pPr>
+        <w:spacing w:before="120" w:after="40"/>
+      </w:pPr>
+      <w:r>
+        <w:rPr>
+          <w:b/>
+          <w:sz w:val="22"/>
+        </w:rPr>
         <w:t>№6</w:t>
       </w:r>
     </w:p>
     <w:p>
+      <w:pPr>
+        <w:spacing w:after="20" w:before="20"/>
+        <w:ind w:left="397"/>
+      </w:pPr>
       <w:r>
         <w:t>Дано: 21211211 &lt; C &lt; 21222211. Укажите номер (2–5) числа C в двоичной системе, удовлетворяющего неравенству:</w:t>
       </w:r>
     </w:p>
     <w:p>
+      <w:pPr>
+        <w:spacing w:after="20" w:before="20"/>
+        <w:ind w:left="397"/>
+      </w:pPr>
       <w:r>
         <w:t>1) 22122112;</w:t>
       </w:r>
     </w:p>
     <w:p>
+      <w:pPr>
+        <w:spacing w:after="20" w:before="20"/>
+        <w:ind w:left="397"/>
+      </w:pPr>
       <w:r>
         <w:t>2) 21211211;</w:t>
       </w:r>
     </w:p>
     <w:p>
+      <w:pPr>
+        <w:spacing w:after="20" w:before="20"/>
+        <w:ind w:left="397"/>
+      </w:pPr>
       <w:r>
         <w:t>3) 11221211;</w:t>
       </w:r>
     </w:p>
     <w:p>
+      <w:pPr>
+        <w:spacing w:after="20" w:before="20"/>
+        <w:ind w:left="397"/>
+      </w:pPr>
       <w:r>
         <w:t>4) 21212221.</w:t>
       </w:r>
     </w:p>
     <w:p>
-      <w:r>
+      <w:pPr>
+        <w:spacing w:before="120" w:after="40"/>
+      </w:pPr>
+      <w:r>
+        <w:rPr>
+          <w:b/>
+          <w:sz w:val="22"/>
+        </w:rPr>
         <w:t>№7</w:t>
       </w:r>
     </w:p>
     <w:p>
+      <w:pPr>
+        <w:spacing w:after="20" w:before="20"/>
+        <w:ind w:left="397"/>
+      </w:pPr>
       <w:r>
         <w:t>В каталоге находятся файлы со следующими именами:</w:t>
       </w:r>
     </w:p>
     <w:p>
+      <w:pPr>
+        <w:spacing w:after="20" w:before="20"/>
+        <w:ind w:left="397"/>
+      </w:pPr>
       <w:r>
         <w:t>comics.mp4</w:t>
         <w:br/>
@@ -1317,11 +2639,19 @@
       </w:r>
     </w:p>
     <w:p>
+      <w:pPr>
+        <w:spacing w:after="20" w:before="20"/>
+        <w:ind w:left="397"/>
+      </w:pPr>
       <w:r>
         <w:t>Определите, по какой из масок будет выбрана указанная группа файлов:</w:t>
       </w:r>
     </w:p>
     <w:p>
+      <w:pPr>
+        <w:spacing w:after="20" w:before="20"/>
+        <w:ind w:left="397"/>
+      </w:pPr>
       <w:r>
         <w:t>comics.mp4</w:t>
         <w:br/>
@@ -1333,179 +2663,371 @@
       </w:r>
     </w:p>
     <w:p>
+      <w:pPr>
+        <w:spacing w:after="20" w:before="20"/>
+        <w:ind w:left="397"/>
+      </w:pPr>
       <w:r>
         <w:t>1) ?*mi*.m*;</w:t>
       </w:r>
     </w:p>
     <w:p>
+      <w:pPr>
+        <w:spacing w:after="20" w:before="20"/>
+        <w:ind w:left="397"/>
+      </w:pPr>
       <w:r>
         <w:t>2) *mi*.mp*;</w:t>
       </w:r>
     </w:p>
     <w:p>
+      <w:pPr>
+        <w:spacing w:after="20" w:before="20"/>
+        <w:ind w:left="397"/>
+      </w:pPr>
       <w:r>
         <w:t>3) *?mi?.mp*;</w:t>
       </w:r>
     </w:p>
     <w:p>
+      <w:pPr>
+        <w:spacing w:after="20" w:before="20"/>
+        <w:ind w:left="397"/>
+      </w:pPr>
       <w:r>
         <w:t>4) *?mi*.mp*.</w:t>
       </w:r>
     </w:p>
     <w:p>
-      <w:r>
-        <w:t>№8</w:t>
-      </w:r>
-    </w:p>
-    <w:p>
-      <w:r>
-        <w:t>Для кодирования некоторой последовательности из букв А, Б, В, Г, Д, Е, Ж используют неравномерный двоичный код, удовлетворяющий условию Фано.</w:t>
-      </w:r>
-    </w:p>
-    <w:p>
-      <w:r>
-        <w:t>Для букв А, Б, В, Г использовали соответственно кодовые слова 11, 12, 211, 212.</w:t>
-      </w:r>
-    </w:p>
-    <w:p>
-      <w:r>
-        <w:t>Укажите кратчайшее возможное кодовое слово для буквы Д, при котором код допускает однозначное декодирование. Если таких кодов несколько, укажите код с наименьшим числовым значением.</w:t>
-      </w:r>
-    </w:p>
-    <w:p>
-      <w:r>
-        <w:t>№9</w:t>
-      </w:r>
-    </w:p>
-    <w:p>
-      <w:r>
-        <w:t>У Кати есть доступ в Интернет по высокоскоростному радиоканалу (434 бит/с). У Пети — только приём от Кати по низкоскоростному каналу (311 бит/с). Катя скачивает для Пети данные объёмом 0 Мбайт и передаёт их ему.</w:t>
-      </w:r>
-    </w:p>
-    <w:p>
-      <w:r>
-        <w:t>Каков минимально возможный промежуток времени (в секундах) с момента начала скачивания до полного получения данных Петей?</w:t>
-      </w:r>
-    </w:p>
-    <w:p>
-      <w:r>
-        <w:t>№10</w:t>
-      </w:r>
-    </w:p>
-    <w:p>
-      <w:r>
-        <w:t>Для узла с IP-адресом 21.20.270.02 адрес сети равен 21.20.271.1.</w:t>
-      </w:r>
-    </w:p>
-    <w:p>
-      <w:r>
-        <w:t>Чему равно наименьшее возможное значение третьего слева байта маски? Ответ запишите в виде десятичного числа.</w:t>
-      </w:r>
-    </w:p>
-    <w:p>
+      <w:pPr>
+        <w:spacing w:before="120" w:after="40"/>
+      </w:pPr>
       <w:r>
         <w:rPr>
           <w:b/>
+          <w:sz w:val="22"/>
+        </w:rPr>
+        <w:t>№8</w:t>
+      </w:r>
+    </w:p>
+    <w:p>
+      <w:pPr>
+        <w:spacing w:after="20" w:before="20"/>
+        <w:ind w:left="397"/>
+      </w:pPr>
+      <w:r>
+        <w:t>Для кодирования некоторой последовательности из букв А, Б, В, Г, Д, Е, Ж используют неравномерный двоичный код, удовлетворяющий условию Фано.</w:t>
+      </w:r>
+    </w:p>
+    <w:p>
+      <w:pPr>
+        <w:spacing w:after="20" w:before="20"/>
+        <w:ind w:left="397"/>
+      </w:pPr>
+      <w:r>
+        <w:t>Для букв А, Б, В, Г использовали соответственно кодовые слова 11, 12, 211, 212.</w:t>
+      </w:r>
+    </w:p>
+    <w:p>
+      <w:pPr>
+        <w:spacing w:after="20" w:before="20"/>
+        <w:ind w:left="397"/>
+      </w:pPr>
+      <w:r>
+        <w:t>Укажите кратчайшее возможное кодовое слово для буквы Д, при котором код допускает однозначное декодирование. Если таких кодов несколько, укажите код с наименьшим числовым значением.</w:t>
+      </w:r>
+    </w:p>
+    <w:p>
+      <w:pPr>
+        <w:spacing w:before="120" w:after="40"/>
+      </w:pPr>
+      <w:r>
+        <w:rPr>
+          <w:b/>
+          <w:sz w:val="22"/>
+        </w:rPr>
+        <w:t>№9</w:t>
+      </w:r>
+    </w:p>
+    <w:p>
+      <w:pPr>
+        <w:spacing w:after="20" w:before="20"/>
+        <w:ind w:left="397"/>
+      </w:pPr>
+      <w:r>
+        <w:t>У Кати есть доступ в Интернет по высокоскоростному радиоканалу (434 бит/с). У Пети — только приём от Кати по низкоскоростному каналу (311 бит/с). Катя скачивает для Пети данные объёмом 0 Мбайт и передаёт их ему.</w:t>
+      </w:r>
+    </w:p>
+    <w:p>
+      <w:pPr>
+        <w:spacing w:after="20" w:before="20"/>
+        <w:ind w:left="397"/>
+      </w:pPr>
+      <w:r>
+        <w:t>Каков минимально возможный промежуток времени (в секундах) с момента начала скачивания до полного получения данных Петей?</w:t>
+      </w:r>
+    </w:p>
+    <w:p>
+      <w:pPr>
+        <w:spacing w:before="120" w:after="40"/>
+      </w:pPr>
+      <w:r>
+        <w:rPr>
+          <w:b/>
+          <w:sz w:val="22"/>
+        </w:rPr>
+        <w:t>№10</w:t>
+      </w:r>
+    </w:p>
+    <w:p>
+      <w:pPr>
+        <w:spacing w:after="20" w:before="20"/>
+        <w:ind w:left="397"/>
+      </w:pPr>
+      <w:r>
+        <w:t>Для узла с IP-адресом 21.20.270.02 адрес сети равен 21.20.271.1.</w:t>
+      </w:r>
+    </w:p>
+    <w:p>
+      <w:pPr>
+        <w:spacing w:after="20" w:before="20"/>
+        <w:ind w:left="397"/>
+      </w:pPr>
+      <w:r>
+        <w:t>Чему равно наименьшее возможное значение третьего слева байта маски? Ответ запишите в виде десятичного числа.</w:t>
+      </w:r>
+    </w:p>
+    <w:p>
+      <w:r>
+        <w:br w:type="page"/>
+      </w:r>
+    </w:p>
+    <w:p>
+      <w:pPr>
+        <w:spacing w:before="0" w:after="120"/>
+      </w:pPr>
+      <w:r>
+        <w:rPr>
+          <w:b/>
+          <w:sz w:val="28"/>
         </w:rPr>
         <w:t>Вариант №8</w:t>
       </w:r>
     </w:p>
     <w:p>
-      <w:pPr/>
-      <w:r>
+      <w:pPr>
+        <w:spacing w:before="160" w:after="40"/>
+      </w:pPr>
+      <w:r>
+        <w:rPr>
+          <w:b/>
+          <w:i/>
+          <w:sz w:val="22"/>
+        </w:rPr>
+        <w:t>Теоретические вопросы:</w:t>
+      </w:r>
+    </w:p>
+    <w:p>
+      <w:pPr>
+        <w:spacing w:before="120" w:after="40"/>
+      </w:pPr>
+      <w:r>
+        <w:rPr>
+          <w:b/>
+          <w:sz w:val="22"/>
+        </w:rPr>
         <w:t>№1</w:t>
       </w:r>
     </w:p>
     <w:p>
+      <w:pPr>
+        <w:spacing w:after="20" w:before="20"/>
+        <w:ind w:left="397"/>
+      </w:pPr>
       <w:r>
         <w:t>Что такое двоичная система счисления? Чем она отличается от десятичной?</w:t>
       </w:r>
     </w:p>
     <w:p>
-      <w:pPr/>
-      <w:r>
+      <w:pPr>
+        <w:spacing w:before="120" w:after="40"/>
+      </w:pPr>
+      <w:r>
+        <w:rPr>
+          <w:b/>
+          <w:sz w:val="22"/>
+        </w:rPr>
         <w:t>№2</w:t>
       </w:r>
     </w:p>
     <w:p>
+      <w:pPr>
+        <w:spacing w:after="20" w:before="20"/>
+        <w:ind w:left="397"/>
+      </w:pPr>
       <w:r>
         <w:t>Что такое маска имени файла? Для чего используются символы * и ? в масках?</w:t>
       </w:r>
     </w:p>
     <w:p>
-      <w:pPr/>
-      <w:r>
+      <w:pPr>
+        <w:spacing w:before="120" w:after="40"/>
+      </w:pPr>
+      <w:r>
+        <w:rPr>
+          <w:b/>
+          <w:sz w:val="22"/>
+        </w:rPr>
         <w:t>№3</w:t>
       </w:r>
     </w:p>
     <w:p>
+      <w:pPr>
+        <w:spacing w:after="20" w:before="20"/>
+        <w:ind w:left="397"/>
+      </w:pPr>
       <w:r>
         <w:t>Что такое код Фано (префиксный код)? Почему он позволяет однозначно декодировать сообщение?</w:t>
       </w:r>
     </w:p>
     <w:p>
-      <w:pPr/>
-      <w:r>
+      <w:pPr>
+        <w:spacing w:before="120" w:after="40"/>
+      </w:pPr>
+      <w:r>
+        <w:rPr>
+          <w:b/>
+          <w:sz w:val="22"/>
+        </w:rPr>
         <w:t>№4</w:t>
       </w:r>
     </w:p>
     <w:p>
+      <w:pPr>
+        <w:spacing w:after="20" w:before="20"/>
+        <w:ind w:left="397"/>
+      </w:pPr>
       <w:r>
         <w:t>Как связаны скорость передачи информации (бит/с), объём данных (биты, байты) и время передачи?</w:t>
       </w:r>
     </w:p>
     <w:p>
-      <w:pPr/>
-      <w:r>
+      <w:pPr>
+        <w:spacing w:before="120" w:after="40"/>
+      </w:pPr>
+      <w:r>
+        <w:rPr>
+          <w:b/>
+          <w:sz w:val="22"/>
+        </w:rPr>
         <w:t>№5</w:t>
       </w:r>
     </w:p>
     <w:p>
+      <w:pPr>
+        <w:spacing w:after="20" w:before="20"/>
+        <w:ind w:left="397"/>
+      </w:pPr>
       <w:r>
         <w:t>Что такое IP-адрес и маска подсети? Зачем нужна маска?</w:t>
       </w:r>
     </w:p>
     <w:p>
-      <w:r>
+      <w:pPr>
+        <w:spacing w:before="160" w:after="40"/>
+      </w:pPr>
+      <w:r>
+        <w:rPr>
+          <w:b/>
+          <w:i/>
+          <w:sz w:val="22"/>
+        </w:rPr>
+        <w:t>Задания:</w:t>
+      </w:r>
+    </w:p>
+    <w:p>
+      <w:pPr>
+        <w:spacing w:before="120" w:after="40"/>
+      </w:pPr>
+      <w:r>
+        <w:rPr>
+          <w:b/>
+          <w:sz w:val="22"/>
+        </w:rPr>
         <w:t>№6</w:t>
       </w:r>
     </w:p>
     <w:p>
+      <w:pPr>
+        <w:spacing w:after="20" w:before="20"/>
+        <w:ind w:left="397"/>
+      </w:pPr>
       <w:r>
         <w:t>Дано: 12121111 &lt; C &lt; 22122122. Укажите номер (2–5) числа C в двоичной системе, удовлетворяющего неравенству:</w:t>
       </w:r>
     </w:p>
     <w:p>
+      <w:pPr>
+        <w:spacing w:after="20" w:before="20"/>
+        <w:ind w:left="397"/>
+      </w:pPr>
       <w:r>
         <w:t>1) 11211111;</w:t>
       </w:r>
     </w:p>
     <w:p>
+      <w:pPr>
+        <w:spacing w:after="20" w:before="20"/>
+        <w:ind w:left="397"/>
+      </w:pPr>
       <w:r>
         <w:t>2) 22211112;</w:t>
       </w:r>
     </w:p>
     <w:p>
+      <w:pPr>
+        <w:spacing w:after="20" w:before="20"/>
+        <w:ind w:left="397"/>
+      </w:pPr>
       <w:r>
         <w:t>3) 11212221;</w:t>
       </w:r>
     </w:p>
     <w:p>
+      <w:pPr>
+        <w:spacing w:after="20" w:before="20"/>
+        <w:ind w:left="397"/>
+      </w:pPr>
       <w:r>
         <w:t>4) 12211211.</w:t>
       </w:r>
     </w:p>
     <w:p>
-      <w:r>
+      <w:pPr>
+        <w:spacing w:before="120" w:after="40"/>
+      </w:pPr>
+      <w:r>
+        <w:rPr>
+          <w:b/>
+          <w:sz w:val="22"/>
+        </w:rPr>
         <w:t>№7</w:t>
       </w:r>
     </w:p>
     <w:p>
+      <w:pPr>
+        <w:spacing w:after="20" w:before="20"/>
+        <w:ind w:left="397"/>
+      </w:pPr>
       <w:r>
         <w:t>В каталоге находятся файлы со следующими именами:</w:t>
       </w:r>
     </w:p>
     <w:p>
+      <w:pPr>
+        <w:spacing w:after="20" w:before="20"/>
+        <w:ind w:left="397"/>
+      </w:pPr>
       <w:r>
         <w:t>box.txt</w:t>
         <w:br/>
@@ -1519,11 +3041,19 @@
       </w:r>
     </w:p>
     <w:p>
+      <w:pPr>
+        <w:spacing w:after="20" w:before="20"/>
+        <w:ind w:left="397"/>
+      </w:pPr>
       <w:r>
         <w:t>Определите, по какой из масок будет выбрана указанная группа файлов:</w:t>
       </w:r>
     </w:p>
     <w:p>
+      <w:pPr>
+        <w:spacing w:after="20" w:before="20"/>
+        <w:ind w:left="397"/>
+      </w:pPr>
       <w:r>
         <w:t>box.txt</w:t>
         <w:br/>
@@ -1531,179 +3061,371 @@
       </w:r>
     </w:p>
     <w:p>
+      <w:pPr>
+        <w:spacing w:after="20" w:before="20"/>
+        <w:ind w:left="397"/>
+      </w:pPr>
       <w:r>
         <w:t>1) *.csv;</w:t>
       </w:r>
     </w:p>
     <w:p>
+      <w:pPr>
+        <w:spacing w:after="20" w:before="20"/>
+        <w:ind w:left="397"/>
+      </w:pPr>
       <w:r>
         <w:t>2) box.*;</w:t>
       </w:r>
     </w:p>
     <w:p>
+      <w:pPr>
+        <w:spacing w:after="20" w:before="20"/>
+        <w:ind w:left="397"/>
+      </w:pPr>
       <w:r>
         <w:t>3) b*.*;</w:t>
       </w:r>
     </w:p>
     <w:p>
+      <w:pPr>
+        <w:spacing w:after="20" w:before="20"/>
+        <w:ind w:left="397"/>
+      </w:pPr>
       <w:r>
         <w:t>4) bo?.*.</w:t>
       </w:r>
     </w:p>
     <w:p>
-      <w:r>
-        <w:t>№8</w:t>
-      </w:r>
-    </w:p>
-    <w:p>
-      <w:r>
-        <w:t>Для кодирования некоторой последовательности из букв А, Б, В, Г, Д, Е, Ж используют неравномерный двоичный код, удовлетворяющий условию Фано.</w:t>
-      </w:r>
-    </w:p>
-    <w:p>
-      <w:r>
-        <w:t>Для букв А, Б, В, Г использовали соответственно кодовые слова 1, 211, 212, 221.</w:t>
-      </w:r>
-    </w:p>
-    <w:p>
-      <w:r>
-        <w:t>Укажите кратчайшее возможное кодовое слово для буквы Д, при котором код допускает однозначное декодирование. Если таких кодов несколько, укажите код с наименьшим числовым значением.</w:t>
-      </w:r>
-    </w:p>
-    <w:p>
-      <w:r>
-        <w:t>№9</w:t>
-      </w:r>
-    </w:p>
-    <w:p>
-      <w:r>
-        <w:t>У Кати есть доступ в Интернет по высокоскоростному радиоканалу (480 бит/с). У Пети — только приём от Кати по низкоскоростному каналу (477 бит/с). Катя скачивает для Пети данные объёмом 22 Мбайт и передаёт их ему.</w:t>
-      </w:r>
-    </w:p>
-    <w:p>
-      <w:r>
-        <w:t>Каков минимально возможный промежуток времени (в секундах) с момента начала скачивания до полного получения данных Петей?</w:t>
-      </w:r>
-    </w:p>
-    <w:p>
-      <w:r>
-        <w:t>№10</w:t>
-      </w:r>
-    </w:p>
-    <w:p>
-      <w:r>
-        <w:t>Для узла с IP-адресом 21.25.316.240 адрес сети равен 21.25.203.1.</w:t>
-      </w:r>
-    </w:p>
-    <w:p>
-      <w:r>
-        <w:t>Чему равно наименьшее возможное значение третьего слева байта маски? Ответ запишите в виде десятичного числа.</w:t>
-      </w:r>
-    </w:p>
-    <w:p>
+      <w:pPr>
+        <w:spacing w:before="120" w:after="40"/>
+      </w:pPr>
       <w:r>
         <w:rPr>
           <w:b/>
+          <w:sz w:val="22"/>
+        </w:rPr>
+        <w:t>№8</w:t>
+      </w:r>
+    </w:p>
+    <w:p>
+      <w:pPr>
+        <w:spacing w:after="20" w:before="20"/>
+        <w:ind w:left="397"/>
+      </w:pPr>
+      <w:r>
+        <w:t>Для кодирования некоторой последовательности из букв А, Б, В, Г, Д, Е, Ж используют неравномерный двоичный код, удовлетворяющий условию Фано.</w:t>
+      </w:r>
+    </w:p>
+    <w:p>
+      <w:pPr>
+        <w:spacing w:after="20" w:before="20"/>
+        <w:ind w:left="397"/>
+      </w:pPr>
+      <w:r>
+        <w:t>Для букв А, Б, В, Г использовали соответственно кодовые слова 1, 211, 212, 221.</w:t>
+      </w:r>
+    </w:p>
+    <w:p>
+      <w:pPr>
+        <w:spacing w:after="20" w:before="20"/>
+        <w:ind w:left="397"/>
+      </w:pPr>
+      <w:r>
+        <w:t>Укажите кратчайшее возможное кодовое слово для буквы Д, при котором код допускает однозначное декодирование. Если таких кодов несколько, укажите код с наименьшим числовым значением.</w:t>
+      </w:r>
+    </w:p>
+    <w:p>
+      <w:pPr>
+        <w:spacing w:before="120" w:after="40"/>
+      </w:pPr>
+      <w:r>
+        <w:rPr>
+          <w:b/>
+          <w:sz w:val="22"/>
+        </w:rPr>
+        <w:t>№9</w:t>
+      </w:r>
+    </w:p>
+    <w:p>
+      <w:pPr>
+        <w:spacing w:after="20" w:before="20"/>
+        <w:ind w:left="397"/>
+      </w:pPr>
+      <w:r>
+        <w:t>У Кати есть доступ в Интернет по высокоскоростному радиоканалу (480 бит/с). У Пети — только приём от Кати по низкоскоростному каналу (477 бит/с). Катя скачивает для Пети данные объёмом 22 Мбайт и передаёт их ему.</w:t>
+      </w:r>
+    </w:p>
+    <w:p>
+      <w:pPr>
+        <w:spacing w:after="20" w:before="20"/>
+        <w:ind w:left="397"/>
+      </w:pPr>
+      <w:r>
+        <w:t>Каков минимально возможный промежуток времени (в секундах) с момента начала скачивания до полного получения данных Петей?</w:t>
+      </w:r>
+    </w:p>
+    <w:p>
+      <w:pPr>
+        <w:spacing w:before="120" w:after="40"/>
+      </w:pPr>
+      <w:r>
+        <w:rPr>
+          <w:b/>
+          <w:sz w:val="22"/>
+        </w:rPr>
+        <w:t>№10</w:t>
+      </w:r>
+    </w:p>
+    <w:p>
+      <w:pPr>
+        <w:spacing w:after="20" w:before="20"/>
+        <w:ind w:left="397"/>
+      </w:pPr>
+      <w:r>
+        <w:t>Для узла с IP-адресом 21.25.316.240 адрес сети равен 21.25.203.1.</w:t>
+      </w:r>
+    </w:p>
+    <w:p>
+      <w:pPr>
+        <w:spacing w:after="20" w:before="20"/>
+        <w:ind w:left="397"/>
+      </w:pPr>
+      <w:r>
+        <w:t>Чему равно наименьшее возможное значение третьего слева байта маски? Ответ запишите в виде десятичного числа.</w:t>
+      </w:r>
+    </w:p>
+    <w:p>
+      <w:r>
+        <w:br w:type="page"/>
+      </w:r>
+    </w:p>
+    <w:p>
+      <w:pPr>
+        <w:spacing w:before="0" w:after="120"/>
+      </w:pPr>
+      <w:r>
+        <w:rPr>
+          <w:b/>
+          <w:sz w:val="28"/>
         </w:rPr>
         <w:t>Вариант №9</w:t>
       </w:r>
     </w:p>
     <w:p>
-      <w:pPr/>
-      <w:r>
+      <w:pPr>
+        <w:spacing w:before="160" w:after="40"/>
+      </w:pPr>
+      <w:r>
+        <w:rPr>
+          <w:b/>
+          <w:i/>
+          <w:sz w:val="22"/>
+        </w:rPr>
+        <w:t>Теоретические вопросы:</w:t>
+      </w:r>
+    </w:p>
+    <w:p>
+      <w:pPr>
+        <w:spacing w:before="120" w:after="40"/>
+      </w:pPr>
+      <w:r>
+        <w:rPr>
+          <w:b/>
+          <w:sz w:val="22"/>
+        </w:rPr>
         <w:t>№1</w:t>
       </w:r>
     </w:p>
     <w:p>
+      <w:pPr>
+        <w:spacing w:after="20" w:before="20"/>
+        <w:ind w:left="397"/>
+      </w:pPr>
       <w:r>
         <w:t>Что такое двоичная система счисления? Чем она отличается от десятичной?</w:t>
       </w:r>
     </w:p>
     <w:p>
-      <w:pPr/>
-      <w:r>
+      <w:pPr>
+        <w:spacing w:before="120" w:after="40"/>
+      </w:pPr>
+      <w:r>
+        <w:rPr>
+          <w:b/>
+          <w:sz w:val="22"/>
+        </w:rPr>
         <w:t>№2</w:t>
       </w:r>
     </w:p>
     <w:p>
+      <w:pPr>
+        <w:spacing w:after="20" w:before="20"/>
+        <w:ind w:left="397"/>
+      </w:pPr>
       <w:r>
         <w:t>Что такое маска имени файла? Для чего используются символы * и ? в масках?</w:t>
       </w:r>
     </w:p>
     <w:p>
-      <w:pPr/>
-      <w:r>
+      <w:pPr>
+        <w:spacing w:before="120" w:after="40"/>
+      </w:pPr>
+      <w:r>
+        <w:rPr>
+          <w:b/>
+          <w:sz w:val="22"/>
+        </w:rPr>
         <w:t>№3</w:t>
       </w:r>
     </w:p>
     <w:p>
+      <w:pPr>
+        <w:spacing w:after="20" w:before="20"/>
+        <w:ind w:left="397"/>
+      </w:pPr>
       <w:r>
         <w:t>Что такое код Фано (префиксный код)? Почему он позволяет однозначно декодировать сообщение?</w:t>
       </w:r>
     </w:p>
     <w:p>
-      <w:pPr/>
-      <w:r>
+      <w:pPr>
+        <w:spacing w:before="120" w:after="40"/>
+      </w:pPr>
+      <w:r>
+        <w:rPr>
+          <w:b/>
+          <w:sz w:val="22"/>
+        </w:rPr>
         <w:t>№4</w:t>
       </w:r>
     </w:p>
     <w:p>
+      <w:pPr>
+        <w:spacing w:after="20" w:before="20"/>
+        <w:ind w:left="397"/>
+      </w:pPr>
       <w:r>
         <w:t>Как связаны скорость передачи информации (бит/с), объём данных (биты, байты) и время передачи?</w:t>
       </w:r>
     </w:p>
     <w:p>
-      <w:pPr/>
-      <w:r>
+      <w:pPr>
+        <w:spacing w:before="120" w:after="40"/>
+      </w:pPr>
+      <w:r>
+        <w:rPr>
+          <w:b/>
+          <w:sz w:val="22"/>
+        </w:rPr>
         <w:t>№5</w:t>
       </w:r>
     </w:p>
     <w:p>
+      <w:pPr>
+        <w:spacing w:after="20" w:before="20"/>
+        <w:ind w:left="397"/>
+      </w:pPr>
       <w:r>
         <w:t>Что такое IP-адрес и маска подсети? Зачем нужна маска?</w:t>
       </w:r>
     </w:p>
     <w:p>
-      <w:r>
+      <w:pPr>
+        <w:spacing w:before="160" w:after="40"/>
+      </w:pPr>
+      <w:r>
+        <w:rPr>
+          <w:b/>
+          <w:i/>
+          <w:sz w:val="22"/>
+        </w:rPr>
+        <w:t>Задания:</w:t>
+      </w:r>
+    </w:p>
+    <w:p>
+      <w:pPr>
+        <w:spacing w:before="120" w:after="40"/>
+      </w:pPr>
+      <w:r>
+        <w:rPr>
+          <w:b/>
+          <w:sz w:val="22"/>
+        </w:rPr>
         <w:t>№6</w:t>
       </w:r>
     </w:p>
     <w:p>
+      <w:pPr>
+        <w:spacing w:after="20" w:before="20"/>
+        <w:ind w:left="397"/>
+      </w:pPr>
       <w:r>
         <w:t>Дано: 12212121 &lt; C &lt; 21221221. Укажите номер (2–5) числа C в двоичной системе, удовлетворяющего неравенству:</w:t>
       </w:r>
     </w:p>
     <w:p>
+      <w:pPr>
+        <w:spacing w:after="20" w:before="20"/>
+        <w:ind w:left="397"/>
+      </w:pPr>
       <w:r>
         <w:t>1) 21112111;</w:t>
       </w:r>
     </w:p>
     <w:p>
+      <w:pPr>
+        <w:spacing w:after="20" w:before="20"/>
+        <w:ind w:left="397"/>
+      </w:pPr>
       <w:r>
         <w:t>2) 11222222;</w:t>
       </w:r>
     </w:p>
     <w:p>
+      <w:pPr>
+        <w:spacing w:after="20" w:before="20"/>
+        <w:ind w:left="397"/>
+      </w:pPr>
       <w:r>
         <w:t>3) 22122222;</w:t>
       </w:r>
     </w:p>
     <w:p>
+      <w:pPr>
+        <w:spacing w:after="20" w:before="20"/>
+        <w:ind w:left="397"/>
+      </w:pPr>
       <w:r>
         <w:t>4) 11211112.</w:t>
       </w:r>
     </w:p>
     <w:p>
-      <w:r>
+      <w:pPr>
+        <w:spacing w:before="120" w:after="40"/>
+      </w:pPr>
+      <w:r>
+        <w:rPr>
+          <w:b/>
+          <w:sz w:val="22"/>
+        </w:rPr>
         <w:t>№7</w:t>
       </w:r>
     </w:p>
     <w:p>
+      <w:pPr>
+        <w:spacing w:after="20" w:before="20"/>
+        <w:ind w:left="397"/>
+      </w:pPr>
       <w:r>
         <w:t>В каталоге находятся файлы со следующими именами:</w:t>
       </w:r>
     </w:p>
     <w:p>
+      <w:pPr>
+        <w:spacing w:after="20" w:before="20"/>
+        <w:ind w:left="397"/>
+      </w:pPr>
       <w:r>
         <w:t>rain.mp5</w:t>
         <w:br/>
@@ -1717,11 +3439,19 @@
       </w:r>
     </w:p>
     <w:p>
+      <w:pPr>
+        <w:spacing w:after="20" w:before="20"/>
+        <w:ind w:left="397"/>
+      </w:pPr>
       <w:r>
         <w:t>Определите, по какой из масок будет выбрана указанная группа файлов:</w:t>
       </w:r>
     </w:p>
     <w:p>
+      <w:pPr>
+        <w:spacing w:after="20" w:before="20"/>
+        <w:ind w:left="397"/>
+      </w:pPr>
       <w:r>
         <w:t>rain.mp5</w:t>
         <w:br/>
@@ -1729,179 +3459,371 @@
       </w:r>
     </w:p>
     <w:p>
+      <w:pPr>
+        <w:spacing w:after="20" w:before="20"/>
+        <w:ind w:left="397"/>
+      </w:pPr>
       <w:r>
         <w:t>1) r*.mp*;</w:t>
       </w:r>
     </w:p>
     <w:p>
+      <w:pPr>
+        <w:spacing w:after="20" w:before="20"/>
+        <w:ind w:left="397"/>
+      </w:pPr>
       <w:r>
         <w:t>2) rain.*;</w:t>
       </w:r>
     </w:p>
     <w:p>
+      <w:pPr>
+        <w:spacing w:after="20" w:before="20"/>
+        <w:ind w:left="397"/>
+      </w:pPr>
       <w:r>
         <w:t>3) *ain.mp5;</w:t>
       </w:r>
     </w:p>
     <w:p>
+      <w:pPr>
+        <w:spacing w:after="20" w:before="20"/>
+        <w:ind w:left="397"/>
+      </w:pPr>
       <w:r>
         <w:t>4) *rain*.</w:t>
       </w:r>
     </w:p>
     <w:p>
-      <w:r>
-        <w:t>№8</w:t>
-      </w:r>
-    </w:p>
-    <w:p>
-      <w:r>
-        <w:t>Для кодирования некоторой последовательности из букв А, Б, В, Г, Д, Е, Ж используют неравномерный двоичный код, удовлетворяющий условию Фано.</w:t>
-      </w:r>
-    </w:p>
-    <w:p>
-      <w:r>
-        <w:t>Для букв А, Б, В, Г использовали соответственно кодовые слова 112, 121, 122, 2.</w:t>
-      </w:r>
-    </w:p>
-    <w:p>
-      <w:r>
-        <w:t>Укажите кратчайшее возможное кодовое слово для буквы Д, при котором код допускает однозначное декодирование. Если таких кодов несколько, укажите код с наименьшим числовым значением.</w:t>
-      </w:r>
-    </w:p>
-    <w:p>
-      <w:r>
-        <w:t>№9</w:t>
-      </w:r>
-    </w:p>
-    <w:p>
-      <w:r>
-        <w:t>У Кати есть доступ в Интернет по высокоскоростному радиоканалу (400 бит/с). У Пети — только приём от Кати по низкоскоростному каналу (463 бит/с). Катя скачивает для Пети данные объёмом 23 Мбайт и передаёт их ему.</w:t>
-      </w:r>
-    </w:p>
-    <w:p>
-      <w:r>
-        <w:t>Каков минимально возможный промежуток времени (в секундах) с момента начала скачивания до полного получения данных Петей?</w:t>
-      </w:r>
-    </w:p>
-    <w:p>
-      <w:r>
-        <w:t>№10</w:t>
-      </w:r>
-    </w:p>
-    <w:p>
-      <w:r>
-        <w:t>Для узла с IP-адресом 21.219.290.20 адрес сети равен 21.219.299.1.</w:t>
-      </w:r>
-    </w:p>
-    <w:p>
-      <w:r>
-        <w:t>Чему равно наименьшее возможное значение третьего слева байта маски? Ответ запишите в виде десятичного числа.</w:t>
-      </w:r>
-    </w:p>
-    <w:p>
+      <w:pPr>
+        <w:spacing w:before="120" w:after="40"/>
+      </w:pPr>
       <w:r>
         <w:rPr>
           <w:b/>
+          <w:sz w:val="22"/>
+        </w:rPr>
+        <w:t>№8</w:t>
+      </w:r>
+    </w:p>
+    <w:p>
+      <w:pPr>
+        <w:spacing w:after="20" w:before="20"/>
+        <w:ind w:left="397"/>
+      </w:pPr>
+      <w:r>
+        <w:t>Для кодирования некоторой последовательности из букв А, Б, В, Г, Д, Е, Ж используют неравномерный двоичный код, удовлетворяющий условию Фано.</w:t>
+      </w:r>
+    </w:p>
+    <w:p>
+      <w:pPr>
+        <w:spacing w:after="20" w:before="20"/>
+        <w:ind w:left="397"/>
+      </w:pPr>
+      <w:r>
+        <w:t>Для букв А, Б, В, Г использовали соответственно кодовые слова 112, 121, 122, 2.</w:t>
+      </w:r>
+    </w:p>
+    <w:p>
+      <w:pPr>
+        <w:spacing w:after="20" w:before="20"/>
+        <w:ind w:left="397"/>
+      </w:pPr>
+      <w:r>
+        <w:t>Укажите кратчайшее возможное кодовое слово для буквы Д, при котором код допускает однозначное декодирование. Если таких кодов несколько, укажите код с наименьшим числовым значением.</w:t>
+      </w:r>
+    </w:p>
+    <w:p>
+      <w:pPr>
+        <w:spacing w:before="120" w:after="40"/>
+      </w:pPr>
+      <w:r>
+        <w:rPr>
+          <w:b/>
+          <w:sz w:val="22"/>
+        </w:rPr>
+        <w:t>№9</w:t>
+      </w:r>
+    </w:p>
+    <w:p>
+      <w:pPr>
+        <w:spacing w:after="20" w:before="20"/>
+        <w:ind w:left="397"/>
+      </w:pPr>
+      <w:r>
+        <w:t>У Кати есть доступ в Интернет по высокоскоростному радиоканалу (400 бит/с). У Пети — только приём от Кати по низкоскоростному каналу (463 бит/с). Катя скачивает для Пети данные объёмом 23 Мбайт и передаёт их ему.</w:t>
+      </w:r>
+    </w:p>
+    <w:p>
+      <w:pPr>
+        <w:spacing w:after="20" w:before="20"/>
+        <w:ind w:left="397"/>
+      </w:pPr>
+      <w:r>
+        <w:t>Каков минимально возможный промежуток времени (в секундах) с момента начала скачивания до полного получения данных Петей?</w:t>
+      </w:r>
+    </w:p>
+    <w:p>
+      <w:pPr>
+        <w:spacing w:before="120" w:after="40"/>
+      </w:pPr>
+      <w:r>
+        <w:rPr>
+          <w:b/>
+          <w:sz w:val="22"/>
+        </w:rPr>
+        <w:t>№10</w:t>
+      </w:r>
+    </w:p>
+    <w:p>
+      <w:pPr>
+        <w:spacing w:after="20" w:before="20"/>
+        <w:ind w:left="397"/>
+      </w:pPr>
+      <w:r>
+        <w:t>Для узла с IP-адресом 21.219.290.20 адрес сети равен 21.219.299.1.</w:t>
+      </w:r>
+    </w:p>
+    <w:p>
+      <w:pPr>
+        <w:spacing w:after="20" w:before="20"/>
+        <w:ind w:left="397"/>
+      </w:pPr>
+      <w:r>
+        <w:t>Чему равно наименьшее возможное значение третьего слева байта маски? Ответ запишите в виде десятичного числа.</w:t>
+      </w:r>
+    </w:p>
+    <w:p>
+      <w:r>
+        <w:br w:type="page"/>
+      </w:r>
+    </w:p>
+    <w:p>
+      <w:pPr>
+        <w:spacing w:before="0" w:after="120"/>
+      </w:pPr>
+      <w:r>
+        <w:rPr>
+          <w:b/>
+          <w:sz w:val="28"/>
         </w:rPr>
         <w:t>Вариант №10</w:t>
       </w:r>
     </w:p>
     <w:p>
-      <w:pPr/>
-      <w:r>
+      <w:pPr>
+        <w:spacing w:before="160" w:after="40"/>
+      </w:pPr>
+      <w:r>
+        <w:rPr>
+          <w:b/>
+          <w:i/>
+          <w:sz w:val="22"/>
+        </w:rPr>
+        <w:t>Теоретические вопросы:</w:t>
+      </w:r>
+    </w:p>
+    <w:p>
+      <w:pPr>
+        <w:spacing w:before="120" w:after="40"/>
+      </w:pPr>
+      <w:r>
+        <w:rPr>
+          <w:b/>
+          <w:sz w:val="22"/>
+        </w:rPr>
         <w:t>№1</w:t>
       </w:r>
     </w:p>
     <w:p>
+      <w:pPr>
+        <w:spacing w:after="20" w:before="20"/>
+        <w:ind w:left="397"/>
+      </w:pPr>
       <w:r>
         <w:t>Что такое двоичная система счисления? Чем она отличается от десятичной?</w:t>
       </w:r>
     </w:p>
     <w:p>
-      <w:pPr/>
-      <w:r>
+      <w:pPr>
+        <w:spacing w:before="120" w:after="40"/>
+      </w:pPr>
+      <w:r>
+        <w:rPr>
+          <w:b/>
+          <w:sz w:val="22"/>
+        </w:rPr>
         <w:t>№2</w:t>
       </w:r>
     </w:p>
     <w:p>
+      <w:pPr>
+        <w:spacing w:after="20" w:before="20"/>
+        <w:ind w:left="397"/>
+      </w:pPr>
       <w:r>
         <w:t>Что такое маска имени файла? Для чего используются символы * и ? в масках?</w:t>
       </w:r>
     </w:p>
     <w:p>
-      <w:pPr/>
-      <w:r>
+      <w:pPr>
+        <w:spacing w:before="120" w:after="40"/>
+      </w:pPr>
+      <w:r>
+        <w:rPr>
+          <w:b/>
+          <w:sz w:val="22"/>
+        </w:rPr>
         <w:t>№3</w:t>
       </w:r>
     </w:p>
     <w:p>
+      <w:pPr>
+        <w:spacing w:after="20" w:before="20"/>
+        <w:ind w:left="397"/>
+      </w:pPr>
       <w:r>
         <w:t>Что такое код Фано (префиксный код)? Почему он позволяет однозначно декодировать сообщение?</w:t>
       </w:r>
     </w:p>
     <w:p>
-      <w:pPr/>
-      <w:r>
+      <w:pPr>
+        <w:spacing w:before="120" w:after="40"/>
+      </w:pPr>
+      <w:r>
+        <w:rPr>
+          <w:b/>
+          <w:sz w:val="22"/>
+        </w:rPr>
         <w:t>№4</w:t>
       </w:r>
     </w:p>
     <w:p>
+      <w:pPr>
+        <w:spacing w:after="20" w:before="20"/>
+        <w:ind w:left="397"/>
+      </w:pPr>
       <w:r>
         <w:t>Как связаны скорость передачи информации (бит/с), объём данных (биты, байты) и время передачи?</w:t>
       </w:r>
     </w:p>
     <w:p>
-      <w:pPr/>
-      <w:r>
+      <w:pPr>
+        <w:spacing w:before="120" w:after="40"/>
+      </w:pPr>
+      <w:r>
+        <w:rPr>
+          <w:b/>
+          <w:sz w:val="22"/>
+        </w:rPr>
         <w:t>№5</w:t>
       </w:r>
     </w:p>
     <w:p>
+      <w:pPr>
+        <w:spacing w:after="20" w:before="20"/>
+        <w:ind w:left="397"/>
+      </w:pPr>
       <w:r>
         <w:t>Что такое IP-адрес и маска подсети? Зачем нужна маска?</w:t>
       </w:r>
     </w:p>
     <w:p>
-      <w:r>
+      <w:pPr>
+        <w:spacing w:before="160" w:after="40"/>
+      </w:pPr>
+      <w:r>
+        <w:rPr>
+          <w:b/>
+          <w:i/>
+          <w:sz w:val="22"/>
+        </w:rPr>
+        <w:t>Задания:</w:t>
+      </w:r>
+    </w:p>
+    <w:p>
+      <w:pPr>
+        <w:spacing w:before="120" w:after="40"/>
+      </w:pPr>
+      <w:r>
+        <w:rPr>
+          <w:b/>
+          <w:sz w:val="22"/>
+        </w:rPr>
         <w:t>№6</w:t>
       </w:r>
     </w:p>
     <w:p>
+      <w:pPr>
+        <w:spacing w:after="20" w:before="20"/>
+        <w:ind w:left="397"/>
+      </w:pPr>
       <w:r>
         <w:t>Дано: 12222122 &lt; C &lt; 22121121. Укажите номер (2–5) числа C в двоичной системе, удовлетворяющего неравенству:</w:t>
       </w:r>
     </w:p>
     <w:p>
+      <w:pPr>
+        <w:spacing w:after="20" w:before="20"/>
+        <w:ind w:left="397"/>
+      </w:pPr>
       <w:r>
         <w:t>1) 22221222;</w:t>
       </w:r>
     </w:p>
     <w:p>
+      <w:pPr>
+        <w:spacing w:after="20" w:before="20"/>
+        <w:ind w:left="397"/>
+      </w:pPr>
       <w:r>
         <w:t>2) 22212222;</w:t>
       </w:r>
     </w:p>
     <w:p>
+      <w:pPr>
+        <w:spacing w:after="20" w:before="20"/>
+        <w:ind w:left="397"/>
+      </w:pPr>
       <w:r>
         <w:t>3) 21122121;</w:t>
       </w:r>
     </w:p>
     <w:p>
+      <w:pPr>
+        <w:spacing w:after="20" w:before="20"/>
+        <w:ind w:left="397"/>
+      </w:pPr>
       <w:r>
         <w:t>4) 11222211.</w:t>
       </w:r>
     </w:p>
     <w:p>
-      <w:r>
+      <w:pPr>
+        <w:spacing w:before="120" w:after="40"/>
+      </w:pPr>
+      <w:r>
+        <w:rPr>
+          <w:b/>
+          <w:sz w:val="22"/>
+        </w:rPr>
         <w:t>№7</w:t>
       </w:r>
     </w:p>
     <w:p>
+      <w:pPr>
+        <w:spacing w:after="20" w:before="20"/>
+        <w:ind w:left="397"/>
+      </w:pPr>
       <w:r>
         <w:t>В каталоге находятся файлы со следующими именами:</w:t>
       </w:r>
     </w:p>
     <w:p>
+      <w:pPr>
+        <w:spacing w:after="20" w:before="20"/>
+        <w:ind w:left="397"/>
+      </w:pPr>
       <w:r>
         <w:t>a2.x</w:t>
         <w:br/>
@@ -1917,11 +3839,19 @@
       </w:r>
     </w:p>
     <w:p>
+      <w:pPr>
+        <w:spacing w:after="20" w:before="20"/>
+        <w:ind w:left="397"/>
+      </w:pPr>
       <w:r>
         <w:t>Определите, по какой из масок будет выбрана указанная группа файлов:</w:t>
       </w:r>
     </w:p>
     <w:p>
+      <w:pPr>
+        <w:spacing w:after="20" w:before="20"/>
+        <w:ind w:left="397"/>
+      </w:pPr>
       <w:r>
         <w:t>a2.x</w:t>
         <w:br/>
@@ -1929,179 +3859,371 @@
       </w:r>
     </w:p>
     <w:p>
+      <w:pPr>
+        <w:spacing w:after="20" w:before="20"/>
+        <w:ind w:left="397"/>
+      </w:pPr>
       <w:r>
         <w:t>1) a2.*;</w:t>
       </w:r>
     </w:p>
     <w:p>
+      <w:pPr>
+        <w:spacing w:after="20" w:before="20"/>
+        <w:ind w:left="397"/>
+      </w:pPr>
       <w:r>
         <w:t>2) a?.*;</w:t>
       </w:r>
     </w:p>
     <w:p>
+      <w:pPr>
+        <w:spacing w:after="20" w:before="20"/>
+        <w:ind w:left="397"/>
+      </w:pPr>
       <w:r>
         <w:t>3) *2.*;</w:t>
       </w:r>
     </w:p>
     <w:p>
+      <w:pPr>
+        <w:spacing w:after="20" w:before="20"/>
+        <w:ind w:left="397"/>
+      </w:pPr>
       <w:r>
         <w:t>4) a*.x.</w:t>
       </w:r>
     </w:p>
     <w:p>
-      <w:r>
-        <w:t>№8</w:t>
-      </w:r>
-    </w:p>
-    <w:p>
-      <w:r>
-        <w:t>Для кодирования некоторой последовательности из букв А, Б, В, Г, Д, Е, Ж используют неравномерный двоичный код, удовлетворяющий условию Фано.</w:t>
-      </w:r>
-    </w:p>
-    <w:p>
-      <w:r>
-        <w:t>Для букв А, Б, В, Г использовали соответственно кодовые слова 11, 21, 22, 121.</w:t>
-      </w:r>
-    </w:p>
-    <w:p>
-      <w:r>
-        <w:t>Укажите кратчайшее возможное кодовое слово для буквы Д, при котором код допускает однозначное декодирование. Если таких кодов несколько, укажите код с наименьшим числовым значением.</w:t>
-      </w:r>
-    </w:p>
-    <w:p>
-      <w:r>
-        <w:t>№9</w:t>
-      </w:r>
-    </w:p>
-    <w:p>
-      <w:r>
-        <w:t>У Кати есть доступ в Интернет по высокоскоростному радиоканалу (478 бит/с). У Пети — только приём от Кати по низкоскоростному каналу (321 бит/с). Катя скачивает для Пети данные объёмом 8 Мбайт и передаёт их ему.</w:t>
-      </w:r>
-    </w:p>
-    <w:p>
-      <w:r>
-        <w:t>Каков минимально возможный промежуток времени (в секундах) с момента начала скачивания до полного получения данных Петей?</w:t>
-      </w:r>
-    </w:p>
-    <w:p>
-      <w:r>
-        <w:t>№10</w:t>
-      </w:r>
-    </w:p>
-    <w:p>
-      <w:r>
-        <w:t>Для узла с IP-адресом 21.281.209.355 адрес сети равен 21.281.207.1.</w:t>
-      </w:r>
-    </w:p>
-    <w:p>
-      <w:r>
-        <w:t>Чему равно наименьшее возможное значение третьего слева байта маски? Ответ запишите в виде десятичного числа.</w:t>
-      </w:r>
-    </w:p>
-    <w:p>
+      <w:pPr>
+        <w:spacing w:before="120" w:after="40"/>
+      </w:pPr>
       <w:r>
         <w:rPr>
           <w:b/>
+          <w:sz w:val="22"/>
+        </w:rPr>
+        <w:t>№8</w:t>
+      </w:r>
+    </w:p>
+    <w:p>
+      <w:pPr>
+        <w:spacing w:after="20" w:before="20"/>
+        <w:ind w:left="397"/>
+      </w:pPr>
+      <w:r>
+        <w:t>Для кодирования некоторой последовательности из букв А, Б, В, Г, Д, Е, Ж используют неравномерный двоичный код, удовлетворяющий условию Фано.</w:t>
+      </w:r>
+    </w:p>
+    <w:p>
+      <w:pPr>
+        <w:spacing w:after="20" w:before="20"/>
+        <w:ind w:left="397"/>
+      </w:pPr>
+      <w:r>
+        <w:t>Для букв А, Б, В, Г использовали соответственно кодовые слова 11, 21, 22, 121.</w:t>
+      </w:r>
+    </w:p>
+    <w:p>
+      <w:pPr>
+        <w:spacing w:after="20" w:before="20"/>
+        <w:ind w:left="397"/>
+      </w:pPr>
+      <w:r>
+        <w:t>Укажите кратчайшее возможное кодовое слово для буквы Д, при котором код допускает однозначное декодирование. Если таких кодов несколько, укажите код с наименьшим числовым значением.</w:t>
+      </w:r>
+    </w:p>
+    <w:p>
+      <w:pPr>
+        <w:spacing w:before="120" w:after="40"/>
+      </w:pPr>
+      <w:r>
+        <w:rPr>
+          <w:b/>
+          <w:sz w:val="22"/>
+        </w:rPr>
+        <w:t>№9</w:t>
+      </w:r>
+    </w:p>
+    <w:p>
+      <w:pPr>
+        <w:spacing w:after="20" w:before="20"/>
+        <w:ind w:left="397"/>
+      </w:pPr>
+      <w:r>
+        <w:t>У Кати есть доступ в Интернет по высокоскоростному радиоканалу (478 бит/с). У Пети — только приём от Кати по низкоскоростному каналу (321 бит/с). Катя скачивает для Пети данные объёмом 8 Мбайт и передаёт их ему.</w:t>
+      </w:r>
+    </w:p>
+    <w:p>
+      <w:pPr>
+        <w:spacing w:after="20" w:before="20"/>
+        <w:ind w:left="397"/>
+      </w:pPr>
+      <w:r>
+        <w:t>Каков минимально возможный промежуток времени (в секундах) с момента начала скачивания до полного получения данных Петей?</w:t>
+      </w:r>
+    </w:p>
+    <w:p>
+      <w:pPr>
+        <w:spacing w:before="120" w:after="40"/>
+      </w:pPr>
+      <w:r>
+        <w:rPr>
+          <w:b/>
+          <w:sz w:val="22"/>
+        </w:rPr>
+        <w:t>№10</w:t>
+      </w:r>
+    </w:p>
+    <w:p>
+      <w:pPr>
+        <w:spacing w:after="20" w:before="20"/>
+        <w:ind w:left="397"/>
+      </w:pPr>
+      <w:r>
+        <w:t>Для узла с IP-адресом 21.281.209.355 адрес сети равен 21.281.207.1.</w:t>
+      </w:r>
+    </w:p>
+    <w:p>
+      <w:pPr>
+        <w:spacing w:after="20" w:before="20"/>
+        <w:ind w:left="397"/>
+      </w:pPr>
+      <w:r>
+        <w:t>Чему равно наименьшее возможное значение третьего слева байта маски? Ответ запишите в виде десятичного числа.</w:t>
+      </w:r>
+    </w:p>
+    <w:p>
+      <w:r>
+        <w:br w:type="page"/>
+      </w:r>
+    </w:p>
+    <w:p>
+      <w:pPr>
+        <w:spacing w:before="0" w:after="120"/>
+      </w:pPr>
+      <w:r>
+        <w:rPr>
+          <w:b/>
+          <w:sz w:val="28"/>
         </w:rPr>
         <w:t>Вариант №11</w:t>
       </w:r>
     </w:p>
     <w:p>
-      <w:pPr/>
-      <w:r>
+      <w:pPr>
+        <w:spacing w:before="160" w:after="40"/>
+      </w:pPr>
+      <w:r>
+        <w:rPr>
+          <w:b/>
+          <w:i/>
+          <w:sz w:val="22"/>
+        </w:rPr>
+        <w:t>Теоретические вопросы:</w:t>
+      </w:r>
+    </w:p>
+    <w:p>
+      <w:pPr>
+        <w:spacing w:before="120" w:after="40"/>
+      </w:pPr>
+      <w:r>
+        <w:rPr>
+          <w:b/>
+          <w:sz w:val="22"/>
+        </w:rPr>
         <w:t>№1</w:t>
       </w:r>
     </w:p>
     <w:p>
+      <w:pPr>
+        <w:spacing w:after="20" w:before="20"/>
+        <w:ind w:left="397"/>
+      </w:pPr>
       <w:r>
         <w:t>Что такое двоичная система счисления? Чем она отличается от десятичной?</w:t>
       </w:r>
     </w:p>
     <w:p>
-      <w:pPr/>
-      <w:r>
+      <w:pPr>
+        <w:spacing w:before="120" w:after="40"/>
+      </w:pPr>
+      <w:r>
+        <w:rPr>
+          <w:b/>
+          <w:sz w:val="22"/>
+        </w:rPr>
         <w:t>№2</w:t>
       </w:r>
     </w:p>
     <w:p>
+      <w:pPr>
+        <w:spacing w:after="20" w:before="20"/>
+        <w:ind w:left="397"/>
+      </w:pPr>
       <w:r>
         <w:t>Что такое маска имени файла? Для чего используются символы * и ? в масках?</w:t>
       </w:r>
     </w:p>
     <w:p>
-      <w:pPr/>
-      <w:r>
+      <w:pPr>
+        <w:spacing w:before="120" w:after="40"/>
+      </w:pPr>
+      <w:r>
+        <w:rPr>
+          <w:b/>
+          <w:sz w:val="22"/>
+        </w:rPr>
         <w:t>№3</w:t>
       </w:r>
     </w:p>
     <w:p>
+      <w:pPr>
+        <w:spacing w:after="20" w:before="20"/>
+        <w:ind w:left="397"/>
+      </w:pPr>
       <w:r>
         <w:t>Что такое код Фано (префиксный код)? Почему он позволяет однозначно декодировать сообщение?</w:t>
       </w:r>
     </w:p>
     <w:p>
-      <w:pPr/>
-      <w:r>
+      <w:pPr>
+        <w:spacing w:before="120" w:after="40"/>
+      </w:pPr>
+      <w:r>
+        <w:rPr>
+          <w:b/>
+          <w:sz w:val="22"/>
+        </w:rPr>
         <w:t>№4</w:t>
       </w:r>
     </w:p>
     <w:p>
+      <w:pPr>
+        <w:spacing w:after="20" w:before="20"/>
+        <w:ind w:left="397"/>
+      </w:pPr>
       <w:r>
         <w:t>Как связаны скорость передачи информации (бит/с), объём данных (биты, байты) и время передачи?</w:t>
       </w:r>
     </w:p>
     <w:p>
-      <w:pPr/>
-      <w:r>
+      <w:pPr>
+        <w:spacing w:before="120" w:after="40"/>
+      </w:pPr>
+      <w:r>
+        <w:rPr>
+          <w:b/>
+          <w:sz w:val="22"/>
+        </w:rPr>
         <w:t>№5</w:t>
       </w:r>
     </w:p>
     <w:p>
+      <w:pPr>
+        <w:spacing w:after="20" w:before="20"/>
+        <w:ind w:left="397"/>
+      </w:pPr>
       <w:r>
         <w:t>Что такое IP-адрес и маска подсети? Зачем нужна маска?</w:t>
       </w:r>
     </w:p>
     <w:p>
-      <w:r>
+      <w:pPr>
+        <w:spacing w:before="160" w:after="40"/>
+      </w:pPr>
+      <w:r>
+        <w:rPr>
+          <w:b/>
+          <w:i/>
+          <w:sz w:val="22"/>
+        </w:rPr>
+        <w:t>Задания:</w:t>
+      </w:r>
+    </w:p>
+    <w:p>
+      <w:pPr>
+        <w:spacing w:before="120" w:after="40"/>
+      </w:pPr>
+      <w:r>
+        <w:rPr>
+          <w:b/>
+          <w:sz w:val="22"/>
+        </w:rPr>
         <w:t>№6</w:t>
       </w:r>
     </w:p>
     <w:p>
+      <w:pPr>
+        <w:spacing w:after="20" w:before="20"/>
+        <w:ind w:left="397"/>
+      </w:pPr>
       <w:r>
         <w:t>Дано: 12121112 &lt; C &lt; 21112122. Укажите номер (2–5) числа C в двоичной системе, удовлетворяющего неравенству:</w:t>
       </w:r>
     </w:p>
     <w:p>
+      <w:pPr>
+        <w:spacing w:after="20" w:before="20"/>
+        <w:ind w:left="397"/>
+      </w:pPr>
       <w:r>
         <w:t>1) 11211221;</w:t>
       </w:r>
     </w:p>
     <w:p>
+      <w:pPr>
+        <w:spacing w:after="20" w:before="20"/>
+        <w:ind w:left="397"/>
+      </w:pPr>
       <w:r>
         <w:t>2) 11222122;</w:t>
       </w:r>
     </w:p>
     <w:p>
+      <w:pPr>
+        <w:spacing w:after="20" w:before="20"/>
+        <w:ind w:left="397"/>
+      </w:pPr>
       <w:r>
         <w:t>3) 21212121;</w:t>
       </w:r>
     </w:p>
     <w:p>
+      <w:pPr>
+        <w:spacing w:after="20" w:before="20"/>
+        <w:ind w:left="397"/>
+      </w:pPr>
       <w:r>
         <w:t>4) 12212211.</w:t>
       </w:r>
     </w:p>
     <w:p>
-      <w:r>
+      <w:pPr>
+        <w:spacing w:before="120" w:after="40"/>
+      </w:pPr>
+      <w:r>
+        <w:rPr>
+          <w:b/>
+          <w:sz w:val="22"/>
+        </w:rPr>
         <w:t>№7</w:t>
       </w:r>
     </w:p>
     <w:p>
+      <w:pPr>
+        <w:spacing w:after="20" w:before="20"/>
+        <w:ind w:left="397"/>
+      </w:pPr>
       <w:r>
         <w:t>В каталоге находятся файлы со следующими именами:</w:t>
       </w:r>
     </w:p>
     <w:p>
+      <w:pPr>
+        <w:spacing w:after="20" w:before="20"/>
+        <w:ind w:left="397"/>
+      </w:pPr>
       <w:r>
         <w:t>cat.doc</w:t>
         <w:br/>
@@ -2115,11 +4237,19 @@
       </w:r>
     </w:p>
     <w:p>
+      <w:pPr>
+        <w:spacing w:after="20" w:before="20"/>
+        <w:ind w:left="397"/>
+      </w:pPr>
       <w:r>
         <w:t>Определите, по какой из масок будет выбрана указанная группа файлов:</w:t>
       </w:r>
     </w:p>
     <w:p>
+      <w:pPr>
+        <w:spacing w:after="20" w:before="20"/>
+        <w:ind w:left="397"/>
+      </w:pPr>
       <w:r>
         <w:t>cat.doc</w:t>
         <w:br/>
@@ -2127,179 +4257,371 @@
       </w:r>
     </w:p>
     <w:p>
+      <w:pPr>
+        <w:spacing w:after="20" w:before="20"/>
+        <w:ind w:left="397"/>
+      </w:pPr>
       <w:r>
         <w:t>1) ca*.doc;</w:t>
       </w:r>
     </w:p>
     <w:p>
+      <w:pPr>
+        <w:spacing w:after="20" w:before="20"/>
+        <w:ind w:left="397"/>
+      </w:pPr>
       <w:r>
         <w:t>2) c*t.doc;</w:t>
       </w:r>
     </w:p>
     <w:p>
+      <w:pPr>
+        <w:spacing w:after="20" w:before="20"/>
+        <w:ind w:left="397"/>
+      </w:pPr>
       <w:r>
         <w:t>3) *.doc;</w:t>
       </w:r>
     </w:p>
     <w:p>
+      <w:pPr>
+        <w:spacing w:after="20" w:before="20"/>
+        <w:ind w:left="397"/>
+      </w:pPr>
       <w:r>
         <w:t>4) c?r.doc.</w:t>
       </w:r>
     </w:p>
     <w:p>
-      <w:r>
-        <w:t>№8</w:t>
-      </w:r>
-    </w:p>
-    <w:p>
-      <w:r>
-        <w:t>Для кодирования некоторой последовательности из букв А, Б, В, Г, Д, Е, Ж используют неравномерный двоичный код, удовлетворяющий условию Фано.</w:t>
-      </w:r>
-    </w:p>
-    <w:p>
-      <w:r>
-        <w:t>Для букв А, Б, В, Г использовали соответственно кодовые слова 111, 112, 121, 122.</w:t>
-      </w:r>
-    </w:p>
-    <w:p>
-      <w:r>
-        <w:t>Укажите кратчайшее возможное кодовое слово для буквы Д, при котором код допускает однозначное декодирование. Если таких кодов несколько, укажите код с наименьшим числовым значением.</w:t>
-      </w:r>
-    </w:p>
-    <w:p>
-      <w:r>
-        <w:t>№9</w:t>
-      </w:r>
-    </w:p>
-    <w:p>
-      <w:r>
-        <w:t>У Кати есть доступ в Интернет по высокоскоростному радиоканалу (458 бит/с). У Пети — только приём от Кати по низкоскоростному каналу (368 бит/с). Катя скачивает для Пети данные объёмом 8 Мбайт и передаёт их ему.</w:t>
-      </w:r>
-    </w:p>
-    <w:p>
-      <w:r>
-        <w:t>Каков минимально возможный промежуток времени (в секундах) с момента начала скачивания до полного получения данных Петей?</w:t>
-      </w:r>
-    </w:p>
-    <w:p>
-      <w:r>
-        <w:t>№10</w:t>
-      </w:r>
-    </w:p>
-    <w:p>
-      <w:r>
-        <w:t>Для узла с IP-адресом 21.256.331.282 адрес сети равен 21.256.331.1.</w:t>
-      </w:r>
-    </w:p>
-    <w:p>
-      <w:r>
-        <w:t>Чему равно наименьшее возможное значение третьего слева байта маски? Ответ запишите в виде десятичного числа.</w:t>
-      </w:r>
-    </w:p>
-    <w:p>
+      <w:pPr>
+        <w:spacing w:before="120" w:after="40"/>
+      </w:pPr>
       <w:r>
         <w:rPr>
           <w:b/>
+          <w:sz w:val="22"/>
+        </w:rPr>
+        <w:t>№8</w:t>
+      </w:r>
+    </w:p>
+    <w:p>
+      <w:pPr>
+        <w:spacing w:after="20" w:before="20"/>
+        <w:ind w:left="397"/>
+      </w:pPr>
+      <w:r>
+        <w:t>Для кодирования некоторой последовательности из букв А, Б, В, Г, Д, Е, Ж используют неравномерный двоичный код, удовлетворяющий условию Фано.</w:t>
+      </w:r>
+    </w:p>
+    <w:p>
+      <w:pPr>
+        <w:spacing w:after="20" w:before="20"/>
+        <w:ind w:left="397"/>
+      </w:pPr>
+      <w:r>
+        <w:t>Для букв А, Б, В, Г использовали соответственно кодовые слова 111, 112, 121, 122.</w:t>
+      </w:r>
+    </w:p>
+    <w:p>
+      <w:pPr>
+        <w:spacing w:after="20" w:before="20"/>
+        <w:ind w:left="397"/>
+      </w:pPr>
+      <w:r>
+        <w:t>Укажите кратчайшее возможное кодовое слово для буквы Д, при котором код допускает однозначное декодирование. Если таких кодов несколько, укажите код с наименьшим числовым значением.</w:t>
+      </w:r>
+    </w:p>
+    <w:p>
+      <w:pPr>
+        <w:spacing w:before="120" w:after="40"/>
+      </w:pPr>
+      <w:r>
+        <w:rPr>
+          <w:b/>
+          <w:sz w:val="22"/>
+        </w:rPr>
+        <w:t>№9</w:t>
+      </w:r>
+    </w:p>
+    <w:p>
+      <w:pPr>
+        <w:spacing w:after="20" w:before="20"/>
+        <w:ind w:left="397"/>
+      </w:pPr>
+      <w:r>
+        <w:t>У Кати есть доступ в Интернет по высокоскоростному радиоканалу (458 бит/с). У Пети — только приём от Кати по низкоскоростному каналу (368 бит/с). Катя скачивает для Пети данные объёмом 8 Мбайт и передаёт их ему.</w:t>
+      </w:r>
+    </w:p>
+    <w:p>
+      <w:pPr>
+        <w:spacing w:after="20" w:before="20"/>
+        <w:ind w:left="397"/>
+      </w:pPr>
+      <w:r>
+        <w:t>Каков минимально возможный промежуток времени (в секундах) с момента начала скачивания до полного получения данных Петей?</w:t>
+      </w:r>
+    </w:p>
+    <w:p>
+      <w:pPr>
+        <w:spacing w:before="120" w:after="40"/>
+      </w:pPr>
+      <w:r>
+        <w:rPr>
+          <w:b/>
+          <w:sz w:val="22"/>
+        </w:rPr>
+        <w:t>№10</w:t>
+      </w:r>
+    </w:p>
+    <w:p>
+      <w:pPr>
+        <w:spacing w:after="20" w:before="20"/>
+        <w:ind w:left="397"/>
+      </w:pPr>
+      <w:r>
+        <w:t>Для узла с IP-адресом 21.256.331.282 адрес сети равен 21.256.331.1.</w:t>
+      </w:r>
+    </w:p>
+    <w:p>
+      <w:pPr>
+        <w:spacing w:after="20" w:before="20"/>
+        <w:ind w:left="397"/>
+      </w:pPr>
+      <w:r>
+        <w:t>Чему равно наименьшее возможное значение третьего слева байта маски? Ответ запишите в виде десятичного числа.</w:t>
+      </w:r>
+    </w:p>
+    <w:p>
+      <w:r>
+        <w:br w:type="page"/>
+      </w:r>
+    </w:p>
+    <w:p>
+      <w:pPr>
+        <w:spacing w:before="0" w:after="120"/>
+      </w:pPr>
+      <w:r>
+        <w:rPr>
+          <w:b/>
+          <w:sz w:val="28"/>
         </w:rPr>
         <w:t>Вариант №12</w:t>
       </w:r>
     </w:p>
     <w:p>
-      <w:pPr/>
-      <w:r>
+      <w:pPr>
+        <w:spacing w:before="160" w:after="40"/>
+      </w:pPr>
+      <w:r>
+        <w:rPr>
+          <w:b/>
+          <w:i/>
+          <w:sz w:val="22"/>
+        </w:rPr>
+        <w:t>Теоретические вопросы:</w:t>
+      </w:r>
+    </w:p>
+    <w:p>
+      <w:pPr>
+        <w:spacing w:before="120" w:after="40"/>
+      </w:pPr>
+      <w:r>
+        <w:rPr>
+          <w:b/>
+          <w:sz w:val="22"/>
+        </w:rPr>
         <w:t>№1</w:t>
       </w:r>
     </w:p>
     <w:p>
+      <w:pPr>
+        <w:spacing w:after="20" w:before="20"/>
+        <w:ind w:left="397"/>
+      </w:pPr>
       <w:r>
         <w:t>Что такое двоичная система счисления? Чем она отличается от десятичной?</w:t>
       </w:r>
     </w:p>
     <w:p>
-      <w:pPr/>
-      <w:r>
+      <w:pPr>
+        <w:spacing w:before="120" w:after="40"/>
+      </w:pPr>
+      <w:r>
+        <w:rPr>
+          <w:b/>
+          <w:sz w:val="22"/>
+        </w:rPr>
         <w:t>№2</w:t>
       </w:r>
     </w:p>
     <w:p>
+      <w:pPr>
+        <w:spacing w:after="20" w:before="20"/>
+        <w:ind w:left="397"/>
+      </w:pPr>
       <w:r>
         <w:t>Что такое маска имени файла? Для чего используются символы * и ? в масках?</w:t>
       </w:r>
     </w:p>
     <w:p>
-      <w:pPr/>
-      <w:r>
+      <w:pPr>
+        <w:spacing w:before="120" w:after="40"/>
+      </w:pPr>
+      <w:r>
+        <w:rPr>
+          <w:b/>
+          <w:sz w:val="22"/>
+        </w:rPr>
         <w:t>№3</w:t>
       </w:r>
     </w:p>
     <w:p>
+      <w:pPr>
+        <w:spacing w:after="20" w:before="20"/>
+        <w:ind w:left="397"/>
+      </w:pPr>
       <w:r>
         <w:t>Что такое код Фано (префиксный код)? Почему он позволяет однозначно декодировать сообщение?</w:t>
       </w:r>
     </w:p>
     <w:p>
-      <w:pPr/>
-      <w:r>
+      <w:pPr>
+        <w:spacing w:before="120" w:after="40"/>
+      </w:pPr>
+      <w:r>
+        <w:rPr>
+          <w:b/>
+          <w:sz w:val="22"/>
+        </w:rPr>
         <w:t>№4</w:t>
       </w:r>
     </w:p>
     <w:p>
+      <w:pPr>
+        <w:spacing w:after="20" w:before="20"/>
+        <w:ind w:left="397"/>
+      </w:pPr>
       <w:r>
         <w:t>Как связаны скорость передачи информации (бит/с), объём данных (биты, байты) и время передачи?</w:t>
       </w:r>
     </w:p>
     <w:p>
-      <w:pPr/>
-      <w:r>
+      <w:pPr>
+        <w:spacing w:before="120" w:after="40"/>
+      </w:pPr>
+      <w:r>
+        <w:rPr>
+          <w:b/>
+          <w:sz w:val="22"/>
+        </w:rPr>
         <w:t>№5</w:t>
       </w:r>
     </w:p>
     <w:p>
+      <w:pPr>
+        <w:spacing w:after="20" w:before="20"/>
+        <w:ind w:left="397"/>
+      </w:pPr>
       <w:r>
         <w:t>Что такое IP-адрес и маска подсети? Зачем нужна маска?</w:t>
       </w:r>
     </w:p>
     <w:p>
-      <w:r>
+      <w:pPr>
+        <w:spacing w:before="160" w:after="40"/>
+      </w:pPr>
+      <w:r>
+        <w:rPr>
+          <w:b/>
+          <w:i/>
+          <w:sz w:val="22"/>
+        </w:rPr>
+        <w:t>Задания:</w:t>
+      </w:r>
+    </w:p>
+    <w:p>
+      <w:pPr>
+        <w:spacing w:before="120" w:after="40"/>
+      </w:pPr>
+      <w:r>
+        <w:rPr>
+          <w:b/>
+          <w:sz w:val="22"/>
+        </w:rPr>
         <w:t>№6</w:t>
       </w:r>
     </w:p>
     <w:p>
+      <w:pPr>
+        <w:spacing w:after="20" w:before="20"/>
+        <w:ind w:left="397"/>
+      </w:pPr>
       <w:r>
         <w:t>Дано: 12211211 &lt; C &lt; 22211222. Укажите номер (2–5) числа C в двоичной системе, удовлетворяющего неравенству:</w:t>
       </w:r>
     </w:p>
     <w:p>
+      <w:pPr>
+        <w:spacing w:after="20" w:before="20"/>
+        <w:ind w:left="397"/>
+      </w:pPr>
       <w:r>
         <w:t>1) 22222211;</w:t>
       </w:r>
     </w:p>
     <w:p>
+      <w:pPr>
+        <w:spacing w:after="20" w:before="20"/>
+        <w:ind w:left="397"/>
+      </w:pPr>
       <w:r>
         <w:t>2) 11212111;</w:t>
       </w:r>
     </w:p>
     <w:p>
+      <w:pPr>
+        <w:spacing w:after="20" w:before="20"/>
+        <w:ind w:left="397"/>
+      </w:pPr>
       <w:r>
         <w:t>3) 22222121;</w:t>
       </w:r>
     </w:p>
     <w:p>
+      <w:pPr>
+        <w:spacing w:after="20" w:before="20"/>
+        <w:ind w:left="397"/>
+      </w:pPr>
       <w:r>
         <w:t>4) 21211221.</w:t>
       </w:r>
     </w:p>
     <w:p>
-      <w:r>
+      <w:pPr>
+        <w:spacing w:before="120" w:after="40"/>
+      </w:pPr>
+      <w:r>
+        <w:rPr>
+          <w:b/>
+          <w:sz w:val="22"/>
+        </w:rPr>
         <w:t>№7</w:t>
       </w:r>
     </w:p>
     <w:p>
+      <w:pPr>
+        <w:spacing w:after="20" w:before="20"/>
+        <w:ind w:left="397"/>
+      </w:pPr>
       <w:r>
         <w:t>В каталоге находятся файлы со следующими именами:</w:t>
       </w:r>
     </w:p>
     <w:p>
+      <w:pPr>
+        <w:spacing w:after="20" w:before="20"/>
+        <w:ind w:left="397"/>
+      </w:pPr>
       <w:r>
         <w:t>comics.mp4</w:t>
         <w:br/>
@@ -2315,11 +4637,19 @@
       </w:r>
     </w:p>
     <w:p>
+      <w:pPr>
+        <w:spacing w:after="20" w:before="20"/>
+        <w:ind w:left="397"/>
+      </w:pPr>
       <w:r>
         <w:t>Определите, по какой из масок будет выбрана указанная группа файлов:</w:t>
       </w:r>
     </w:p>
     <w:p>
+      <w:pPr>
+        <w:spacing w:after="20" w:before="20"/>
+        <w:ind w:left="397"/>
+      </w:pPr>
       <w:r>
         <w:t>comics.mp4</w:t>
         <w:br/>
@@ -2331,179 +4661,371 @@
       </w:r>
     </w:p>
     <w:p>
+      <w:pPr>
+        <w:spacing w:after="20" w:before="20"/>
+        <w:ind w:left="397"/>
+      </w:pPr>
       <w:r>
         <w:t>1) ?*mi*.m*;</w:t>
       </w:r>
     </w:p>
     <w:p>
+      <w:pPr>
+        <w:spacing w:after="20" w:before="20"/>
+        <w:ind w:left="397"/>
+      </w:pPr>
       <w:r>
         <w:t>2) *mi*.mp*;</w:t>
       </w:r>
     </w:p>
     <w:p>
+      <w:pPr>
+        <w:spacing w:after="20" w:before="20"/>
+        <w:ind w:left="397"/>
+      </w:pPr>
       <w:r>
         <w:t>3) *?mi?.mp*;</w:t>
       </w:r>
     </w:p>
     <w:p>
+      <w:pPr>
+        <w:spacing w:after="20" w:before="20"/>
+        <w:ind w:left="397"/>
+      </w:pPr>
       <w:r>
         <w:t>4) *?mi*.mp*.</w:t>
       </w:r>
     </w:p>
     <w:p>
-      <w:r>
-        <w:t>№8</w:t>
-      </w:r>
-    </w:p>
-    <w:p>
-      <w:r>
-        <w:t>Для кодирования некоторой последовательности из букв А, Б, В, Г, Д, Е, Ж используют неравномерный двоичный код, удовлетворяющий условию Фано.</w:t>
-      </w:r>
-    </w:p>
-    <w:p>
-      <w:r>
-        <w:t>Для букв А, Б, В, Г использовали соответственно кодовые слова 11, 12, 211, 212.</w:t>
-      </w:r>
-    </w:p>
-    <w:p>
-      <w:r>
-        <w:t>Укажите кратчайшее возможное кодовое слово для буквы Д, при котором код допускает однозначное декодирование. Если таких кодов несколько, укажите код с наименьшим числовым значением.</w:t>
-      </w:r>
-    </w:p>
-    <w:p>
-      <w:r>
-        <w:t>№9</w:t>
-      </w:r>
-    </w:p>
-    <w:p>
-      <w:r>
-        <w:t>У Кати есть доступ в Интернет по высокоскоростному радиоканалу (327 бит/с). У Пети — только приём от Кати по низкоскоростному каналу (307 бит/с). Катя скачивает для Пети данные объёмом 21 Мбайт и передаёт их ему.</w:t>
-      </w:r>
-    </w:p>
-    <w:p>
-      <w:r>
-        <w:t>Каков минимально возможный промежуток времени (в секундах) с момента начала скачивания до полного получения данных Петей?</w:t>
-      </w:r>
-    </w:p>
-    <w:p>
-      <w:r>
-        <w:t>№10</w:t>
-      </w:r>
-    </w:p>
-    <w:p>
-      <w:r>
-        <w:t>Для узла с IP-адресом 21.226.282.35 адрес сети равен 21.226.279.1.</w:t>
-      </w:r>
-    </w:p>
-    <w:p>
-      <w:r>
-        <w:t>Чему равно наименьшее возможное значение третьего слева байта маски? Ответ запишите в виде десятичного числа.</w:t>
-      </w:r>
-    </w:p>
-    <w:p>
+      <w:pPr>
+        <w:spacing w:before="120" w:after="40"/>
+      </w:pPr>
       <w:r>
         <w:rPr>
           <w:b/>
+          <w:sz w:val="22"/>
+        </w:rPr>
+        <w:t>№8</w:t>
+      </w:r>
+    </w:p>
+    <w:p>
+      <w:pPr>
+        <w:spacing w:after="20" w:before="20"/>
+        <w:ind w:left="397"/>
+      </w:pPr>
+      <w:r>
+        <w:t>Для кодирования некоторой последовательности из букв А, Б, В, Г, Д, Е, Ж используют неравномерный двоичный код, удовлетворяющий условию Фано.</w:t>
+      </w:r>
+    </w:p>
+    <w:p>
+      <w:pPr>
+        <w:spacing w:after="20" w:before="20"/>
+        <w:ind w:left="397"/>
+      </w:pPr>
+      <w:r>
+        <w:t>Для букв А, Б, В, Г использовали соответственно кодовые слова 11, 12, 211, 212.</w:t>
+      </w:r>
+    </w:p>
+    <w:p>
+      <w:pPr>
+        <w:spacing w:after="20" w:before="20"/>
+        <w:ind w:left="397"/>
+      </w:pPr>
+      <w:r>
+        <w:t>Укажите кратчайшее возможное кодовое слово для буквы Д, при котором код допускает однозначное декодирование. Если таких кодов несколько, укажите код с наименьшим числовым значением.</w:t>
+      </w:r>
+    </w:p>
+    <w:p>
+      <w:pPr>
+        <w:spacing w:before="120" w:after="40"/>
+      </w:pPr>
+      <w:r>
+        <w:rPr>
+          <w:b/>
+          <w:sz w:val="22"/>
+        </w:rPr>
+        <w:t>№9</w:t>
+      </w:r>
+    </w:p>
+    <w:p>
+      <w:pPr>
+        <w:spacing w:after="20" w:before="20"/>
+        <w:ind w:left="397"/>
+      </w:pPr>
+      <w:r>
+        <w:t>У Кати есть доступ в Интернет по высокоскоростному радиоканалу (327 бит/с). У Пети — только приём от Кати по низкоскоростному каналу (307 бит/с). Катя скачивает для Пети данные объёмом 21 Мбайт и передаёт их ему.</w:t>
+      </w:r>
+    </w:p>
+    <w:p>
+      <w:pPr>
+        <w:spacing w:after="20" w:before="20"/>
+        <w:ind w:left="397"/>
+      </w:pPr>
+      <w:r>
+        <w:t>Каков минимально возможный промежуток времени (в секундах) с момента начала скачивания до полного получения данных Петей?</w:t>
+      </w:r>
+    </w:p>
+    <w:p>
+      <w:pPr>
+        <w:spacing w:before="120" w:after="40"/>
+      </w:pPr>
+      <w:r>
+        <w:rPr>
+          <w:b/>
+          <w:sz w:val="22"/>
+        </w:rPr>
+        <w:t>№10</w:t>
+      </w:r>
+    </w:p>
+    <w:p>
+      <w:pPr>
+        <w:spacing w:after="20" w:before="20"/>
+        <w:ind w:left="397"/>
+      </w:pPr>
+      <w:r>
+        <w:t>Для узла с IP-адресом 21.226.282.35 адрес сети равен 21.226.279.1.</w:t>
+      </w:r>
+    </w:p>
+    <w:p>
+      <w:pPr>
+        <w:spacing w:after="20" w:before="20"/>
+        <w:ind w:left="397"/>
+      </w:pPr>
+      <w:r>
+        <w:t>Чему равно наименьшее возможное значение третьего слева байта маски? Ответ запишите в виде десятичного числа.</w:t>
+      </w:r>
+    </w:p>
+    <w:p>
+      <w:r>
+        <w:br w:type="page"/>
+      </w:r>
+    </w:p>
+    <w:p>
+      <w:pPr>
+        <w:spacing w:before="0" w:after="120"/>
+      </w:pPr>
+      <w:r>
+        <w:rPr>
+          <w:b/>
+          <w:sz w:val="28"/>
         </w:rPr>
         <w:t>Вариант №13</w:t>
       </w:r>
     </w:p>
     <w:p>
-      <w:pPr/>
-      <w:r>
+      <w:pPr>
+        <w:spacing w:before="160" w:after="40"/>
+      </w:pPr>
+      <w:r>
+        <w:rPr>
+          <w:b/>
+          <w:i/>
+          <w:sz w:val="22"/>
+        </w:rPr>
+        <w:t>Теоретические вопросы:</w:t>
+      </w:r>
+    </w:p>
+    <w:p>
+      <w:pPr>
+        <w:spacing w:before="120" w:after="40"/>
+      </w:pPr>
+      <w:r>
+        <w:rPr>
+          <w:b/>
+          <w:sz w:val="22"/>
+        </w:rPr>
         <w:t>№1</w:t>
       </w:r>
     </w:p>
     <w:p>
+      <w:pPr>
+        <w:spacing w:after="20" w:before="20"/>
+        <w:ind w:left="397"/>
+      </w:pPr>
       <w:r>
         <w:t>Что такое двоичная система счисления? Чем она отличается от десятичной?</w:t>
       </w:r>
     </w:p>
     <w:p>
-      <w:pPr/>
-      <w:r>
+      <w:pPr>
+        <w:spacing w:before="120" w:after="40"/>
+      </w:pPr>
+      <w:r>
+        <w:rPr>
+          <w:b/>
+          <w:sz w:val="22"/>
+        </w:rPr>
         <w:t>№2</w:t>
       </w:r>
     </w:p>
     <w:p>
+      <w:pPr>
+        <w:spacing w:after="20" w:before="20"/>
+        <w:ind w:left="397"/>
+      </w:pPr>
       <w:r>
         <w:t>Что такое маска имени файла? Для чего используются символы * и ? в масках?</w:t>
       </w:r>
     </w:p>
     <w:p>
-      <w:pPr/>
-      <w:r>
+      <w:pPr>
+        <w:spacing w:before="120" w:after="40"/>
+      </w:pPr>
+      <w:r>
+        <w:rPr>
+          <w:b/>
+          <w:sz w:val="22"/>
+        </w:rPr>
         <w:t>№3</w:t>
       </w:r>
     </w:p>
     <w:p>
+      <w:pPr>
+        <w:spacing w:after="20" w:before="20"/>
+        <w:ind w:left="397"/>
+      </w:pPr>
       <w:r>
         <w:t>Что такое код Фано (префиксный код)? Почему он позволяет однозначно декодировать сообщение?</w:t>
       </w:r>
     </w:p>
     <w:p>
-      <w:pPr/>
-      <w:r>
+      <w:pPr>
+        <w:spacing w:before="120" w:after="40"/>
+      </w:pPr>
+      <w:r>
+        <w:rPr>
+          <w:b/>
+          <w:sz w:val="22"/>
+        </w:rPr>
         <w:t>№4</w:t>
       </w:r>
     </w:p>
     <w:p>
+      <w:pPr>
+        <w:spacing w:after="20" w:before="20"/>
+        <w:ind w:left="397"/>
+      </w:pPr>
       <w:r>
         <w:t>Как связаны скорость передачи информации (бит/с), объём данных (биты, байты) и время передачи?</w:t>
       </w:r>
     </w:p>
     <w:p>
-      <w:pPr/>
-      <w:r>
+      <w:pPr>
+        <w:spacing w:before="120" w:after="40"/>
+      </w:pPr>
+      <w:r>
+        <w:rPr>
+          <w:b/>
+          <w:sz w:val="22"/>
+        </w:rPr>
         <w:t>№5</w:t>
       </w:r>
     </w:p>
     <w:p>
+      <w:pPr>
+        <w:spacing w:after="20" w:before="20"/>
+        <w:ind w:left="397"/>
+      </w:pPr>
       <w:r>
         <w:t>Что такое IP-адрес и маска подсети? Зачем нужна маска?</w:t>
       </w:r>
     </w:p>
     <w:p>
-      <w:r>
+      <w:pPr>
+        <w:spacing w:before="160" w:after="40"/>
+      </w:pPr>
+      <w:r>
+        <w:rPr>
+          <w:b/>
+          <w:i/>
+          <w:sz w:val="22"/>
+        </w:rPr>
+        <w:t>Задания:</w:t>
+      </w:r>
+    </w:p>
+    <w:p>
+      <w:pPr>
+        <w:spacing w:before="120" w:after="40"/>
+      </w:pPr>
+      <w:r>
+        <w:rPr>
+          <w:b/>
+          <w:sz w:val="22"/>
+        </w:rPr>
         <w:t>№6</w:t>
       </w:r>
     </w:p>
     <w:p>
+      <w:pPr>
+        <w:spacing w:after="20" w:before="20"/>
+        <w:ind w:left="397"/>
+      </w:pPr>
       <w:r>
         <w:t>Дано: 12211112 &lt; C &lt; 22221212. Укажите номер (2–5) числа C в двоичной системе, удовлетворяющего неравенству:</w:t>
       </w:r>
     </w:p>
     <w:p>
+      <w:pPr>
+        <w:spacing w:after="20" w:before="20"/>
+        <w:ind w:left="397"/>
+      </w:pPr>
       <w:r>
         <w:t>1) 22111122;</w:t>
       </w:r>
     </w:p>
     <w:p>
+      <w:pPr>
+        <w:spacing w:after="20" w:before="20"/>
+        <w:ind w:left="397"/>
+      </w:pPr>
       <w:r>
         <w:t>2) 22222122;</w:t>
       </w:r>
     </w:p>
     <w:p>
+      <w:pPr>
+        <w:spacing w:after="20" w:before="20"/>
+        <w:ind w:left="397"/>
+      </w:pPr>
       <w:r>
         <w:t>3) 12121122;</w:t>
       </w:r>
     </w:p>
     <w:p>
+      <w:pPr>
+        <w:spacing w:after="20" w:before="20"/>
+        <w:ind w:left="397"/>
+      </w:pPr>
       <w:r>
         <w:t>4) 12112112.</w:t>
       </w:r>
     </w:p>
     <w:p>
-      <w:r>
+      <w:pPr>
+        <w:spacing w:before="120" w:after="40"/>
+      </w:pPr>
+      <w:r>
+        <w:rPr>
+          <w:b/>
+          <w:sz w:val="22"/>
+        </w:rPr>
         <w:t>№7</w:t>
       </w:r>
     </w:p>
     <w:p>
+      <w:pPr>
+        <w:spacing w:after="20" w:before="20"/>
+        <w:ind w:left="397"/>
+      </w:pPr>
       <w:r>
         <w:t>В каталоге находятся файлы со следующими именами:</w:t>
       </w:r>
     </w:p>
     <w:p>
+      <w:pPr>
+        <w:spacing w:after="20" w:before="20"/>
+        <w:ind w:left="397"/>
+      </w:pPr>
       <w:r>
         <w:t>box.txt</w:t>
         <w:br/>
@@ -2517,11 +5039,19 @@
       </w:r>
     </w:p>
     <w:p>
+      <w:pPr>
+        <w:spacing w:after="20" w:before="20"/>
+        <w:ind w:left="397"/>
+      </w:pPr>
       <w:r>
         <w:t>Определите, по какой из масок будет выбрана указанная группа файлов:</w:t>
       </w:r>
     </w:p>
     <w:p>
+      <w:pPr>
+        <w:spacing w:after="20" w:before="20"/>
+        <w:ind w:left="397"/>
+      </w:pPr>
       <w:r>
         <w:t>box.txt</w:t>
         <w:br/>
@@ -2529,179 +5059,371 @@
       </w:r>
     </w:p>
     <w:p>
+      <w:pPr>
+        <w:spacing w:after="20" w:before="20"/>
+        <w:ind w:left="397"/>
+      </w:pPr>
       <w:r>
         <w:t>1) *.csv;</w:t>
       </w:r>
     </w:p>
     <w:p>
+      <w:pPr>
+        <w:spacing w:after="20" w:before="20"/>
+        <w:ind w:left="397"/>
+      </w:pPr>
       <w:r>
         <w:t>2) box.*;</w:t>
       </w:r>
     </w:p>
     <w:p>
+      <w:pPr>
+        <w:spacing w:after="20" w:before="20"/>
+        <w:ind w:left="397"/>
+      </w:pPr>
       <w:r>
         <w:t>3) b*.*;</w:t>
       </w:r>
     </w:p>
     <w:p>
+      <w:pPr>
+        <w:spacing w:after="20" w:before="20"/>
+        <w:ind w:left="397"/>
+      </w:pPr>
       <w:r>
         <w:t>4) bo?.*.</w:t>
       </w:r>
     </w:p>
     <w:p>
-      <w:r>
-        <w:t>№8</w:t>
-      </w:r>
-    </w:p>
-    <w:p>
-      <w:r>
-        <w:t>Для кодирования некоторой последовательности из букв А, Б, В, Г, Д, Е, Ж используют неравномерный двоичный код, удовлетворяющий условию Фано.</w:t>
-      </w:r>
-    </w:p>
-    <w:p>
-      <w:r>
-        <w:t>Для букв А, Б, В, Г использовали соответственно кодовые слова 1, 211, 212, 221.</w:t>
-      </w:r>
-    </w:p>
-    <w:p>
-      <w:r>
-        <w:t>Укажите кратчайшее возможное кодовое слово для буквы Д, при котором код допускает однозначное декодирование. Если таких кодов несколько, укажите код с наименьшим числовым значением.</w:t>
-      </w:r>
-    </w:p>
-    <w:p>
-      <w:r>
-        <w:t>№9</w:t>
-      </w:r>
-    </w:p>
-    <w:p>
-      <w:r>
-        <w:t>У Кати есть доступ в Интернет по высокоскоростному радиоканалу (464 бит/с). У Пети — только приём от Кати по низкоскоростному каналу (375 бит/с). Катя скачивает для Пети данные объёмом 23 Мбайт и передаёт их ему.</w:t>
-      </w:r>
-    </w:p>
-    <w:p>
-      <w:r>
-        <w:t>Каков минимально возможный промежуток времени (в секундах) с момента начала скачивания до полного получения данных Петей?</w:t>
-      </w:r>
-    </w:p>
-    <w:p>
-      <w:r>
-        <w:t>№10</w:t>
-      </w:r>
-    </w:p>
-    <w:p>
-      <w:r>
-        <w:t>Для узла с IP-адресом 21.242.334.94 адрес сети равен 21.242.319.1.</w:t>
-      </w:r>
-    </w:p>
-    <w:p>
-      <w:r>
-        <w:t>Чему равно наименьшее возможное значение третьего слева байта маски? Ответ запишите в виде десятичного числа.</w:t>
-      </w:r>
-    </w:p>
-    <w:p>
+      <w:pPr>
+        <w:spacing w:before="120" w:after="40"/>
+      </w:pPr>
       <w:r>
         <w:rPr>
           <w:b/>
+          <w:sz w:val="22"/>
+        </w:rPr>
+        <w:t>№8</w:t>
+      </w:r>
+    </w:p>
+    <w:p>
+      <w:pPr>
+        <w:spacing w:after="20" w:before="20"/>
+        <w:ind w:left="397"/>
+      </w:pPr>
+      <w:r>
+        <w:t>Для кодирования некоторой последовательности из букв А, Б, В, Г, Д, Е, Ж используют неравномерный двоичный код, удовлетворяющий условию Фано.</w:t>
+      </w:r>
+    </w:p>
+    <w:p>
+      <w:pPr>
+        <w:spacing w:after="20" w:before="20"/>
+        <w:ind w:left="397"/>
+      </w:pPr>
+      <w:r>
+        <w:t>Для букв А, Б, В, Г использовали соответственно кодовые слова 1, 211, 212, 221.</w:t>
+      </w:r>
+    </w:p>
+    <w:p>
+      <w:pPr>
+        <w:spacing w:after="20" w:before="20"/>
+        <w:ind w:left="397"/>
+      </w:pPr>
+      <w:r>
+        <w:t>Укажите кратчайшее возможное кодовое слово для буквы Д, при котором код допускает однозначное декодирование. Если таких кодов несколько, укажите код с наименьшим числовым значением.</w:t>
+      </w:r>
+    </w:p>
+    <w:p>
+      <w:pPr>
+        <w:spacing w:before="120" w:after="40"/>
+      </w:pPr>
+      <w:r>
+        <w:rPr>
+          <w:b/>
+          <w:sz w:val="22"/>
+        </w:rPr>
+        <w:t>№9</w:t>
+      </w:r>
+    </w:p>
+    <w:p>
+      <w:pPr>
+        <w:spacing w:after="20" w:before="20"/>
+        <w:ind w:left="397"/>
+      </w:pPr>
+      <w:r>
+        <w:t>У Кати есть доступ в Интернет по высокоскоростному радиоканалу (464 бит/с). У Пети — только приём от Кати по низкоскоростному каналу (375 бит/с). Катя скачивает для Пети данные объёмом 23 Мбайт и передаёт их ему.</w:t>
+      </w:r>
+    </w:p>
+    <w:p>
+      <w:pPr>
+        <w:spacing w:after="20" w:before="20"/>
+        <w:ind w:left="397"/>
+      </w:pPr>
+      <w:r>
+        <w:t>Каков минимально возможный промежуток времени (в секундах) с момента начала скачивания до полного получения данных Петей?</w:t>
+      </w:r>
+    </w:p>
+    <w:p>
+      <w:pPr>
+        <w:spacing w:before="120" w:after="40"/>
+      </w:pPr>
+      <w:r>
+        <w:rPr>
+          <w:b/>
+          <w:sz w:val="22"/>
+        </w:rPr>
+        <w:t>№10</w:t>
+      </w:r>
+    </w:p>
+    <w:p>
+      <w:pPr>
+        <w:spacing w:after="20" w:before="20"/>
+        <w:ind w:left="397"/>
+      </w:pPr>
+      <w:r>
+        <w:t>Для узла с IP-адресом 21.242.334.94 адрес сети равен 21.242.319.1.</w:t>
+      </w:r>
+    </w:p>
+    <w:p>
+      <w:pPr>
+        <w:spacing w:after="20" w:before="20"/>
+        <w:ind w:left="397"/>
+      </w:pPr>
+      <w:r>
+        <w:t>Чему равно наименьшее возможное значение третьего слева байта маски? Ответ запишите в виде десятичного числа.</w:t>
+      </w:r>
+    </w:p>
+    <w:p>
+      <w:r>
+        <w:br w:type="page"/>
+      </w:r>
+    </w:p>
+    <w:p>
+      <w:pPr>
+        <w:spacing w:before="0" w:after="120"/>
+      </w:pPr>
+      <w:r>
+        <w:rPr>
+          <w:b/>
+          <w:sz w:val="28"/>
         </w:rPr>
         <w:t>Вариант №14</w:t>
       </w:r>
     </w:p>
     <w:p>
-      <w:pPr/>
-      <w:r>
+      <w:pPr>
+        <w:spacing w:before="160" w:after="40"/>
+      </w:pPr>
+      <w:r>
+        <w:rPr>
+          <w:b/>
+          <w:i/>
+          <w:sz w:val="22"/>
+        </w:rPr>
+        <w:t>Теоретические вопросы:</w:t>
+      </w:r>
+    </w:p>
+    <w:p>
+      <w:pPr>
+        <w:spacing w:before="120" w:after="40"/>
+      </w:pPr>
+      <w:r>
+        <w:rPr>
+          <w:b/>
+          <w:sz w:val="22"/>
+        </w:rPr>
         <w:t>№1</w:t>
       </w:r>
     </w:p>
     <w:p>
+      <w:pPr>
+        <w:spacing w:after="20" w:before="20"/>
+        <w:ind w:left="397"/>
+      </w:pPr>
       <w:r>
         <w:t>Что такое двоичная система счисления? Чем она отличается от десятичной?</w:t>
       </w:r>
     </w:p>
     <w:p>
-      <w:pPr/>
-      <w:r>
+      <w:pPr>
+        <w:spacing w:before="120" w:after="40"/>
+      </w:pPr>
+      <w:r>
+        <w:rPr>
+          <w:b/>
+          <w:sz w:val="22"/>
+        </w:rPr>
         <w:t>№2</w:t>
       </w:r>
     </w:p>
     <w:p>
+      <w:pPr>
+        <w:spacing w:after="20" w:before="20"/>
+        <w:ind w:left="397"/>
+      </w:pPr>
       <w:r>
         <w:t>Что такое маска имени файла? Для чего используются символы * и ? в масках?</w:t>
       </w:r>
     </w:p>
     <w:p>
-      <w:pPr/>
-      <w:r>
+      <w:pPr>
+        <w:spacing w:before="120" w:after="40"/>
+      </w:pPr>
+      <w:r>
+        <w:rPr>
+          <w:b/>
+          <w:sz w:val="22"/>
+        </w:rPr>
         <w:t>№3</w:t>
       </w:r>
     </w:p>
     <w:p>
+      <w:pPr>
+        <w:spacing w:after="20" w:before="20"/>
+        <w:ind w:left="397"/>
+      </w:pPr>
       <w:r>
         <w:t>Что такое код Фано (префиксный код)? Почему он позволяет однозначно декодировать сообщение?</w:t>
       </w:r>
     </w:p>
     <w:p>
-      <w:pPr/>
-      <w:r>
+      <w:pPr>
+        <w:spacing w:before="120" w:after="40"/>
+      </w:pPr>
+      <w:r>
+        <w:rPr>
+          <w:b/>
+          <w:sz w:val="22"/>
+        </w:rPr>
         <w:t>№4</w:t>
       </w:r>
     </w:p>
     <w:p>
+      <w:pPr>
+        <w:spacing w:after="20" w:before="20"/>
+        <w:ind w:left="397"/>
+      </w:pPr>
       <w:r>
         <w:t>Как связаны скорость передачи информации (бит/с), объём данных (биты, байты) и время передачи?</w:t>
       </w:r>
     </w:p>
     <w:p>
-      <w:pPr/>
-      <w:r>
+      <w:pPr>
+        <w:spacing w:before="120" w:after="40"/>
+      </w:pPr>
+      <w:r>
+        <w:rPr>
+          <w:b/>
+          <w:sz w:val="22"/>
+        </w:rPr>
         <w:t>№5</w:t>
       </w:r>
     </w:p>
     <w:p>
+      <w:pPr>
+        <w:spacing w:after="20" w:before="20"/>
+        <w:ind w:left="397"/>
+      </w:pPr>
       <w:r>
         <w:t>Что такое IP-адрес и маска подсети? Зачем нужна маска?</w:t>
       </w:r>
     </w:p>
     <w:p>
-      <w:r>
+      <w:pPr>
+        <w:spacing w:before="160" w:after="40"/>
+      </w:pPr>
+      <w:r>
+        <w:rPr>
+          <w:b/>
+          <w:i/>
+          <w:sz w:val="22"/>
+        </w:rPr>
+        <w:t>Задания:</w:t>
+      </w:r>
+    </w:p>
+    <w:p>
+      <w:pPr>
+        <w:spacing w:before="120" w:after="40"/>
+      </w:pPr>
+      <w:r>
+        <w:rPr>
+          <w:b/>
+          <w:sz w:val="22"/>
+        </w:rPr>
         <w:t>№6</w:t>
       </w:r>
     </w:p>
     <w:p>
+      <w:pPr>
+        <w:spacing w:after="20" w:before="20"/>
+        <w:ind w:left="397"/>
+      </w:pPr>
       <w:r>
         <w:t>Дано: 12211111 &lt; C &lt; 21112121. Укажите номер (2–5) числа C в двоичной системе, удовлетворяющего неравенству:</w:t>
       </w:r>
     </w:p>
     <w:p>
+      <w:pPr>
+        <w:spacing w:after="20" w:before="20"/>
+        <w:ind w:left="397"/>
+      </w:pPr>
       <w:r>
         <w:t>1) 22211211;</w:t>
       </w:r>
     </w:p>
     <w:p>
+      <w:pPr>
+        <w:spacing w:after="20" w:before="20"/>
+        <w:ind w:left="397"/>
+      </w:pPr>
       <w:r>
         <w:t>2) 12221212;</w:t>
       </w:r>
     </w:p>
     <w:p>
+      <w:pPr>
+        <w:spacing w:after="20" w:before="20"/>
+        <w:ind w:left="397"/>
+      </w:pPr>
       <w:r>
         <w:t>3) 22212122;</w:t>
       </w:r>
     </w:p>
     <w:p>
+      <w:pPr>
+        <w:spacing w:after="20" w:before="20"/>
+        <w:ind w:left="397"/>
+      </w:pPr>
       <w:r>
         <w:t>4) 22111211.</w:t>
       </w:r>
     </w:p>
     <w:p>
-      <w:r>
+      <w:pPr>
+        <w:spacing w:before="120" w:after="40"/>
+      </w:pPr>
+      <w:r>
+        <w:rPr>
+          <w:b/>
+          <w:sz w:val="22"/>
+        </w:rPr>
         <w:t>№7</w:t>
       </w:r>
     </w:p>
     <w:p>
+      <w:pPr>
+        <w:spacing w:after="20" w:before="20"/>
+        <w:ind w:left="397"/>
+      </w:pPr>
       <w:r>
         <w:t>В каталоге находятся файлы со следующими именами:</w:t>
       </w:r>
     </w:p>
     <w:p>
+      <w:pPr>
+        <w:spacing w:after="20" w:before="20"/>
+        <w:ind w:left="397"/>
+      </w:pPr>
       <w:r>
         <w:t>rain.mp5</w:t>
         <w:br/>
@@ -2715,11 +5437,19 @@
       </w:r>
     </w:p>
     <w:p>
+      <w:pPr>
+        <w:spacing w:after="20" w:before="20"/>
+        <w:ind w:left="397"/>
+      </w:pPr>
       <w:r>
         <w:t>Определите, по какой из масок будет выбрана указанная группа файлов:</w:t>
       </w:r>
     </w:p>
     <w:p>
+      <w:pPr>
+        <w:spacing w:after="20" w:before="20"/>
+        <w:ind w:left="397"/>
+      </w:pPr>
       <w:r>
         <w:t>rain.mp5</w:t>
         <w:br/>
@@ -2727,179 +5457,371 @@
       </w:r>
     </w:p>
     <w:p>
+      <w:pPr>
+        <w:spacing w:after="20" w:before="20"/>
+        <w:ind w:left="397"/>
+      </w:pPr>
       <w:r>
         <w:t>1) r*.mp*;</w:t>
       </w:r>
     </w:p>
     <w:p>
+      <w:pPr>
+        <w:spacing w:after="20" w:before="20"/>
+        <w:ind w:left="397"/>
+      </w:pPr>
       <w:r>
         <w:t>2) rain.*;</w:t>
       </w:r>
     </w:p>
     <w:p>
+      <w:pPr>
+        <w:spacing w:after="20" w:before="20"/>
+        <w:ind w:left="397"/>
+      </w:pPr>
       <w:r>
         <w:t>3) *ain.mp5;</w:t>
       </w:r>
     </w:p>
     <w:p>
+      <w:pPr>
+        <w:spacing w:after="20" w:before="20"/>
+        <w:ind w:left="397"/>
+      </w:pPr>
       <w:r>
         <w:t>4) *rain*.</w:t>
       </w:r>
     </w:p>
     <w:p>
-      <w:r>
-        <w:t>№8</w:t>
-      </w:r>
-    </w:p>
-    <w:p>
-      <w:r>
-        <w:t>Для кодирования некоторой последовательности из букв А, Б, В, Г, Д, Е, Ж используют неравномерный двоичный код, удовлетворяющий условию Фано.</w:t>
-      </w:r>
-    </w:p>
-    <w:p>
-      <w:r>
-        <w:t>Для букв А, Б, В, Г использовали соответственно кодовые слова 112, 121, 122, 2.</w:t>
-      </w:r>
-    </w:p>
-    <w:p>
-      <w:r>
-        <w:t>Укажите кратчайшее возможное кодовое слово для буквы Д, при котором код допускает однозначное декодирование. Если таких кодов несколько, укажите код с наименьшим числовым значением.</w:t>
-      </w:r>
-    </w:p>
-    <w:p>
-      <w:r>
-        <w:t>№9</w:t>
-      </w:r>
-    </w:p>
-    <w:p>
-      <w:r>
-        <w:t>У Кати есть доступ в Интернет по высокоскоростному радиоканалу (322 бит/с). У Пети — только приём от Кати по низкоскоростному каналу (319 бит/с). Катя скачивает для Пети данные объёмом 9 Мбайт и передаёт их ему.</w:t>
-      </w:r>
-    </w:p>
-    <w:p>
-      <w:r>
-        <w:t>Каков минимально возможный промежуток времени (в секундах) с момента начала скачивания до полного получения данных Петей?</w:t>
-      </w:r>
-    </w:p>
-    <w:p>
-      <w:r>
-        <w:t>№10</w:t>
-      </w:r>
-    </w:p>
-    <w:p>
-      <w:r>
-        <w:t>Для узла с IP-адресом 21.260.291.45 адрес сети равен 21.260.287.1.</w:t>
-      </w:r>
-    </w:p>
-    <w:p>
-      <w:r>
-        <w:t>Чему равно наименьшее возможное значение третьего слева байта маски? Ответ запишите в виде десятичного числа.</w:t>
-      </w:r>
-    </w:p>
-    <w:p>
+      <w:pPr>
+        <w:spacing w:before="120" w:after="40"/>
+      </w:pPr>
       <w:r>
         <w:rPr>
           <w:b/>
+          <w:sz w:val="22"/>
+        </w:rPr>
+        <w:t>№8</w:t>
+      </w:r>
+    </w:p>
+    <w:p>
+      <w:pPr>
+        <w:spacing w:after="20" w:before="20"/>
+        <w:ind w:left="397"/>
+      </w:pPr>
+      <w:r>
+        <w:t>Для кодирования некоторой последовательности из букв А, Б, В, Г, Д, Е, Ж используют неравномерный двоичный код, удовлетворяющий условию Фано.</w:t>
+      </w:r>
+    </w:p>
+    <w:p>
+      <w:pPr>
+        <w:spacing w:after="20" w:before="20"/>
+        <w:ind w:left="397"/>
+      </w:pPr>
+      <w:r>
+        <w:t>Для букв А, Б, В, Г использовали соответственно кодовые слова 112, 121, 122, 2.</w:t>
+      </w:r>
+    </w:p>
+    <w:p>
+      <w:pPr>
+        <w:spacing w:after="20" w:before="20"/>
+        <w:ind w:left="397"/>
+      </w:pPr>
+      <w:r>
+        <w:t>Укажите кратчайшее возможное кодовое слово для буквы Д, при котором код допускает однозначное декодирование. Если таких кодов несколько, укажите код с наименьшим числовым значением.</w:t>
+      </w:r>
+    </w:p>
+    <w:p>
+      <w:pPr>
+        <w:spacing w:before="120" w:after="40"/>
+      </w:pPr>
+      <w:r>
+        <w:rPr>
+          <w:b/>
+          <w:sz w:val="22"/>
+        </w:rPr>
+        <w:t>№9</w:t>
+      </w:r>
+    </w:p>
+    <w:p>
+      <w:pPr>
+        <w:spacing w:after="20" w:before="20"/>
+        <w:ind w:left="397"/>
+      </w:pPr>
+      <w:r>
+        <w:t>У Кати есть доступ в Интернет по высокоскоростному радиоканалу (322 бит/с). У Пети — только приём от Кати по низкоскоростному каналу (319 бит/с). Катя скачивает для Пети данные объёмом 9 Мбайт и передаёт их ему.</w:t>
+      </w:r>
+    </w:p>
+    <w:p>
+      <w:pPr>
+        <w:spacing w:after="20" w:before="20"/>
+        <w:ind w:left="397"/>
+      </w:pPr>
+      <w:r>
+        <w:t>Каков минимально возможный промежуток времени (в секундах) с момента начала скачивания до полного получения данных Петей?</w:t>
+      </w:r>
+    </w:p>
+    <w:p>
+      <w:pPr>
+        <w:spacing w:before="120" w:after="40"/>
+      </w:pPr>
+      <w:r>
+        <w:rPr>
+          <w:b/>
+          <w:sz w:val="22"/>
+        </w:rPr>
+        <w:t>№10</w:t>
+      </w:r>
+    </w:p>
+    <w:p>
+      <w:pPr>
+        <w:spacing w:after="20" w:before="20"/>
+        <w:ind w:left="397"/>
+      </w:pPr>
+      <w:r>
+        <w:t>Для узла с IP-адресом 21.260.291.45 адрес сети равен 21.260.287.1.</w:t>
+      </w:r>
+    </w:p>
+    <w:p>
+      <w:pPr>
+        <w:spacing w:after="20" w:before="20"/>
+        <w:ind w:left="397"/>
+      </w:pPr>
+      <w:r>
+        <w:t>Чему равно наименьшее возможное значение третьего слева байта маски? Ответ запишите в виде десятичного числа.</w:t>
+      </w:r>
+    </w:p>
+    <w:p>
+      <w:r>
+        <w:br w:type="page"/>
+      </w:r>
+    </w:p>
+    <w:p>
+      <w:pPr>
+        <w:spacing w:before="0" w:after="120"/>
+      </w:pPr>
+      <w:r>
+        <w:rPr>
+          <w:b/>
+          <w:sz w:val="28"/>
         </w:rPr>
         <w:t>Вариант №15</w:t>
       </w:r>
     </w:p>
     <w:p>
-      <w:pPr/>
-      <w:r>
+      <w:pPr>
+        <w:spacing w:before="160" w:after="40"/>
+      </w:pPr>
+      <w:r>
+        <w:rPr>
+          <w:b/>
+          <w:i/>
+          <w:sz w:val="22"/>
+        </w:rPr>
+        <w:t>Теоретические вопросы:</w:t>
+      </w:r>
+    </w:p>
+    <w:p>
+      <w:pPr>
+        <w:spacing w:before="120" w:after="40"/>
+      </w:pPr>
+      <w:r>
+        <w:rPr>
+          <w:b/>
+          <w:sz w:val="22"/>
+        </w:rPr>
         <w:t>№1</w:t>
       </w:r>
     </w:p>
     <w:p>
+      <w:pPr>
+        <w:spacing w:after="20" w:before="20"/>
+        <w:ind w:left="397"/>
+      </w:pPr>
       <w:r>
         <w:t>Что такое двоичная система счисления? Чем она отличается от десятичной?</w:t>
       </w:r>
     </w:p>
     <w:p>
-      <w:pPr/>
-      <w:r>
+      <w:pPr>
+        <w:spacing w:before="120" w:after="40"/>
+      </w:pPr>
+      <w:r>
+        <w:rPr>
+          <w:b/>
+          <w:sz w:val="22"/>
+        </w:rPr>
         <w:t>№2</w:t>
       </w:r>
     </w:p>
     <w:p>
+      <w:pPr>
+        <w:spacing w:after="20" w:before="20"/>
+        <w:ind w:left="397"/>
+      </w:pPr>
       <w:r>
         <w:t>Что такое маска имени файла? Для чего используются символы * и ? в масках?</w:t>
       </w:r>
     </w:p>
     <w:p>
-      <w:pPr/>
-      <w:r>
+      <w:pPr>
+        <w:spacing w:before="120" w:after="40"/>
+      </w:pPr>
+      <w:r>
+        <w:rPr>
+          <w:b/>
+          <w:sz w:val="22"/>
+        </w:rPr>
         <w:t>№3</w:t>
       </w:r>
     </w:p>
     <w:p>
+      <w:pPr>
+        <w:spacing w:after="20" w:before="20"/>
+        <w:ind w:left="397"/>
+      </w:pPr>
       <w:r>
         <w:t>Что такое код Фано (префиксный код)? Почему он позволяет однозначно декодировать сообщение?</w:t>
       </w:r>
     </w:p>
     <w:p>
-      <w:pPr/>
-      <w:r>
+      <w:pPr>
+        <w:spacing w:before="120" w:after="40"/>
+      </w:pPr>
+      <w:r>
+        <w:rPr>
+          <w:b/>
+          <w:sz w:val="22"/>
+        </w:rPr>
         <w:t>№4</w:t>
       </w:r>
     </w:p>
     <w:p>
+      <w:pPr>
+        <w:spacing w:after="20" w:before="20"/>
+        <w:ind w:left="397"/>
+      </w:pPr>
       <w:r>
         <w:t>Как связаны скорость передачи информации (бит/с), объём данных (биты, байты) и время передачи?</w:t>
       </w:r>
     </w:p>
     <w:p>
-      <w:pPr/>
-      <w:r>
+      <w:pPr>
+        <w:spacing w:before="120" w:after="40"/>
+      </w:pPr>
+      <w:r>
+        <w:rPr>
+          <w:b/>
+          <w:sz w:val="22"/>
+        </w:rPr>
         <w:t>№5</w:t>
       </w:r>
     </w:p>
     <w:p>
+      <w:pPr>
+        <w:spacing w:after="20" w:before="20"/>
+        <w:ind w:left="397"/>
+      </w:pPr>
       <w:r>
         <w:t>Что такое IP-адрес и маска подсети? Зачем нужна маска?</w:t>
       </w:r>
     </w:p>
     <w:p>
-      <w:r>
+      <w:pPr>
+        <w:spacing w:before="160" w:after="40"/>
+      </w:pPr>
+      <w:r>
+        <w:rPr>
+          <w:b/>
+          <w:i/>
+          <w:sz w:val="22"/>
+        </w:rPr>
+        <w:t>Задания:</w:t>
+      </w:r>
+    </w:p>
+    <w:p>
+      <w:pPr>
+        <w:spacing w:before="120" w:after="40"/>
+      </w:pPr>
+      <w:r>
+        <w:rPr>
+          <w:b/>
+          <w:sz w:val="22"/>
+        </w:rPr>
         <w:t>№6</w:t>
       </w:r>
     </w:p>
     <w:p>
+      <w:pPr>
+        <w:spacing w:after="20" w:before="20"/>
+        <w:ind w:left="397"/>
+      </w:pPr>
       <w:r>
         <w:t>Дано: 12112212 &lt; C &lt; 22122111. Укажите номер (2–5) числа C в двоичной системе, удовлетворяющего неравенству:</w:t>
       </w:r>
     </w:p>
     <w:p>
+      <w:pPr>
+        <w:spacing w:after="20" w:before="20"/>
+        <w:ind w:left="397"/>
+      </w:pPr>
       <w:r>
         <w:t>1) 12122221;</w:t>
       </w:r>
     </w:p>
     <w:p>
+      <w:pPr>
+        <w:spacing w:after="20" w:before="20"/>
+        <w:ind w:left="397"/>
+      </w:pPr>
       <w:r>
         <w:t>2) 11212121;</w:t>
       </w:r>
     </w:p>
     <w:p>
+      <w:pPr>
+        <w:spacing w:after="20" w:before="20"/>
+        <w:ind w:left="397"/>
+      </w:pPr>
       <w:r>
         <w:t>3) 22221222;</w:t>
       </w:r>
     </w:p>
     <w:p>
+      <w:pPr>
+        <w:spacing w:after="20" w:before="20"/>
+        <w:ind w:left="397"/>
+      </w:pPr>
       <w:r>
         <w:t>4) 11211221.</w:t>
       </w:r>
     </w:p>
     <w:p>
-      <w:r>
+      <w:pPr>
+        <w:spacing w:before="120" w:after="40"/>
+      </w:pPr>
+      <w:r>
+        <w:rPr>
+          <w:b/>
+          <w:sz w:val="22"/>
+        </w:rPr>
         <w:t>№7</w:t>
       </w:r>
     </w:p>
     <w:p>
+      <w:pPr>
+        <w:spacing w:after="20" w:before="20"/>
+        <w:ind w:left="397"/>
+      </w:pPr>
       <w:r>
         <w:t>В каталоге находятся файлы со следующими именами:</w:t>
       </w:r>
     </w:p>
     <w:p>
+      <w:pPr>
+        <w:spacing w:after="20" w:before="20"/>
+        <w:ind w:left="397"/>
+      </w:pPr>
       <w:r>
         <w:t>a2.x</w:t>
         <w:br/>
@@ -2915,11 +5837,19 @@
       </w:r>
     </w:p>
     <w:p>
+      <w:pPr>
+        <w:spacing w:after="20" w:before="20"/>
+        <w:ind w:left="397"/>
+      </w:pPr>
       <w:r>
         <w:t>Определите, по какой из масок будет выбрана указанная группа файлов:</w:t>
       </w:r>
     </w:p>
     <w:p>
+      <w:pPr>
+        <w:spacing w:after="20" w:before="20"/>
+        <w:ind w:left="397"/>
+      </w:pPr>
       <w:r>
         <w:t>a2.x</w:t>
         <w:br/>
@@ -2927,179 +5857,371 @@
       </w:r>
     </w:p>
     <w:p>
+      <w:pPr>
+        <w:spacing w:after="20" w:before="20"/>
+        <w:ind w:left="397"/>
+      </w:pPr>
       <w:r>
         <w:t>1) a2.*;</w:t>
       </w:r>
     </w:p>
     <w:p>
+      <w:pPr>
+        <w:spacing w:after="20" w:before="20"/>
+        <w:ind w:left="397"/>
+      </w:pPr>
       <w:r>
         <w:t>2) a?.*;</w:t>
       </w:r>
     </w:p>
     <w:p>
+      <w:pPr>
+        <w:spacing w:after="20" w:before="20"/>
+        <w:ind w:left="397"/>
+      </w:pPr>
       <w:r>
         <w:t>3) *2.*;</w:t>
       </w:r>
     </w:p>
     <w:p>
+      <w:pPr>
+        <w:spacing w:after="20" w:before="20"/>
+        <w:ind w:left="397"/>
+      </w:pPr>
       <w:r>
         <w:t>4) a*.x.</w:t>
       </w:r>
     </w:p>
     <w:p>
-      <w:r>
-        <w:t>№8</w:t>
-      </w:r>
-    </w:p>
-    <w:p>
-      <w:r>
-        <w:t>Для кодирования некоторой последовательности из букв А, Б, В, Г, Д, Е, Ж используют неравномерный двоичный код, удовлетворяющий условию Фано.</w:t>
-      </w:r>
-    </w:p>
-    <w:p>
-      <w:r>
-        <w:t>Для букв А, Б, В, Г использовали соответственно кодовые слова 11, 21, 22, 121.</w:t>
-      </w:r>
-    </w:p>
-    <w:p>
-      <w:r>
-        <w:t>Укажите кратчайшее возможное кодовое слово для буквы Д, при котором код допускает однозначное декодирование. Если таких кодов несколько, укажите код с наименьшим числовым значением.</w:t>
-      </w:r>
-    </w:p>
-    <w:p>
-      <w:r>
-        <w:t>№9</w:t>
-      </w:r>
-    </w:p>
-    <w:p>
-      <w:r>
-        <w:t>У Кати есть доступ в Интернет по высокоскоростному радиоканалу (443 бит/с). У Пети — только приём от Кати по низкоскоростному каналу (375 бит/с). Катя скачивает для Пети данные объёмом 9 Мбайт и передаёт их ему.</w:t>
-      </w:r>
-    </w:p>
-    <w:p>
-      <w:r>
-        <w:t>Каков минимально возможный промежуток времени (в секундах) с момента начала скачивания до полного получения данных Петей?</w:t>
-      </w:r>
-    </w:p>
-    <w:p>
-      <w:r>
-        <w:t>№10</w:t>
-      </w:r>
-    </w:p>
-    <w:p>
-      <w:r>
-        <w:t>Для узла с IP-адресом 21.35.347.97 адрес сети равен 21.35.335.1.</w:t>
-      </w:r>
-    </w:p>
-    <w:p>
-      <w:r>
-        <w:t>Чему равно наименьшее возможное значение третьего слева байта маски? Ответ запишите в виде десятичного числа.</w:t>
-      </w:r>
-    </w:p>
-    <w:p>
+      <w:pPr>
+        <w:spacing w:before="120" w:after="40"/>
+      </w:pPr>
       <w:r>
         <w:rPr>
           <w:b/>
+          <w:sz w:val="22"/>
+        </w:rPr>
+        <w:t>№8</w:t>
+      </w:r>
+    </w:p>
+    <w:p>
+      <w:pPr>
+        <w:spacing w:after="20" w:before="20"/>
+        <w:ind w:left="397"/>
+      </w:pPr>
+      <w:r>
+        <w:t>Для кодирования некоторой последовательности из букв А, Б, В, Г, Д, Е, Ж используют неравномерный двоичный код, удовлетворяющий условию Фано.</w:t>
+      </w:r>
+    </w:p>
+    <w:p>
+      <w:pPr>
+        <w:spacing w:after="20" w:before="20"/>
+        <w:ind w:left="397"/>
+      </w:pPr>
+      <w:r>
+        <w:t>Для букв А, Б, В, Г использовали соответственно кодовые слова 11, 21, 22, 121.</w:t>
+      </w:r>
+    </w:p>
+    <w:p>
+      <w:pPr>
+        <w:spacing w:after="20" w:before="20"/>
+        <w:ind w:left="397"/>
+      </w:pPr>
+      <w:r>
+        <w:t>Укажите кратчайшее возможное кодовое слово для буквы Д, при котором код допускает однозначное декодирование. Если таких кодов несколько, укажите код с наименьшим числовым значением.</w:t>
+      </w:r>
+    </w:p>
+    <w:p>
+      <w:pPr>
+        <w:spacing w:before="120" w:after="40"/>
+      </w:pPr>
+      <w:r>
+        <w:rPr>
+          <w:b/>
+          <w:sz w:val="22"/>
+        </w:rPr>
+        <w:t>№9</w:t>
+      </w:r>
+    </w:p>
+    <w:p>
+      <w:pPr>
+        <w:spacing w:after="20" w:before="20"/>
+        <w:ind w:left="397"/>
+      </w:pPr>
+      <w:r>
+        <w:t>У Кати есть доступ в Интернет по высокоскоростному радиоканалу (443 бит/с). У Пети — только приём от Кати по низкоскоростному каналу (375 бит/с). Катя скачивает для Пети данные объёмом 9 Мбайт и передаёт их ему.</w:t>
+      </w:r>
+    </w:p>
+    <w:p>
+      <w:pPr>
+        <w:spacing w:after="20" w:before="20"/>
+        <w:ind w:left="397"/>
+      </w:pPr>
+      <w:r>
+        <w:t>Каков минимально возможный промежуток времени (в секундах) с момента начала скачивания до полного получения данных Петей?</w:t>
+      </w:r>
+    </w:p>
+    <w:p>
+      <w:pPr>
+        <w:spacing w:before="120" w:after="40"/>
+      </w:pPr>
+      <w:r>
+        <w:rPr>
+          <w:b/>
+          <w:sz w:val="22"/>
+        </w:rPr>
+        <w:t>№10</w:t>
+      </w:r>
+    </w:p>
+    <w:p>
+      <w:pPr>
+        <w:spacing w:after="20" w:before="20"/>
+        <w:ind w:left="397"/>
+      </w:pPr>
+      <w:r>
+        <w:t>Для узла с IP-адресом 21.35.347.97 адрес сети равен 21.35.335.1.</w:t>
+      </w:r>
+    </w:p>
+    <w:p>
+      <w:pPr>
+        <w:spacing w:after="20" w:before="20"/>
+        <w:ind w:left="397"/>
+      </w:pPr>
+      <w:r>
+        <w:t>Чему равно наименьшее возможное значение третьего слева байта маски? Ответ запишите в виде десятичного числа.</w:t>
+      </w:r>
+    </w:p>
+    <w:p>
+      <w:r>
+        <w:br w:type="page"/>
+      </w:r>
+    </w:p>
+    <w:p>
+      <w:pPr>
+        <w:spacing w:before="0" w:after="120"/>
+      </w:pPr>
+      <w:r>
+        <w:rPr>
+          <w:b/>
+          <w:sz w:val="28"/>
         </w:rPr>
         <w:t>Вариант №16</w:t>
       </w:r>
     </w:p>
     <w:p>
-      <w:pPr/>
-      <w:r>
+      <w:pPr>
+        <w:spacing w:before="160" w:after="40"/>
+      </w:pPr>
+      <w:r>
+        <w:rPr>
+          <w:b/>
+          <w:i/>
+          <w:sz w:val="22"/>
+        </w:rPr>
+        <w:t>Теоретические вопросы:</w:t>
+      </w:r>
+    </w:p>
+    <w:p>
+      <w:pPr>
+        <w:spacing w:before="120" w:after="40"/>
+      </w:pPr>
+      <w:r>
+        <w:rPr>
+          <w:b/>
+          <w:sz w:val="22"/>
+        </w:rPr>
         <w:t>№1</w:t>
       </w:r>
     </w:p>
     <w:p>
+      <w:pPr>
+        <w:spacing w:after="20" w:before="20"/>
+        <w:ind w:left="397"/>
+      </w:pPr>
       <w:r>
         <w:t>Что такое двоичная система счисления? Чем она отличается от десятичной?</w:t>
       </w:r>
     </w:p>
     <w:p>
-      <w:pPr/>
-      <w:r>
+      <w:pPr>
+        <w:spacing w:before="120" w:after="40"/>
+      </w:pPr>
+      <w:r>
+        <w:rPr>
+          <w:b/>
+          <w:sz w:val="22"/>
+        </w:rPr>
         <w:t>№2</w:t>
       </w:r>
     </w:p>
     <w:p>
+      <w:pPr>
+        <w:spacing w:after="20" w:before="20"/>
+        <w:ind w:left="397"/>
+      </w:pPr>
       <w:r>
         <w:t>Что такое маска имени файла? Для чего используются символы * и ? в масках?</w:t>
       </w:r>
     </w:p>
     <w:p>
-      <w:pPr/>
-      <w:r>
+      <w:pPr>
+        <w:spacing w:before="120" w:after="40"/>
+      </w:pPr>
+      <w:r>
+        <w:rPr>
+          <w:b/>
+          <w:sz w:val="22"/>
+        </w:rPr>
         <w:t>№3</w:t>
       </w:r>
     </w:p>
     <w:p>
+      <w:pPr>
+        <w:spacing w:after="20" w:before="20"/>
+        <w:ind w:left="397"/>
+      </w:pPr>
       <w:r>
         <w:t>Что такое код Фано (префиксный код)? Почему он позволяет однозначно декодировать сообщение?</w:t>
       </w:r>
     </w:p>
     <w:p>
-      <w:pPr/>
-      <w:r>
+      <w:pPr>
+        <w:spacing w:before="120" w:after="40"/>
+      </w:pPr>
+      <w:r>
+        <w:rPr>
+          <w:b/>
+          <w:sz w:val="22"/>
+        </w:rPr>
         <w:t>№4</w:t>
       </w:r>
     </w:p>
     <w:p>
+      <w:pPr>
+        <w:spacing w:after="20" w:before="20"/>
+        <w:ind w:left="397"/>
+      </w:pPr>
       <w:r>
         <w:t>Как связаны скорость передачи информации (бит/с), объём данных (биты, байты) и время передачи?</w:t>
       </w:r>
     </w:p>
     <w:p>
-      <w:pPr/>
-      <w:r>
+      <w:pPr>
+        <w:spacing w:before="120" w:after="40"/>
+      </w:pPr>
+      <w:r>
+        <w:rPr>
+          <w:b/>
+          <w:sz w:val="22"/>
+        </w:rPr>
         <w:t>№5</w:t>
       </w:r>
     </w:p>
     <w:p>
+      <w:pPr>
+        <w:spacing w:after="20" w:before="20"/>
+        <w:ind w:left="397"/>
+      </w:pPr>
       <w:r>
         <w:t>Что такое IP-адрес и маска подсети? Зачем нужна маска?</w:t>
       </w:r>
     </w:p>
     <w:p>
-      <w:r>
+      <w:pPr>
+        <w:spacing w:before="160" w:after="40"/>
+      </w:pPr>
+      <w:r>
+        <w:rPr>
+          <w:b/>
+          <w:i/>
+          <w:sz w:val="22"/>
+        </w:rPr>
+        <w:t>Задания:</w:t>
+      </w:r>
+    </w:p>
+    <w:p>
+      <w:pPr>
+        <w:spacing w:before="120" w:after="40"/>
+      </w:pPr>
+      <w:r>
+        <w:rPr>
+          <w:b/>
+          <w:sz w:val="22"/>
+        </w:rPr>
         <w:t>№6</w:t>
       </w:r>
     </w:p>
     <w:p>
+      <w:pPr>
+        <w:spacing w:after="20" w:before="20"/>
+        <w:ind w:left="397"/>
+      </w:pPr>
       <w:r>
         <w:t>Дано: 22111112 &lt; C &lt; 22222121. Укажите номер (2–5) числа C в двоичной системе, удовлетворяющего неравенству:</w:t>
       </w:r>
     </w:p>
     <w:p>
+      <w:pPr>
+        <w:spacing w:after="20" w:before="20"/>
+        <w:ind w:left="397"/>
+      </w:pPr>
       <w:r>
         <w:t>1) 12211122;</w:t>
       </w:r>
     </w:p>
     <w:p>
+      <w:pPr>
+        <w:spacing w:after="20" w:before="20"/>
+        <w:ind w:left="397"/>
+      </w:pPr>
       <w:r>
         <w:t>2) 21222222;</w:t>
       </w:r>
     </w:p>
     <w:p>
+      <w:pPr>
+        <w:spacing w:after="20" w:before="20"/>
+        <w:ind w:left="397"/>
+      </w:pPr>
       <w:r>
         <w:t>3) 22222112;</w:t>
       </w:r>
     </w:p>
     <w:p>
+      <w:pPr>
+        <w:spacing w:after="20" w:before="20"/>
+        <w:ind w:left="397"/>
+      </w:pPr>
       <w:r>
         <w:t>4) 11212121.</w:t>
       </w:r>
     </w:p>
     <w:p>
-      <w:r>
+      <w:pPr>
+        <w:spacing w:before="120" w:after="40"/>
+      </w:pPr>
+      <w:r>
+        <w:rPr>
+          <w:b/>
+          <w:sz w:val="22"/>
+        </w:rPr>
         <w:t>№7</w:t>
       </w:r>
     </w:p>
     <w:p>
+      <w:pPr>
+        <w:spacing w:after="20" w:before="20"/>
+        <w:ind w:left="397"/>
+      </w:pPr>
       <w:r>
         <w:t>В каталоге находятся файлы со следующими именами:</w:t>
       </w:r>
     </w:p>
     <w:p>
+      <w:pPr>
+        <w:spacing w:after="20" w:before="20"/>
+        <w:ind w:left="397"/>
+      </w:pPr>
       <w:r>
         <w:t>cat.doc</w:t>
         <w:br/>
@@ -3113,11 +6235,19 @@
       </w:r>
     </w:p>
     <w:p>
+      <w:pPr>
+        <w:spacing w:after="20" w:before="20"/>
+        <w:ind w:left="397"/>
+      </w:pPr>
       <w:r>
         <w:t>Определите, по какой из масок будет выбрана указанная группа файлов:</w:t>
       </w:r>
     </w:p>
     <w:p>
+      <w:pPr>
+        <w:spacing w:after="20" w:before="20"/>
+        <w:ind w:left="397"/>
+      </w:pPr>
       <w:r>
         <w:t>cat.doc</w:t>
         <w:br/>
@@ -3125,179 +6255,371 @@
       </w:r>
     </w:p>
     <w:p>
+      <w:pPr>
+        <w:spacing w:after="20" w:before="20"/>
+        <w:ind w:left="397"/>
+      </w:pPr>
       <w:r>
         <w:t>1) ca*.doc;</w:t>
       </w:r>
     </w:p>
     <w:p>
+      <w:pPr>
+        <w:spacing w:after="20" w:before="20"/>
+        <w:ind w:left="397"/>
+      </w:pPr>
       <w:r>
         <w:t>2) c*t.doc;</w:t>
       </w:r>
     </w:p>
     <w:p>
+      <w:pPr>
+        <w:spacing w:after="20" w:before="20"/>
+        <w:ind w:left="397"/>
+      </w:pPr>
       <w:r>
         <w:t>3) *.doc;</w:t>
       </w:r>
     </w:p>
     <w:p>
+      <w:pPr>
+        <w:spacing w:after="20" w:before="20"/>
+        <w:ind w:left="397"/>
+      </w:pPr>
       <w:r>
         <w:t>4) c?r.doc.</w:t>
       </w:r>
     </w:p>
     <w:p>
-      <w:r>
-        <w:t>№8</w:t>
-      </w:r>
-    </w:p>
-    <w:p>
-      <w:r>
-        <w:t>Для кодирования некоторой последовательности из букв А, Б, В, Г, Д, Е, Ж используют неравномерный двоичный код, удовлетворяющий условию Фано.</w:t>
-      </w:r>
-    </w:p>
-    <w:p>
-      <w:r>
-        <w:t>Для букв А, Б, В, Г использовали соответственно кодовые слова 111, 112, 121, 122.</w:t>
-      </w:r>
-    </w:p>
-    <w:p>
-      <w:r>
-        <w:t>Укажите кратчайшее возможное кодовое слово для буквы Д, при котором код допускает однозначное декодирование. Если таких кодов несколько, укажите код с наименьшим числовым значением.</w:t>
-      </w:r>
-    </w:p>
-    <w:p>
-      <w:r>
-        <w:t>№9</w:t>
-      </w:r>
-    </w:p>
-    <w:p>
-      <w:r>
-        <w:t>У Кати есть доступ в Интернет по высокоскоростному радиоканалу (336 бит/с). У Пети — только приём от Кати по низкоскоростному каналу (479 бит/с). Катя скачивает для Пети данные объёмом 6 Мбайт и передаёт их ему.</w:t>
-      </w:r>
-    </w:p>
-    <w:p>
-      <w:r>
-        <w:t>Каков минимально возможный промежуток времени (в секундах) с момента начала скачивания до полного получения данных Петей?</w:t>
-      </w:r>
-    </w:p>
-    <w:p>
-      <w:r>
-        <w:t>№10</w:t>
-      </w:r>
-    </w:p>
-    <w:p>
-      <w:r>
-        <w:t>Для узла с IP-адресом 21.03.336.66 адрес сети равен 21.03.203.1.</w:t>
-      </w:r>
-    </w:p>
-    <w:p>
-      <w:r>
-        <w:t>Чему равно наименьшее возможное значение третьего слева байта маски? Ответ запишите в виде десятичного числа.</w:t>
-      </w:r>
-    </w:p>
-    <w:p>
+      <w:pPr>
+        <w:spacing w:before="120" w:after="40"/>
+      </w:pPr>
       <w:r>
         <w:rPr>
           <w:b/>
+          <w:sz w:val="22"/>
+        </w:rPr>
+        <w:t>№8</w:t>
+      </w:r>
+    </w:p>
+    <w:p>
+      <w:pPr>
+        <w:spacing w:after="20" w:before="20"/>
+        <w:ind w:left="397"/>
+      </w:pPr>
+      <w:r>
+        <w:t>Для кодирования некоторой последовательности из букв А, Б, В, Г, Д, Е, Ж используют неравномерный двоичный код, удовлетворяющий условию Фано.</w:t>
+      </w:r>
+    </w:p>
+    <w:p>
+      <w:pPr>
+        <w:spacing w:after="20" w:before="20"/>
+        <w:ind w:left="397"/>
+      </w:pPr>
+      <w:r>
+        <w:t>Для букв А, Б, В, Г использовали соответственно кодовые слова 111, 112, 121, 122.</w:t>
+      </w:r>
+    </w:p>
+    <w:p>
+      <w:pPr>
+        <w:spacing w:after="20" w:before="20"/>
+        <w:ind w:left="397"/>
+      </w:pPr>
+      <w:r>
+        <w:t>Укажите кратчайшее возможное кодовое слово для буквы Д, при котором код допускает однозначное декодирование. Если таких кодов несколько, укажите код с наименьшим числовым значением.</w:t>
+      </w:r>
+    </w:p>
+    <w:p>
+      <w:pPr>
+        <w:spacing w:before="120" w:after="40"/>
+      </w:pPr>
+      <w:r>
+        <w:rPr>
+          <w:b/>
+          <w:sz w:val="22"/>
+        </w:rPr>
+        <w:t>№9</w:t>
+      </w:r>
+    </w:p>
+    <w:p>
+      <w:pPr>
+        <w:spacing w:after="20" w:before="20"/>
+        <w:ind w:left="397"/>
+      </w:pPr>
+      <w:r>
+        <w:t>У Кати есть доступ в Интернет по высокоскоростному радиоканалу (336 бит/с). У Пети — только приём от Кати по низкоскоростному каналу (479 бит/с). Катя скачивает для Пети данные объёмом 6 Мбайт и передаёт их ему.</w:t>
+      </w:r>
+    </w:p>
+    <w:p>
+      <w:pPr>
+        <w:spacing w:after="20" w:before="20"/>
+        <w:ind w:left="397"/>
+      </w:pPr>
+      <w:r>
+        <w:t>Каков минимально возможный промежуток времени (в секундах) с момента начала скачивания до полного получения данных Петей?</w:t>
+      </w:r>
+    </w:p>
+    <w:p>
+      <w:pPr>
+        <w:spacing w:before="120" w:after="40"/>
+      </w:pPr>
+      <w:r>
+        <w:rPr>
+          <w:b/>
+          <w:sz w:val="22"/>
+        </w:rPr>
+        <w:t>№10</w:t>
+      </w:r>
+    </w:p>
+    <w:p>
+      <w:pPr>
+        <w:spacing w:after="20" w:before="20"/>
+        <w:ind w:left="397"/>
+      </w:pPr>
+      <w:r>
+        <w:t>Для узла с IP-адресом 21.03.336.66 адрес сети равен 21.03.203.1.</w:t>
+      </w:r>
+    </w:p>
+    <w:p>
+      <w:pPr>
+        <w:spacing w:after="20" w:before="20"/>
+        <w:ind w:left="397"/>
+      </w:pPr>
+      <w:r>
+        <w:t>Чему равно наименьшее возможное значение третьего слева байта маски? Ответ запишите в виде десятичного числа.</w:t>
+      </w:r>
+    </w:p>
+    <w:p>
+      <w:r>
+        <w:br w:type="page"/>
+      </w:r>
+    </w:p>
+    <w:p>
+      <w:pPr>
+        <w:spacing w:before="0" w:after="120"/>
+      </w:pPr>
+      <w:r>
+        <w:rPr>
+          <w:b/>
+          <w:sz w:val="28"/>
         </w:rPr>
         <w:t>Вариант №17</w:t>
       </w:r>
     </w:p>
     <w:p>
-      <w:pPr/>
-      <w:r>
+      <w:pPr>
+        <w:spacing w:before="160" w:after="40"/>
+      </w:pPr>
+      <w:r>
+        <w:rPr>
+          <w:b/>
+          <w:i/>
+          <w:sz w:val="22"/>
+        </w:rPr>
+        <w:t>Теоретические вопросы:</w:t>
+      </w:r>
+    </w:p>
+    <w:p>
+      <w:pPr>
+        <w:spacing w:before="120" w:after="40"/>
+      </w:pPr>
+      <w:r>
+        <w:rPr>
+          <w:b/>
+          <w:sz w:val="22"/>
+        </w:rPr>
         <w:t>№1</w:t>
       </w:r>
     </w:p>
     <w:p>
+      <w:pPr>
+        <w:spacing w:after="20" w:before="20"/>
+        <w:ind w:left="397"/>
+      </w:pPr>
       <w:r>
         <w:t>Что такое двоичная система счисления? Чем она отличается от десятичной?</w:t>
       </w:r>
     </w:p>
     <w:p>
-      <w:pPr/>
-      <w:r>
+      <w:pPr>
+        <w:spacing w:before="120" w:after="40"/>
+      </w:pPr>
+      <w:r>
+        <w:rPr>
+          <w:b/>
+          <w:sz w:val="22"/>
+        </w:rPr>
         <w:t>№2</w:t>
       </w:r>
     </w:p>
     <w:p>
+      <w:pPr>
+        <w:spacing w:after="20" w:before="20"/>
+        <w:ind w:left="397"/>
+      </w:pPr>
       <w:r>
         <w:t>Что такое маска имени файла? Для чего используются символы * и ? в масках?</w:t>
       </w:r>
     </w:p>
     <w:p>
-      <w:pPr/>
-      <w:r>
+      <w:pPr>
+        <w:spacing w:before="120" w:after="40"/>
+      </w:pPr>
+      <w:r>
+        <w:rPr>
+          <w:b/>
+          <w:sz w:val="22"/>
+        </w:rPr>
         <w:t>№3</w:t>
       </w:r>
     </w:p>
     <w:p>
+      <w:pPr>
+        <w:spacing w:after="20" w:before="20"/>
+        <w:ind w:left="397"/>
+      </w:pPr>
       <w:r>
         <w:t>Что такое код Фано (префиксный код)? Почему он позволяет однозначно декодировать сообщение?</w:t>
       </w:r>
     </w:p>
     <w:p>
-      <w:pPr/>
-      <w:r>
+      <w:pPr>
+        <w:spacing w:before="120" w:after="40"/>
+      </w:pPr>
+      <w:r>
+        <w:rPr>
+          <w:b/>
+          <w:sz w:val="22"/>
+        </w:rPr>
         <w:t>№4</w:t>
       </w:r>
     </w:p>
     <w:p>
+      <w:pPr>
+        <w:spacing w:after="20" w:before="20"/>
+        <w:ind w:left="397"/>
+      </w:pPr>
       <w:r>
         <w:t>Как связаны скорость передачи информации (бит/с), объём данных (биты, байты) и время передачи?</w:t>
       </w:r>
     </w:p>
     <w:p>
-      <w:pPr/>
-      <w:r>
+      <w:pPr>
+        <w:spacing w:before="120" w:after="40"/>
+      </w:pPr>
+      <w:r>
+        <w:rPr>
+          <w:b/>
+          <w:sz w:val="22"/>
+        </w:rPr>
         <w:t>№5</w:t>
       </w:r>
     </w:p>
     <w:p>
+      <w:pPr>
+        <w:spacing w:after="20" w:before="20"/>
+        <w:ind w:left="397"/>
+      </w:pPr>
       <w:r>
         <w:t>Что такое IP-адрес и маска подсети? Зачем нужна маска?</w:t>
       </w:r>
     </w:p>
     <w:p>
-      <w:r>
+      <w:pPr>
+        <w:spacing w:before="160" w:after="40"/>
+      </w:pPr>
+      <w:r>
+        <w:rPr>
+          <w:b/>
+          <w:i/>
+          <w:sz w:val="22"/>
+        </w:rPr>
+        <w:t>Задания:</w:t>
+      </w:r>
+    </w:p>
+    <w:p>
+      <w:pPr>
+        <w:spacing w:before="120" w:after="40"/>
+      </w:pPr>
+      <w:r>
+        <w:rPr>
+          <w:b/>
+          <w:sz w:val="22"/>
+        </w:rPr>
         <w:t>№6</w:t>
       </w:r>
     </w:p>
     <w:p>
+      <w:pPr>
+        <w:spacing w:after="20" w:before="20"/>
+        <w:ind w:left="397"/>
+      </w:pPr>
       <w:r>
         <w:t>Дано: 12112221 &lt; C &lt; 12222111. Укажите номер (2–5) числа C в двоичной системе, удовлетворяющего неравенству:</w:t>
       </w:r>
     </w:p>
     <w:p>
+      <w:pPr>
+        <w:spacing w:after="20" w:before="20"/>
+        <w:ind w:left="397"/>
+      </w:pPr>
       <w:r>
         <w:t>1) 21122221;</w:t>
       </w:r>
     </w:p>
     <w:p>
+      <w:pPr>
+        <w:spacing w:after="20" w:before="20"/>
+        <w:ind w:left="397"/>
+      </w:pPr>
       <w:r>
         <w:t>2) 12212221;</w:t>
       </w:r>
     </w:p>
     <w:p>
+      <w:pPr>
+        <w:spacing w:after="20" w:before="20"/>
+        <w:ind w:left="397"/>
+      </w:pPr>
       <w:r>
         <w:t>3) 21222122;</w:t>
       </w:r>
     </w:p>
     <w:p>
+      <w:pPr>
+        <w:spacing w:after="20" w:before="20"/>
+        <w:ind w:left="397"/>
+      </w:pPr>
       <w:r>
         <w:t>4) 11212112.</w:t>
       </w:r>
     </w:p>
     <w:p>
-      <w:r>
+      <w:pPr>
+        <w:spacing w:before="120" w:after="40"/>
+      </w:pPr>
+      <w:r>
+        <w:rPr>
+          <w:b/>
+          <w:sz w:val="22"/>
+        </w:rPr>
         <w:t>№7</w:t>
       </w:r>
     </w:p>
     <w:p>
+      <w:pPr>
+        <w:spacing w:after="20" w:before="20"/>
+        <w:ind w:left="397"/>
+      </w:pPr>
       <w:r>
         <w:t>В каталоге находятся файлы со следующими именами:</w:t>
       </w:r>
     </w:p>
     <w:p>
+      <w:pPr>
+        <w:spacing w:after="20" w:before="20"/>
+        <w:ind w:left="397"/>
+      </w:pPr>
       <w:r>
         <w:t>comics.mp4</w:t>
         <w:br/>
@@ -3313,11 +6635,19 @@
       </w:r>
     </w:p>
     <w:p>
+      <w:pPr>
+        <w:spacing w:after="20" w:before="20"/>
+        <w:ind w:left="397"/>
+      </w:pPr>
       <w:r>
         <w:t>Определите, по какой из масок будет выбрана указанная группа файлов:</w:t>
       </w:r>
     </w:p>
     <w:p>
+      <w:pPr>
+        <w:spacing w:after="20" w:before="20"/>
+        <w:ind w:left="397"/>
+      </w:pPr>
       <w:r>
         <w:t>comics.mp4</w:t>
         <w:br/>
@@ -3329,179 +6659,371 @@
       </w:r>
     </w:p>
     <w:p>
+      <w:pPr>
+        <w:spacing w:after="20" w:before="20"/>
+        <w:ind w:left="397"/>
+      </w:pPr>
       <w:r>
         <w:t>1) ?*mi*.m*;</w:t>
       </w:r>
     </w:p>
     <w:p>
+      <w:pPr>
+        <w:spacing w:after="20" w:before="20"/>
+        <w:ind w:left="397"/>
+      </w:pPr>
       <w:r>
         <w:t>2) *mi*.mp*;</w:t>
       </w:r>
     </w:p>
     <w:p>
+      <w:pPr>
+        <w:spacing w:after="20" w:before="20"/>
+        <w:ind w:left="397"/>
+      </w:pPr>
       <w:r>
         <w:t>3) *?mi?.mp*;</w:t>
       </w:r>
     </w:p>
     <w:p>
+      <w:pPr>
+        <w:spacing w:after="20" w:before="20"/>
+        <w:ind w:left="397"/>
+      </w:pPr>
       <w:r>
         <w:t>4) *?mi*.mp*.</w:t>
       </w:r>
     </w:p>
     <w:p>
-      <w:r>
-        <w:t>№8</w:t>
-      </w:r>
-    </w:p>
-    <w:p>
-      <w:r>
-        <w:t>Для кодирования некоторой последовательности из букв А, Б, В, Г, Д, Е, Ж используют неравномерный двоичный код, удовлетворяющий условию Фано.</w:t>
-      </w:r>
-    </w:p>
-    <w:p>
-      <w:r>
-        <w:t>Для букв А, Б, В, Г использовали соответственно кодовые слова 11, 12, 211, 212.</w:t>
-      </w:r>
-    </w:p>
-    <w:p>
-      <w:r>
-        <w:t>Укажите кратчайшее возможное кодовое слово для буквы Д, при котором код допускает однозначное декодирование. Если таких кодов несколько, укажите код с наименьшим числовым значением.</w:t>
-      </w:r>
-    </w:p>
-    <w:p>
-      <w:r>
-        <w:t>№9</w:t>
-      </w:r>
-    </w:p>
-    <w:p>
-      <w:r>
-        <w:t>У Кати есть доступ в Интернет по высокоскоростному радиоканалу (469 бит/с). У Пети — только приём от Кати по низкоскоростному каналу (471 бит/с). Катя скачивает для Пети данные объёмом 23 Мбайт и передаёт их ему.</w:t>
-      </w:r>
-    </w:p>
-    <w:p>
-      <w:r>
-        <w:t>Каков минимально возможный промежуток времени (в секундах) с момента начала скачивания до полного получения данных Петей?</w:t>
-      </w:r>
-    </w:p>
-    <w:p>
-      <w:r>
-        <w:t>№10</w:t>
-      </w:r>
-    </w:p>
-    <w:p>
-      <w:r>
-        <w:t>Для узла с IP-адресом 21.256.317.70 адрес сети равен 21.256.203.1.</w:t>
-      </w:r>
-    </w:p>
-    <w:p>
-      <w:r>
-        <w:t>Чему равно наименьшее возможное значение третьего слева байта маски? Ответ запишите в виде десятичного числа.</w:t>
-      </w:r>
-    </w:p>
-    <w:p>
+      <w:pPr>
+        <w:spacing w:before="120" w:after="40"/>
+      </w:pPr>
       <w:r>
         <w:rPr>
           <w:b/>
+          <w:sz w:val="22"/>
+        </w:rPr>
+        <w:t>№8</w:t>
+      </w:r>
+    </w:p>
+    <w:p>
+      <w:pPr>
+        <w:spacing w:after="20" w:before="20"/>
+        <w:ind w:left="397"/>
+      </w:pPr>
+      <w:r>
+        <w:t>Для кодирования некоторой последовательности из букв А, Б, В, Г, Д, Е, Ж используют неравномерный двоичный код, удовлетворяющий условию Фано.</w:t>
+      </w:r>
+    </w:p>
+    <w:p>
+      <w:pPr>
+        <w:spacing w:after="20" w:before="20"/>
+        <w:ind w:left="397"/>
+      </w:pPr>
+      <w:r>
+        <w:t>Для букв А, Б, В, Г использовали соответственно кодовые слова 11, 12, 211, 212.</w:t>
+      </w:r>
+    </w:p>
+    <w:p>
+      <w:pPr>
+        <w:spacing w:after="20" w:before="20"/>
+        <w:ind w:left="397"/>
+      </w:pPr>
+      <w:r>
+        <w:t>Укажите кратчайшее возможное кодовое слово для буквы Д, при котором код допускает однозначное декодирование. Если таких кодов несколько, укажите код с наименьшим числовым значением.</w:t>
+      </w:r>
+    </w:p>
+    <w:p>
+      <w:pPr>
+        <w:spacing w:before="120" w:after="40"/>
+      </w:pPr>
+      <w:r>
+        <w:rPr>
+          <w:b/>
+          <w:sz w:val="22"/>
+        </w:rPr>
+        <w:t>№9</w:t>
+      </w:r>
+    </w:p>
+    <w:p>
+      <w:pPr>
+        <w:spacing w:after="20" w:before="20"/>
+        <w:ind w:left="397"/>
+      </w:pPr>
+      <w:r>
+        <w:t>У Кати есть доступ в Интернет по высокоскоростному радиоканалу (469 бит/с). У Пети — только приём от Кати по низкоскоростному каналу (471 бит/с). Катя скачивает для Пети данные объёмом 23 Мбайт и передаёт их ему.</w:t>
+      </w:r>
+    </w:p>
+    <w:p>
+      <w:pPr>
+        <w:spacing w:after="20" w:before="20"/>
+        <w:ind w:left="397"/>
+      </w:pPr>
+      <w:r>
+        <w:t>Каков минимально возможный промежуток времени (в секундах) с момента начала скачивания до полного получения данных Петей?</w:t>
+      </w:r>
+    </w:p>
+    <w:p>
+      <w:pPr>
+        <w:spacing w:before="120" w:after="40"/>
+      </w:pPr>
+      <w:r>
+        <w:rPr>
+          <w:b/>
+          <w:sz w:val="22"/>
+        </w:rPr>
+        <w:t>№10</w:t>
+      </w:r>
+    </w:p>
+    <w:p>
+      <w:pPr>
+        <w:spacing w:after="20" w:before="20"/>
+        <w:ind w:left="397"/>
+      </w:pPr>
+      <w:r>
+        <w:t>Для узла с IP-адресом 21.256.317.70 адрес сети равен 21.256.203.1.</w:t>
+      </w:r>
+    </w:p>
+    <w:p>
+      <w:pPr>
+        <w:spacing w:after="20" w:before="20"/>
+        <w:ind w:left="397"/>
+      </w:pPr>
+      <w:r>
+        <w:t>Чему равно наименьшее возможное значение третьего слева байта маски? Ответ запишите в виде десятичного числа.</w:t>
+      </w:r>
+    </w:p>
+    <w:p>
+      <w:r>
+        <w:br w:type="page"/>
+      </w:r>
+    </w:p>
+    <w:p>
+      <w:pPr>
+        <w:spacing w:before="0" w:after="120"/>
+      </w:pPr>
+      <w:r>
+        <w:rPr>
+          <w:b/>
+          <w:sz w:val="28"/>
         </w:rPr>
         <w:t>Вариант №18</w:t>
       </w:r>
     </w:p>
     <w:p>
-      <w:pPr/>
-      <w:r>
+      <w:pPr>
+        <w:spacing w:before="160" w:after="40"/>
+      </w:pPr>
+      <w:r>
+        <w:rPr>
+          <w:b/>
+          <w:i/>
+          <w:sz w:val="22"/>
+        </w:rPr>
+        <w:t>Теоретические вопросы:</w:t>
+      </w:r>
+    </w:p>
+    <w:p>
+      <w:pPr>
+        <w:spacing w:before="120" w:after="40"/>
+      </w:pPr>
+      <w:r>
+        <w:rPr>
+          <w:b/>
+          <w:sz w:val="22"/>
+        </w:rPr>
         <w:t>№1</w:t>
       </w:r>
     </w:p>
     <w:p>
+      <w:pPr>
+        <w:spacing w:after="20" w:before="20"/>
+        <w:ind w:left="397"/>
+      </w:pPr>
       <w:r>
         <w:t>Что такое двоичная система счисления? Чем она отличается от десятичной?</w:t>
       </w:r>
     </w:p>
     <w:p>
-      <w:pPr/>
-      <w:r>
+      <w:pPr>
+        <w:spacing w:before="120" w:after="40"/>
+      </w:pPr>
+      <w:r>
+        <w:rPr>
+          <w:b/>
+          <w:sz w:val="22"/>
+        </w:rPr>
         <w:t>№2</w:t>
       </w:r>
     </w:p>
     <w:p>
+      <w:pPr>
+        <w:spacing w:after="20" w:before="20"/>
+        <w:ind w:left="397"/>
+      </w:pPr>
       <w:r>
         <w:t>Что такое маска имени файла? Для чего используются символы * и ? в масках?</w:t>
       </w:r>
     </w:p>
     <w:p>
-      <w:pPr/>
-      <w:r>
+      <w:pPr>
+        <w:spacing w:before="120" w:after="40"/>
+      </w:pPr>
+      <w:r>
+        <w:rPr>
+          <w:b/>
+          <w:sz w:val="22"/>
+        </w:rPr>
         <w:t>№3</w:t>
       </w:r>
     </w:p>
     <w:p>
+      <w:pPr>
+        <w:spacing w:after="20" w:before="20"/>
+        <w:ind w:left="397"/>
+      </w:pPr>
       <w:r>
         <w:t>Что такое код Фано (префиксный код)? Почему он позволяет однозначно декодировать сообщение?</w:t>
       </w:r>
     </w:p>
     <w:p>
-      <w:pPr/>
-      <w:r>
+      <w:pPr>
+        <w:spacing w:before="120" w:after="40"/>
+      </w:pPr>
+      <w:r>
+        <w:rPr>
+          <w:b/>
+          <w:sz w:val="22"/>
+        </w:rPr>
         <w:t>№4</w:t>
       </w:r>
     </w:p>
     <w:p>
+      <w:pPr>
+        <w:spacing w:after="20" w:before="20"/>
+        <w:ind w:left="397"/>
+      </w:pPr>
       <w:r>
         <w:t>Как связаны скорость передачи информации (бит/с), объём данных (биты, байты) и время передачи?</w:t>
       </w:r>
     </w:p>
     <w:p>
-      <w:pPr/>
-      <w:r>
+      <w:pPr>
+        <w:spacing w:before="120" w:after="40"/>
+      </w:pPr>
+      <w:r>
+        <w:rPr>
+          <w:b/>
+          <w:sz w:val="22"/>
+        </w:rPr>
         <w:t>№5</w:t>
       </w:r>
     </w:p>
     <w:p>
+      <w:pPr>
+        <w:spacing w:after="20" w:before="20"/>
+        <w:ind w:left="397"/>
+      </w:pPr>
       <w:r>
         <w:t>Что такое IP-адрес и маска подсети? Зачем нужна маска?</w:t>
       </w:r>
     </w:p>
     <w:p>
-      <w:r>
+      <w:pPr>
+        <w:spacing w:before="160" w:after="40"/>
+      </w:pPr>
+      <w:r>
+        <w:rPr>
+          <w:b/>
+          <w:i/>
+          <w:sz w:val="22"/>
+        </w:rPr>
+        <w:t>Задания:</w:t>
+      </w:r>
+    </w:p>
+    <w:p>
+      <w:pPr>
+        <w:spacing w:before="120" w:after="40"/>
+      </w:pPr>
+      <w:r>
+        <w:rPr>
+          <w:b/>
+          <w:sz w:val="22"/>
+        </w:rPr>
         <w:t>№6</w:t>
       </w:r>
     </w:p>
     <w:p>
+      <w:pPr>
+        <w:spacing w:after="20" w:before="20"/>
+        <w:ind w:left="397"/>
+      </w:pPr>
       <w:r>
         <w:t>Дано: 21121121 &lt; C &lt; 21221212. Укажите номер (2–5) числа C в двоичной системе, удовлетворяющего неравенству:</w:t>
       </w:r>
     </w:p>
     <w:p>
+      <w:pPr>
+        <w:spacing w:after="20" w:before="20"/>
+        <w:ind w:left="397"/>
+      </w:pPr>
       <w:r>
         <w:t>1) 21212111;</w:t>
       </w:r>
     </w:p>
     <w:p>
+      <w:pPr>
+        <w:spacing w:after="20" w:before="20"/>
+        <w:ind w:left="397"/>
+      </w:pPr>
       <w:r>
         <w:t>2) 22221211;</w:t>
       </w:r>
     </w:p>
     <w:p>
+      <w:pPr>
+        <w:spacing w:after="20" w:before="20"/>
+        <w:ind w:left="397"/>
+      </w:pPr>
       <w:r>
         <w:t>3) 12121121;</w:t>
       </w:r>
     </w:p>
     <w:p>
+      <w:pPr>
+        <w:spacing w:after="20" w:before="20"/>
+        <w:ind w:left="397"/>
+      </w:pPr>
       <w:r>
         <w:t>4) 22222221.</w:t>
       </w:r>
     </w:p>
     <w:p>
-      <w:r>
+      <w:pPr>
+        <w:spacing w:before="120" w:after="40"/>
+      </w:pPr>
+      <w:r>
+        <w:rPr>
+          <w:b/>
+          <w:sz w:val="22"/>
+        </w:rPr>
         <w:t>№7</w:t>
       </w:r>
     </w:p>
     <w:p>
+      <w:pPr>
+        <w:spacing w:after="20" w:before="20"/>
+        <w:ind w:left="397"/>
+      </w:pPr>
       <w:r>
         <w:t>В каталоге находятся файлы со следующими именами:</w:t>
       </w:r>
     </w:p>
     <w:p>
+      <w:pPr>
+        <w:spacing w:after="20" w:before="20"/>
+        <w:ind w:left="397"/>
+      </w:pPr>
       <w:r>
         <w:t>box.txt</w:t>
         <w:br/>
@@ -3515,11 +7037,19 @@
       </w:r>
     </w:p>
     <w:p>
+      <w:pPr>
+        <w:spacing w:after="20" w:before="20"/>
+        <w:ind w:left="397"/>
+      </w:pPr>
       <w:r>
         <w:t>Определите, по какой из масок будет выбрана указанная группа файлов:</w:t>
       </w:r>
     </w:p>
     <w:p>
+      <w:pPr>
+        <w:spacing w:after="20" w:before="20"/>
+        <w:ind w:left="397"/>
+      </w:pPr>
       <w:r>
         <w:t>box.txt</w:t>
         <w:br/>
@@ -3527,179 +7057,371 @@
       </w:r>
     </w:p>
     <w:p>
+      <w:pPr>
+        <w:spacing w:after="20" w:before="20"/>
+        <w:ind w:left="397"/>
+      </w:pPr>
       <w:r>
         <w:t>1) *.csv;</w:t>
       </w:r>
     </w:p>
     <w:p>
+      <w:pPr>
+        <w:spacing w:after="20" w:before="20"/>
+        <w:ind w:left="397"/>
+      </w:pPr>
       <w:r>
         <w:t>2) box.*;</w:t>
       </w:r>
     </w:p>
     <w:p>
+      <w:pPr>
+        <w:spacing w:after="20" w:before="20"/>
+        <w:ind w:left="397"/>
+      </w:pPr>
       <w:r>
         <w:t>3) b*.*;</w:t>
       </w:r>
     </w:p>
     <w:p>
+      <w:pPr>
+        <w:spacing w:after="20" w:before="20"/>
+        <w:ind w:left="397"/>
+      </w:pPr>
       <w:r>
         <w:t>4) bo?.*.</w:t>
       </w:r>
     </w:p>
     <w:p>
-      <w:r>
-        <w:t>№8</w:t>
-      </w:r>
-    </w:p>
-    <w:p>
-      <w:r>
-        <w:t>Для кодирования некоторой последовательности из букв А, Б, В, Г, Д, Е, Ж используют неравномерный двоичный код, удовлетворяющий условию Фано.</w:t>
-      </w:r>
-    </w:p>
-    <w:p>
-      <w:r>
-        <w:t>Для букв А, Б, В, Г использовали соответственно кодовые слова 1, 211, 212, 221.</w:t>
-      </w:r>
-    </w:p>
-    <w:p>
-      <w:r>
-        <w:t>Укажите кратчайшее возможное кодовое слово для буквы Д, при котором код допускает однозначное декодирование. Если таких кодов несколько, укажите код с наименьшим числовым значением.</w:t>
-      </w:r>
-    </w:p>
-    <w:p>
-      <w:r>
-        <w:t>№9</w:t>
-      </w:r>
-    </w:p>
-    <w:p>
-      <w:r>
-        <w:t>У Кати есть доступ в Интернет по высокоскоростному радиоканалу (387 бит/с). У Пети — только приём от Кати по низкоскоростному каналу (308 бит/с). Катя скачивает для Пети данные объёмом 21 Мбайт и передаёт их ему.</w:t>
-      </w:r>
-    </w:p>
-    <w:p>
-      <w:r>
-        <w:t>Каков минимально возможный промежуток времени (в секундах) с момента начала скачивания до полного получения данных Петей?</w:t>
-      </w:r>
-    </w:p>
-    <w:p>
-      <w:r>
-        <w:t>№10</w:t>
-      </w:r>
-    </w:p>
-    <w:p>
-      <w:r>
-        <w:t>Для узла с IP-адресом 21.47.246.261 адрес сети равен 21.47.239.1.</w:t>
-      </w:r>
-    </w:p>
-    <w:p>
-      <w:r>
-        <w:t>Чему равно наименьшее возможное значение третьего слева байта маски? Ответ запишите в виде десятичного числа.</w:t>
-      </w:r>
-    </w:p>
-    <w:p>
+      <w:pPr>
+        <w:spacing w:before="120" w:after="40"/>
+      </w:pPr>
       <w:r>
         <w:rPr>
           <w:b/>
+          <w:sz w:val="22"/>
+        </w:rPr>
+        <w:t>№8</w:t>
+      </w:r>
+    </w:p>
+    <w:p>
+      <w:pPr>
+        <w:spacing w:after="20" w:before="20"/>
+        <w:ind w:left="397"/>
+      </w:pPr>
+      <w:r>
+        <w:t>Для кодирования некоторой последовательности из букв А, Б, В, Г, Д, Е, Ж используют неравномерный двоичный код, удовлетворяющий условию Фано.</w:t>
+      </w:r>
+    </w:p>
+    <w:p>
+      <w:pPr>
+        <w:spacing w:after="20" w:before="20"/>
+        <w:ind w:left="397"/>
+      </w:pPr>
+      <w:r>
+        <w:t>Для букв А, Б, В, Г использовали соответственно кодовые слова 1, 211, 212, 221.</w:t>
+      </w:r>
+    </w:p>
+    <w:p>
+      <w:pPr>
+        <w:spacing w:after="20" w:before="20"/>
+        <w:ind w:left="397"/>
+      </w:pPr>
+      <w:r>
+        <w:t>Укажите кратчайшее возможное кодовое слово для буквы Д, при котором код допускает однозначное декодирование. Если таких кодов несколько, укажите код с наименьшим числовым значением.</w:t>
+      </w:r>
+    </w:p>
+    <w:p>
+      <w:pPr>
+        <w:spacing w:before="120" w:after="40"/>
+      </w:pPr>
+      <w:r>
+        <w:rPr>
+          <w:b/>
+          <w:sz w:val="22"/>
+        </w:rPr>
+        <w:t>№9</w:t>
+      </w:r>
+    </w:p>
+    <w:p>
+      <w:pPr>
+        <w:spacing w:after="20" w:before="20"/>
+        <w:ind w:left="397"/>
+      </w:pPr>
+      <w:r>
+        <w:t>У Кати есть доступ в Интернет по высокоскоростному радиоканалу (387 бит/с). У Пети — только приём от Кати по низкоскоростному каналу (308 бит/с). Катя скачивает для Пети данные объёмом 21 Мбайт и передаёт их ему.</w:t>
+      </w:r>
+    </w:p>
+    <w:p>
+      <w:pPr>
+        <w:spacing w:after="20" w:before="20"/>
+        <w:ind w:left="397"/>
+      </w:pPr>
+      <w:r>
+        <w:t>Каков минимально возможный промежуток времени (в секундах) с момента начала скачивания до полного получения данных Петей?</w:t>
+      </w:r>
+    </w:p>
+    <w:p>
+      <w:pPr>
+        <w:spacing w:before="120" w:after="40"/>
+      </w:pPr>
+      <w:r>
+        <w:rPr>
+          <w:b/>
+          <w:sz w:val="22"/>
+        </w:rPr>
+        <w:t>№10</w:t>
+      </w:r>
+    </w:p>
+    <w:p>
+      <w:pPr>
+        <w:spacing w:after="20" w:before="20"/>
+        <w:ind w:left="397"/>
+      </w:pPr>
+      <w:r>
+        <w:t>Для узла с IP-адресом 21.47.246.261 адрес сети равен 21.47.239.1.</w:t>
+      </w:r>
+    </w:p>
+    <w:p>
+      <w:pPr>
+        <w:spacing w:after="20" w:before="20"/>
+        <w:ind w:left="397"/>
+      </w:pPr>
+      <w:r>
+        <w:t>Чему равно наименьшее возможное значение третьего слева байта маски? Ответ запишите в виде десятичного числа.</w:t>
+      </w:r>
+    </w:p>
+    <w:p>
+      <w:r>
+        <w:br w:type="page"/>
+      </w:r>
+    </w:p>
+    <w:p>
+      <w:pPr>
+        <w:spacing w:before="0" w:after="120"/>
+      </w:pPr>
+      <w:r>
+        <w:rPr>
+          <w:b/>
+          <w:sz w:val="28"/>
         </w:rPr>
         <w:t>Вариант №19</w:t>
       </w:r>
     </w:p>
     <w:p>
-      <w:pPr/>
-      <w:r>
+      <w:pPr>
+        <w:spacing w:before="160" w:after="40"/>
+      </w:pPr>
+      <w:r>
+        <w:rPr>
+          <w:b/>
+          <w:i/>
+          <w:sz w:val="22"/>
+        </w:rPr>
+        <w:t>Теоретические вопросы:</w:t>
+      </w:r>
+    </w:p>
+    <w:p>
+      <w:pPr>
+        <w:spacing w:before="120" w:after="40"/>
+      </w:pPr>
+      <w:r>
+        <w:rPr>
+          <w:b/>
+          <w:sz w:val="22"/>
+        </w:rPr>
         <w:t>№1</w:t>
       </w:r>
     </w:p>
     <w:p>
+      <w:pPr>
+        <w:spacing w:after="20" w:before="20"/>
+        <w:ind w:left="397"/>
+      </w:pPr>
       <w:r>
         <w:t>Что такое двоичная система счисления? Чем она отличается от десятичной?</w:t>
       </w:r>
     </w:p>
     <w:p>
-      <w:pPr/>
-      <w:r>
+      <w:pPr>
+        <w:spacing w:before="120" w:after="40"/>
+      </w:pPr>
+      <w:r>
+        <w:rPr>
+          <w:b/>
+          <w:sz w:val="22"/>
+        </w:rPr>
         <w:t>№2</w:t>
       </w:r>
     </w:p>
     <w:p>
+      <w:pPr>
+        <w:spacing w:after="20" w:before="20"/>
+        <w:ind w:left="397"/>
+      </w:pPr>
       <w:r>
         <w:t>Что такое маска имени файла? Для чего используются символы * и ? в масках?</w:t>
       </w:r>
     </w:p>
     <w:p>
-      <w:pPr/>
-      <w:r>
+      <w:pPr>
+        <w:spacing w:before="120" w:after="40"/>
+      </w:pPr>
+      <w:r>
+        <w:rPr>
+          <w:b/>
+          <w:sz w:val="22"/>
+        </w:rPr>
         <w:t>№3</w:t>
       </w:r>
     </w:p>
     <w:p>
+      <w:pPr>
+        <w:spacing w:after="20" w:before="20"/>
+        <w:ind w:left="397"/>
+      </w:pPr>
       <w:r>
         <w:t>Что такое код Фано (префиксный код)? Почему он позволяет однозначно декодировать сообщение?</w:t>
       </w:r>
     </w:p>
     <w:p>
-      <w:pPr/>
-      <w:r>
+      <w:pPr>
+        <w:spacing w:before="120" w:after="40"/>
+      </w:pPr>
+      <w:r>
+        <w:rPr>
+          <w:b/>
+          <w:sz w:val="22"/>
+        </w:rPr>
         <w:t>№4</w:t>
       </w:r>
     </w:p>
     <w:p>
+      <w:pPr>
+        <w:spacing w:after="20" w:before="20"/>
+        <w:ind w:left="397"/>
+      </w:pPr>
       <w:r>
         <w:t>Как связаны скорость передачи информации (бит/с), объём данных (биты, байты) и время передачи?</w:t>
       </w:r>
     </w:p>
     <w:p>
-      <w:pPr/>
-      <w:r>
+      <w:pPr>
+        <w:spacing w:before="120" w:after="40"/>
+      </w:pPr>
+      <w:r>
+        <w:rPr>
+          <w:b/>
+          <w:sz w:val="22"/>
+        </w:rPr>
         <w:t>№5</w:t>
       </w:r>
     </w:p>
     <w:p>
+      <w:pPr>
+        <w:spacing w:after="20" w:before="20"/>
+        <w:ind w:left="397"/>
+      </w:pPr>
       <w:r>
         <w:t>Что такое IP-адрес и маска подсети? Зачем нужна маска?</w:t>
       </w:r>
     </w:p>
     <w:p>
-      <w:r>
+      <w:pPr>
+        <w:spacing w:before="160" w:after="40"/>
+      </w:pPr>
+      <w:r>
+        <w:rPr>
+          <w:b/>
+          <w:i/>
+          <w:sz w:val="22"/>
+        </w:rPr>
+        <w:t>Задания:</w:t>
+      </w:r>
+    </w:p>
+    <w:p>
+      <w:pPr>
+        <w:spacing w:before="120" w:after="40"/>
+      </w:pPr>
+      <w:r>
+        <w:rPr>
+          <w:b/>
+          <w:sz w:val="22"/>
+        </w:rPr>
         <w:t>№6</w:t>
       </w:r>
     </w:p>
     <w:p>
+      <w:pPr>
+        <w:spacing w:after="20" w:before="20"/>
+        <w:ind w:left="397"/>
+      </w:pPr>
       <w:r>
         <w:t>Дано: 21211121 &lt; C &lt; 22111111. Укажите номер (2–5) числа C в двоичной системе, удовлетворяющего неравенству:</w:t>
       </w:r>
     </w:p>
     <w:p>
+      <w:pPr>
+        <w:spacing w:after="20" w:before="20"/>
+        <w:ind w:left="397"/>
+      </w:pPr>
       <w:r>
         <w:t>1) 11212222;</w:t>
       </w:r>
     </w:p>
     <w:p>
+      <w:pPr>
+        <w:spacing w:after="20" w:before="20"/>
+        <w:ind w:left="397"/>
+      </w:pPr>
       <w:r>
         <w:t>2) 22211221;</w:t>
       </w:r>
     </w:p>
     <w:p>
+      <w:pPr>
+        <w:spacing w:after="20" w:before="20"/>
+        <w:ind w:left="397"/>
+      </w:pPr>
       <w:r>
         <w:t>3) 21122212;</w:t>
       </w:r>
     </w:p>
     <w:p>
+      <w:pPr>
+        <w:spacing w:after="20" w:before="20"/>
+        <w:ind w:left="397"/>
+      </w:pPr>
       <w:r>
         <w:t>4) 21222122.</w:t>
       </w:r>
     </w:p>
     <w:p>
-      <w:r>
+      <w:pPr>
+        <w:spacing w:before="120" w:after="40"/>
+      </w:pPr>
+      <w:r>
+        <w:rPr>
+          <w:b/>
+          <w:sz w:val="22"/>
+        </w:rPr>
         <w:t>№7</w:t>
       </w:r>
     </w:p>
     <w:p>
+      <w:pPr>
+        <w:spacing w:after="20" w:before="20"/>
+        <w:ind w:left="397"/>
+      </w:pPr>
       <w:r>
         <w:t>В каталоге находятся файлы со следующими именами:</w:t>
       </w:r>
     </w:p>
     <w:p>
+      <w:pPr>
+        <w:spacing w:after="20" w:before="20"/>
+        <w:ind w:left="397"/>
+      </w:pPr>
       <w:r>
         <w:t>rain.mp5</w:t>
         <w:br/>
@@ -3713,11 +7435,19 @@
       </w:r>
     </w:p>
     <w:p>
+      <w:pPr>
+        <w:spacing w:after="20" w:before="20"/>
+        <w:ind w:left="397"/>
+      </w:pPr>
       <w:r>
         <w:t>Определите, по какой из масок будет выбрана указанная группа файлов:</w:t>
       </w:r>
     </w:p>
     <w:p>
+      <w:pPr>
+        <w:spacing w:after="20" w:before="20"/>
+        <w:ind w:left="397"/>
+      </w:pPr>
       <w:r>
         <w:t>rain.mp5</w:t>
         <w:br/>
@@ -3725,179 +7455,371 @@
       </w:r>
     </w:p>
     <w:p>
+      <w:pPr>
+        <w:spacing w:after="20" w:before="20"/>
+        <w:ind w:left="397"/>
+      </w:pPr>
       <w:r>
         <w:t>1) r*.mp*;</w:t>
       </w:r>
     </w:p>
     <w:p>
+      <w:pPr>
+        <w:spacing w:after="20" w:before="20"/>
+        <w:ind w:left="397"/>
+      </w:pPr>
       <w:r>
         <w:t>2) rain.*;</w:t>
       </w:r>
     </w:p>
     <w:p>
+      <w:pPr>
+        <w:spacing w:after="20" w:before="20"/>
+        <w:ind w:left="397"/>
+      </w:pPr>
       <w:r>
         <w:t>3) *ain.mp5;</w:t>
       </w:r>
     </w:p>
     <w:p>
+      <w:pPr>
+        <w:spacing w:after="20" w:before="20"/>
+        <w:ind w:left="397"/>
+      </w:pPr>
       <w:r>
         <w:t>4) *rain*.</w:t>
       </w:r>
     </w:p>
     <w:p>
-      <w:r>
-        <w:t>№8</w:t>
-      </w:r>
-    </w:p>
-    <w:p>
-      <w:r>
-        <w:t>Для кодирования некоторой последовательности из букв А, Б, В, Г, Д, Е, Ж используют неравномерный двоичный код, удовлетворяющий условию Фано.</w:t>
-      </w:r>
-    </w:p>
-    <w:p>
-      <w:r>
-        <w:t>Для букв А, Б, В, Г использовали соответственно кодовые слова 112, 121, 122, 2.</w:t>
-      </w:r>
-    </w:p>
-    <w:p>
-      <w:r>
-        <w:t>Укажите кратчайшее возможное кодовое слово для буквы Д, при котором код допускает однозначное декодирование. Если таких кодов несколько, укажите код с наименьшим числовым значением.</w:t>
-      </w:r>
-    </w:p>
-    <w:p>
-      <w:r>
-        <w:t>№9</w:t>
-      </w:r>
-    </w:p>
-    <w:p>
-      <w:r>
-        <w:t>У Кати есть доступ в Интернет по высокоскоростному радиоканалу (484 бит/с). У Пети — только приём от Кати по низкоскоростному каналу (470 бит/с). Катя скачивает для Пети данные объёмом 8 Мбайт и передаёт их ему.</w:t>
-      </w:r>
-    </w:p>
-    <w:p>
-      <w:r>
-        <w:t>Каков минимально возможный промежуток времени (в секундах) с момента начала скачивания до полного получения данных Петей?</w:t>
-      </w:r>
-    </w:p>
-    <w:p>
-      <w:r>
-        <w:t>№10</w:t>
-      </w:r>
-    </w:p>
-    <w:p>
-      <w:r>
-        <w:t>Для узла с IP-адресом 21.249.284.334 адрес сети равен 21.249.284.1.</w:t>
-      </w:r>
-    </w:p>
-    <w:p>
-      <w:r>
-        <w:t>Чему равно наименьшее возможное значение третьего слева байта маски? Ответ запишите в виде десятичного числа.</w:t>
-      </w:r>
-    </w:p>
-    <w:p>
+      <w:pPr>
+        <w:spacing w:before="120" w:after="40"/>
+      </w:pPr>
       <w:r>
         <w:rPr>
           <w:b/>
+          <w:sz w:val="22"/>
+        </w:rPr>
+        <w:t>№8</w:t>
+      </w:r>
+    </w:p>
+    <w:p>
+      <w:pPr>
+        <w:spacing w:after="20" w:before="20"/>
+        <w:ind w:left="397"/>
+      </w:pPr>
+      <w:r>
+        <w:t>Для кодирования некоторой последовательности из букв А, Б, В, Г, Д, Е, Ж используют неравномерный двоичный код, удовлетворяющий условию Фано.</w:t>
+      </w:r>
+    </w:p>
+    <w:p>
+      <w:pPr>
+        <w:spacing w:after="20" w:before="20"/>
+        <w:ind w:left="397"/>
+      </w:pPr>
+      <w:r>
+        <w:t>Для букв А, Б, В, Г использовали соответственно кодовые слова 112, 121, 122, 2.</w:t>
+      </w:r>
+    </w:p>
+    <w:p>
+      <w:pPr>
+        <w:spacing w:after="20" w:before="20"/>
+        <w:ind w:left="397"/>
+      </w:pPr>
+      <w:r>
+        <w:t>Укажите кратчайшее возможное кодовое слово для буквы Д, при котором код допускает однозначное декодирование. Если таких кодов несколько, укажите код с наименьшим числовым значением.</w:t>
+      </w:r>
+    </w:p>
+    <w:p>
+      <w:pPr>
+        <w:spacing w:before="120" w:after="40"/>
+      </w:pPr>
+      <w:r>
+        <w:rPr>
+          <w:b/>
+          <w:sz w:val="22"/>
+        </w:rPr>
+        <w:t>№9</w:t>
+      </w:r>
+    </w:p>
+    <w:p>
+      <w:pPr>
+        <w:spacing w:after="20" w:before="20"/>
+        <w:ind w:left="397"/>
+      </w:pPr>
+      <w:r>
+        <w:t>У Кати есть доступ в Интернет по высокоскоростному радиоканалу (484 бит/с). У Пети — только приём от Кати по низкоскоростному каналу (470 бит/с). Катя скачивает для Пети данные объёмом 8 Мбайт и передаёт их ему.</w:t>
+      </w:r>
+    </w:p>
+    <w:p>
+      <w:pPr>
+        <w:spacing w:after="20" w:before="20"/>
+        <w:ind w:left="397"/>
+      </w:pPr>
+      <w:r>
+        <w:t>Каков минимально возможный промежуток времени (в секундах) с момента начала скачивания до полного получения данных Петей?</w:t>
+      </w:r>
+    </w:p>
+    <w:p>
+      <w:pPr>
+        <w:spacing w:before="120" w:after="40"/>
+      </w:pPr>
+      <w:r>
+        <w:rPr>
+          <w:b/>
+          <w:sz w:val="22"/>
+        </w:rPr>
+        <w:t>№10</w:t>
+      </w:r>
+    </w:p>
+    <w:p>
+      <w:pPr>
+        <w:spacing w:after="20" w:before="20"/>
+        <w:ind w:left="397"/>
+      </w:pPr>
+      <w:r>
+        <w:t>Для узла с IP-адресом 21.249.284.334 адрес сети равен 21.249.284.1.</w:t>
+      </w:r>
+    </w:p>
+    <w:p>
+      <w:pPr>
+        <w:spacing w:after="20" w:before="20"/>
+        <w:ind w:left="397"/>
+      </w:pPr>
+      <w:r>
+        <w:t>Чему равно наименьшее возможное значение третьего слева байта маски? Ответ запишите в виде десятичного числа.</w:t>
+      </w:r>
+    </w:p>
+    <w:p>
+      <w:r>
+        <w:br w:type="page"/>
+      </w:r>
+    </w:p>
+    <w:p>
+      <w:pPr>
+        <w:spacing w:before="0" w:after="120"/>
+      </w:pPr>
+      <w:r>
+        <w:rPr>
+          <w:b/>
+          <w:sz w:val="28"/>
         </w:rPr>
         <w:t>Вариант №20</w:t>
       </w:r>
     </w:p>
     <w:p>
-      <w:pPr/>
-      <w:r>
+      <w:pPr>
+        <w:spacing w:before="160" w:after="40"/>
+      </w:pPr>
+      <w:r>
+        <w:rPr>
+          <w:b/>
+          <w:i/>
+          <w:sz w:val="22"/>
+        </w:rPr>
+        <w:t>Теоретические вопросы:</w:t>
+      </w:r>
+    </w:p>
+    <w:p>
+      <w:pPr>
+        <w:spacing w:before="120" w:after="40"/>
+      </w:pPr>
+      <w:r>
+        <w:rPr>
+          <w:b/>
+          <w:sz w:val="22"/>
+        </w:rPr>
         <w:t>№1</w:t>
       </w:r>
     </w:p>
     <w:p>
+      <w:pPr>
+        <w:spacing w:after="20" w:before="20"/>
+        <w:ind w:left="397"/>
+      </w:pPr>
       <w:r>
         <w:t>Что такое двоичная система счисления? Чем она отличается от десятичной?</w:t>
       </w:r>
     </w:p>
     <w:p>
-      <w:pPr/>
-      <w:r>
+      <w:pPr>
+        <w:spacing w:before="120" w:after="40"/>
+      </w:pPr>
+      <w:r>
+        <w:rPr>
+          <w:b/>
+          <w:sz w:val="22"/>
+        </w:rPr>
         <w:t>№2</w:t>
       </w:r>
     </w:p>
     <w:p>
+      <w:pPr>
+        <w:spacing w:after="20" w:before="20"/>
+        <w:ind w:left="397"/>
+      </w:pPr>
       <w:r>
         <w:t>Что такое маска имени файла? Для чего используются символы * и ? в масках?</w:t>
       </w:r>
     </w:p>
     <w:p>
-      <w:pPr/>
-      <w:r>
+      <w:pPr>
+        <w:spacing w:before="120" w:after="40"/>
+      </w:pPr>
+      <w:r>
+        <w:rPr>
+          <w:b/>
+          <w:sz w:val="22"/>
+        </w:rPr>
         <w:t>№3</w:t>
       </w:r>
     </w:p>
     <w:p>
+      <w:pPr>
+        <w:spacing w:after="20" w:before="20"/>
+        <w:ind w:left="397"/>
+      </w:pPr>
       <w:r>
         <w:t>Что такое код Фано (префиксный код)? Почему он позволяет однозначно декодировать сообщение?</w:t>
       </w:r>
     </w:p>
     <w:p>
-      <w:pPr/>
-      <w:r>
+      <w:pPr>
+        <w:spacing w:before="120" w:after="40"/>
+      </w:pPr>
+      <w:r>
+        <w:rPr>
+          <w:b/>
+          <w:sz w:val="22"/>
+        </w:rPr>
         <w:t>№4</w:t>
       </w:r>
     </w:p>
     <w:p>
+      <w:pPr>
+        <w:spacing w:after="20" w:before="20"/>
+        <w:ind w:left="397"/>
+      </w:pPr>
       <w:r>
         <w:t>Как связаны скорость передачи информации (бит/с), объём данных (биты, байты) и время передачи?</w:t>
       </w:r>
     </w:p>
     <w:p>
-      <w:pPr/>
-      <w:r>
+      <w:pPr>
+        <w:spacing w:before="120" w:after="40"/>
+      </w:pPr>
+      <w:r>
+        <w:rPr>
+          <w:b/>
+          <w:sz w:val="22"/>
+        </w:rPr>
         <w:t>№5</w:t>
       </w:r>
     </w:p>
     <w:p>
+      <w:pPr>
+        <w:spacing w:after="20" w:before="20"/>
+        <w:ind w:left="397"/>
+      </w:pPr>
       <w:r>
         <w:t>Что такое IP-адрес и маска подсети? Зачем нужна маска?</w:t>
       </w:r>
     </w:p>
     <w:p>
-      <w:r>
+      <w:pPr>
+        <w:spacing w:before="160" w:after="40"/>
+      </w:pPr>
+      <w:r>
+        <w:rPr>
+          <w:b/>
+          <w:i/>
+          <w:sz w:val="22"/>
+        </w:rPr>
+        <w:t>Задания:</w:t>
+      </w:r>
+    </w:p>
+    <w:p>
+      <w:pPr>
+        <w:spacing w:before="120" w:after="40"/>
+      </w:pPr>
+      <w:r>
+        <w:rPr>
+          <w:b/>
+          <w:sz w:val="22"/>
+        </w:rPr>
         <w:t>№6</w:t>
       </w:r>
     </w:p>
     <w:p>
+      <w:pPr>
+        <w:spacing w:after="20" w:before="20"/>
+        <w:ind w:left="397"/>
+      </w:pPr>
       <w:r>
         <w:t>Дано: 12211122 &lt; C &lt; 22121112. Укажите номер (2–5) числа C в двоичной системе, удовлетворяющего неравенству:</w:t>
       </w:r>
     </w:p>
     <w:p>
+      <w:pPr>
+        <w:spacing w:after="20" w:before="20"/>
+        <w:ind w:left="397"/>
+      </w:pPr>
       <w:r>
         <w:t>1) 12211211;</w:t>
       </w:r>
     </w:p>
     <w:p>
+      <w:pPr>
+        <w:spacing w:after="20" w:before="20"/>
+        <w:ind w:left="397"/>
+      </w:pPr>
       <w:r>
         <w:t>2) 12111212;</w:t>
       </w:r>
     </w:p>
     <w:p>
+      <w:pPr>
+        <w:spacing w:after="20" w:before="20"/>
+        <w:ind w:left="397"/>
+      </w:pPr>
       <w:r>
         <w:t>3) 22222212;</w:t>
       </w:r>
     </w:p>
     <w:p>
+      <w:pPr>
+        <w:spacing w:after="20" w:before="20"/>
+        <w:ind w:left="397"/>
+      </w:pPr>
       <w:r>
         <w:t>4) 11211122.</w:t>
       </w:r>
     </w:p>
     <w:p>
-      <w:r>
+      <w:pPr>
+        <w:spacing w:before="120" w:after="40"/>
+      </w:pPr>
+      <w:r>
+        <w:rPr>
+          <w:b/>
+          <w:sz w:val="22"/>
+        </w:rPr>
         <w:t>№7</w:t>
       </w:r>
     </w:p>
     <w:p>
+      <w:pPr>
+        <w:spacing w:after="20" w:before="20"/>
+        <w:ind w:left="397"/>
+      </w:pPr>
       <w:r>
         <w:t>В каталоге находятся файлы со следующими именами:</w:t>
       </w:r>
     </w:p>
     <w:p>
+      <w:pPr>
+        <w:spacing w:after="20" w:before="20"/>
+        <w:ind w:left="397"/>
+      </w:pPr>
       <w:r>
         <w:t>a2.x</w:t>
         <w:br/>
@@ -3913,11 +7835,19 @@
       </w:r>
     </w:p>
     <w:p>
+      <w:pPr>
+        <w:spacing w:after="20" w:before="20"/>
+        <w:ind w:left="397"/>
+      </w:pPr>
       <w:r>
         <w:t>Определите, по какой из масок будет выбрана указанная группа файлов:</w:t>
       </w:r>
     </w:p>
     <w:p>
+      <w:pPr>
+        <w:spacing w:after="20" w:before="20"/>
+        <w:ind w:left="397"/>
+      </w:pPr>
       <w:r>
         <w:t>a2.x</w:t>
         <w:br/>
@@ -3925,78 +7855,143 @@
       </w:r>
     </w:p>
     <w:p>
+      <w:pPr>
+        <w:spacing w:after="20" w:before="20"/>
+        <w:ind w:left="397"/>
+      </w:pPr>
       <w:r>
         <w:t>1) a2.*;</w:t>
       </w:r>
     </w:p>
     <w:p>
+      <w:pPr>
+        <w:spacing w:after="20" w:before="20"/>
+        <w:ind w:left="397"/>
+      </w:pPr>
       <w:r>
         <w:t>2) a?.*;</w:t>
       </w:r>
     </w:p>
     <w:p>
+      <w:pPr>
+        <w:spacing w:after="20" w:before="20"/>
+        <w:ind w:left="397"/>
+      </w:pPr>
       <w:r>
         <w:t>3) *2.*;</w:t>
       </w:r>
     </w:p>
     <w:p>
+      <w:pPr>
+        <w:spacing w:after="20" w:before="20"/>
+        <w:ind w:left="397"/>
+      </w:pPr>
       <w:r>
         <w:t>4) a*.x.</w:t>
       </w:r>
     </w:p>
     <w:p>
-      <w:r>
+      <w:pPr>
+        <w:spacing w:before="120" w:after="40"/>
+      </w:pPr>
+      <w:r>
+        <w:rPr>
+          <w:b/>
+          <w:sz w:val="22"/>
+        </w:rPr>
         <w:t>№8</w:t>
       </w:r>
     </w:p>
     <w:p>
+      <w:pPr>
+        <w:spacing w:after="20" w:before="20"/>
+        <w:ind w:left="397"/>
+      </w:pPr>
       <w:r>
         <w:t>Для кодирования некоторой последовательности из букв А, Б, В, Г, Д, Е, Ж используют неравномерный двоичный код, удовлетворяющий условию Фано.</w:t>
       </w:r>
     </w:p>
     <w:p>
+      <w:pPr>
+        <w:spacing w:after="20" w:before="20"/>
+        <w:ind w:left="397"/>
+      </w:pPr>
       <w:r>
         <w:t>Для букв А, Б, В, Г использовали соответственно кодовые слова 11, 21, 22, 121.</w:t>
       </w:r>
     </w:p>
     <w:p>
+      <w:pPr>
+        <w:spacing w:after="20" w:before="20"/>
+        <w:ind w:left="397"/>
+      </w:pPr>
       <w:r>
         <w:t>Укажите кратчайшее возможное кодовое слово для буквы Д, при котором код допускает однозначное декодирование. Если таких кодов несколько, укажите код с наименьшим числовым значением.</w:t>
       </w:r>
     </w:p>
     <w:p>
-      <w:r>
+      <w:pPr>
+        <w:spacing w:before="120" w:after="40"/>
+      </w:pPr>
+      <w:r>
+        <w:rPr>
+          <w:b/>
+          <w:sz w:val="22"/>
+        </w:rPr>
         <w:t>№9</w:t>
       </w:r>
     </w:p>
     <w:p>
+      <w:pPr>
+        <w:spacing w:after="20" w:before="20"/>
+        <w:ind w:left="397"/>
+      </w:pPr>
       <w:r>
         <w:t>У Кати есть доступ в Интернет по высокоскоростному радиоканалу (304 бит/с). У Пети — только приём от Кати по низкоскоростному каналу (353 бит/с). Катя скачивает для Пети данные объёмом 9 Мбайт и передаёт их ему.</w:t>
       </w:r>
     </w:p>
     <w:p>
+      <w:pPr>
+        <w:spacing w:after="20" w:before="20"/>
+        <w:ind w:left="397"/>
+      </w:pPr>
       <w:r>
         <w:t>Каков минимально возможный промежуток времени (в секундах) с момента начала скачивания до полного получения данных Петей?</w:t>
       </w:r>
     </w:p>
     <w:p>
-      <w:r>
+      <w:pPr>
+        <w:spacing w:before="120" w:after="40"/>
+      </w:pPr>
+      <w:r>
+        <w:rPr>
+          <w:b/>
+          <w:sz w:val="22"/>
+        </w:rPr>
         <w:t>№10</w:t>
       </w:r>
     </w:p>
     <w:p>
+      <w:pPr>
+        <w:spacing w:after="20" w:before="20"/>
+        <w:ind w:left="397"/>
+      </w:pPr>
       <w:r>
         <w:t>Для узла с IP-адресом 21.49.244.298 адрес сети равен 21.49.239.1.</w:t>
       </w:r>
     </w:p>
     <w:p>
+      <w:pPr>
+        <w:spacing w:after="20" w:before="20"/>
+        <w:ind w:left="397"/>
+      </w:pPr>
       <w:r>
         <w:t>Чему равно наименьшее возможное значение третьего слева байта маски? Ответ запишите в виде десятичного числа.</w:t>
       </w:r>
     </w:p>
     <w:sectPr>
       <w:pgSz w:w="12240" w:h="15840"/>
-      <w:pgMar w:top="1440" w:right="1800" w:bottom="1440" w:left="1800" w:header="720" w:footer="720" w:gutter="0"/>
+      <w:pgMar w:top="1134" w:right="1134" w:bottom="1134" w:left="1417" w:header="720" w:footer="720" w:gutter="0"/>
       <w:cols w:space="720"/>
       <w:docGrid w:linePitch="360"/>
     </w:sectPr>
